--- a/Desafio 2 - Projeto - 11062025/Projeto Final - Artefatos/Narração video.docx
+++ b/Desafio 2 - Projeto - 11062025/Projeto Final - Artefatos/Narração video.docx
@@ -69,7 +69,25 @@
           <w:color w:val="252525"/>
           <w:sz w:val="61"/>
         </w:rPr>
-        <w:t>depois editar no CapCut colocando os prints do sistema nos pontos certos.</w:t>
+        <w:t xml:space="preserve">depois editar no </w:t>
+      </w:r>
+      <w:proofErr w:type="spellStart"/>
+      <w:r>
+        <w:rPr>
+          <w:rFonts w:ascii="Arial" w:eastAsia="Arial" w:hAnsi="Arial" w:cs="Arial"/>
+          <w:color w:val="252525"/>
+          <w:sz w:val="61"/>
+        </w:rPr>
+        <w:t>CapCut</w:t>
+      </w:r>
+      <w:proofErr w:type="spellEnd"/>
+      <w:r>
+        <w:rPr>
+          <w:rFonts w:ascii="Arial" w:eastAsia="Arial" w:hAnsi="Arial" w:cs="Arial"/>
+          <w:color w:val="252525"/>
+          <w:sz w:val="61"/>
+        </w:rPr>
+        <w:t xml:space="preserve"> colocando os prints do sistema nos pontos certos.</w:t>
       </w:r>
     </w:p>
     <w:p>
@@ -1679,7 +1697,43 @@
           <w:color w:val="252525"/>
           <w:sz w:val="61"/>
         </w:rPr>
-        <w:t>A tag &lt;vICMS&gt;</w:t>
+        <w:t xml:space="preserve">A </w:t>
+      </w:r>
+      <w:proofErr w:type="spellStart"/>
+      <w:r>
+        <w:rPr>
+          <w:rFonts w:ascii="Arial" w:eastAsia="Arial" w:hAnsi="Arial" w:cs="Arial"/>
+          <w:color w:val="252525"/>
+          <w:sz w:val="61"/>
+        </w:rPr>
+        <w:t>tag</w:t>
+      </w:r>
+      <w:proofErr w:type="spellEnd"/>
+      <w:r>
+        <w:rPr>
+          <w:rFonts w:ascii="Arial" w:eastAsia="Arial" w:hAnsi="Arial" w:cs="Arial"/>
+          <w:color w:val="252525"/>
+          <w:sz w:val="61"/>
+        </w:rPr>
+        <w:t xml:space="preserve"> &lt;</w:t>
+      </w:r>
+      <w:proofErr w:type="spellStart"/>
+      <w:r>
+        <w:rPr>
+          <w:rFonts w:ascii="Arial" w:eastAsia="Arial" w:hAnsi="Arial" w:cs="Arial"/>
+          <w:color w:val="252525"/>
+          <w:sz w:val="61"/>
+        </w:rPr>
+        <w:t>vICMS</w:t>
+      </w:r>
+      <w:proofErr w:type="spellEnd"/>
+      <w:r>
+        <w:rPr>
+          <w:rFonts w:ascii="Arial" w:eastAsia="Arial" w:hAnsi="Arial" w:cs="Arial"/>
+          <w:color w:val="252525"/>
+          <w:sz w:val="61"/>
+        </w:rPr>
+        <w:t>&gt;</w:t>
       </w:r>
       <w:r>
         <w:rPr>
@@ -1695,7 +1749,25 @@
           <w:color w:val="252525"/>
           <w:sz w:val="61"/>
         </w:rPr>
-        <w:t>no totalizador (&lt;ICMSTot&gt;) está incorreta, indicando apenas R$ 18,00, quando a soma dos itens totaliza R$ 3.600.000,00. Isso é um erro de preenchimento que pode gerar perda de crédito de ICMS se o valor incorreto for escriturado.</w:t>
+        <w:t>no totalizador (&lt;</w:t>
+      </w:r>
+      <w:proofErr w:type="spellStart"/>
+      <w:r>
+        <w:rPr>
+          <w:rFonts w:ascii="Arial" w:eastAsia="Arial" w:hAnsi="Arial" w:cs="Arial"/>
+          <w:color w:val="252525"/>
+          <w:sz w:val="61"/>
+        </w:rPr>
+        <w:t>ICMSTot</w:t>
+      </w:r>
+      <w:proofErr w:type="spellEnd"/>
+      <w:r>
+        <w:rPr>
+          <w:rFonts w:ascii="Arial" w:eastAsia="Arial" w:hAnsi="Arial" w:cs="Arial"/>
+          <w:color w:val="252525"/>
+          <w:sz w:val="61"/>
+        </w:rPr>
+        <w:t>&gt;) está incorreta, indicando apenas R$ 18,00, quando a soma dos itens totaliza R$ 3.600.000,00. Isso é um erro de preenchimento que pode gerar perda de crédito de ICMS se o valor incorreto for escriturado.</w:t>
       </w:r>
       <w:r>
         <w:rPr>
@@ -2060,7 +2132,23 @@
           <w:color w:val="252525"/>
           <w:sz w:val="61"/>
         </w:rPr>
-        <w:t>[VOLTA PARA A TELA DO AGENTE]</w:t>
+        <w:t>[VOLTA PARA A TELA DO AGENTE</w:t>
+      </w:r>
+      <w:r>
+        <w:rPr>
+          <w:rFonts w:ascii="Arial" w:eastAsia="Arial" w:hAnsi="Arial" w:cs="Arial"/>
+          <w:color w:val="252525"/>
+          <w:sz w:val="61"/>
+        </w:rPr>
+        <w:t xml:space="preserve"> e DIGITAR A NOVA PERGUNTA ABAIXO</w:t>
+      </w:r>
+      <w:r>
+        <w:rPr>
+          <w:rFonts w:ascii="Arial" w:eastAsia="Arial" w:hAnsi="Arial" w:cs="Arial"/>
+          <w:color w:val="252525"/>
+          <w:sz w:val="61"/>
+        </w:rPr>
+        <w:t>]</w:t>
       </w:r>
     </w:p>
     <w:p>
@@ -2123,32 +2211,91 @@
     <w:p>
       <w:pPr>
         <w:spacing w:after="0" w:line="240" w:lineRule="auto"/>
-      </w:pPr>
-    </w:p>
-    <w:p>
-      <w:pPr>
-        <w:spacing w:after="0" w:line="240" w:lineRule="auto"/>
-        <w:rPr>
-          <w:rFonts w:ascii="Arial" w:eastAsia="Arial" w:hAnsi="Arial" w:cs="Arial"/>
-          <w:color w:val="252525"/>
-          <w:sz w:val="61"/>
-        </w:rPr>
-      </w:pPr>
-      <w:r>
-        <w:rPr>
-          <w:rFonts w:ascii="Arial" w:eastAsia="Arial" w:hAnsi="Arial" w:cs="Arial"/>
-          <w:color w:val="252525"/>
-          <w:sz w:val="61"/>
-        </w:rPr>
-        <w:t xml:space="preserve">O sistema devolve uma tabela com </w:t>
-      </w:r>
-      <w:r>
-        <w:rPr>
-          <w:rFonts w:ascii="Arial" w:eastAsia="Arial" w:hAnsi="Arial" w:cs="Arial"/>
-          <w:color w:val="252525"/>
-          <w:sz w:val="61"/>
-        </w:rPr>
-        <w:t>o item, o fornecedor e quanto esse preço subiu.</w:t>
+        <w:rPr>
+          <w:rFonts w:ascii="Arial" w:eastAsia="Arial" w:hAnsi="Arial" w:cs="Arial"/>
+          <w:color w:val="252525"/>
+          <w:sz w:val="61"/>
+        </w:rPr>
+      </w:pPr>
+      <w:r>
+        <w:rPr>
+          <w:rFonts w:ascii="Arial" w:eastAsia="Arial" w:hAnsi="Arial" w:cs="Arial"/>
+          <w:color w:val="252525"/>
+          <w:sz w:val="61"/>
+        </w:rPr>
+        <w:t>[CLICAR EM CONSULTAR]</w:t>
+      </w:r>
+    </w:p>
+    <w:p>
+      <w:pPr>
+        <w:spacing w:after="0" w:line="240" w:lineRule="auto"/>
+      </w:pPr>
+    </w:p>
+    <w:p>
+      <w:pPr>
+        <w:spacing w:after="0" w:line="240" w:lineRule="auto"/>
+        <w:rPr>
+          <w:rFonts w:ascii="Arial" w:eastAsia="Arial" w:hAnsi="Arial" w:cs="Arial"/>
+          <w:color w:val="252525"/>
+          <w:sz w:val="61"/>
+        </w:rPr>
+      </w:pPr>
+      <w:r>
+        <w:rPr>
+          <w:rFonts w:ascii="Arial" w:eastAsia="Arial" w:hAnsi="Arial" w:cs="Arial"/>
+          <w:color w:val="252525"/>
+          <w:sz w:val="61"/>
+        </w:rPr>
+        <w:t>O sistema devolve que não é possível encontrar essa informação.</w:t>
+      </w:r>
+    </w:p>
+    <w:p>
+      <w:pPr>
+        <w:spacing w:after="0" w:line="240" w:lineRule="auto"/>
+        <w:rPr>
+          <w:rFonts w:ascii="Arial" w:eastAsia="Arial" w:hAnsi="Arial" w:cs="Arial"/>
+          <w:color w:val="252525"/>
+          <w:sz w:val="61"/>
+        </w:rPr>
+      </w:pPr>
+    </w:p>
+    <w:p>
+      <w:pPr>
+        <w:spacing w:after="0" w:line="240" w:lineRule="auto"/>
+        <w:rPr>
+          <w:rFonts w:ascii="Arial" w:eastAsia="Arial" w:hAnsi="Arial" w:cs="Arial"/>
+          <w:color w:val="252525"/>
+          <w:sz w:val="61"/>
+        </w:rPr>
+      </w:pPr>
+    </w:p>
+    <w:p>
+      <w:pPr>
+        <w:spacing w:after="0" w:line="240" w:lineRule="auto"/>
+        <w:rPr>
+          <w:rFonts w:ascii="Arial" w:eastAsia="Arial" w:hAnsi="Arial" w:cs="Arial"/>
+          <w:color w:val="252525"/>
+          <w:sz w:val="61"/>
+        </w:rPr>
+      </w:pPr>
+    </w:p>
+    <w:p>
+      <w:pPr>
+        <w:spacing w:after="0" w:line="240" w:lineRule="auto"/>
+        <w:rPr>
+          <w:rFonts w:ascii="Arial" w:eastAsia="Arial" w:hAnsi="Arial" w:cs="Arial"/>
+          <w:color w:val="252525"/>
+          <w:sz w:val="61"/>
+        </w:rPr>
+      </w:pPr>
+      <w:r>
+        <w:rPr>
+          <w:rFonts w:ascii="Arial" w:eastAsia="Arial" w:hAnsi="Arial" w:cs="Arial"/>
+          <w:color w:val="252525"/>
+          <w:sz w:val="61"/>
+        </w:rPr>
+        <w:lastRenderedPageBreak/>
+        <w:t>[VOLTA A CAMERA PARA VOCÊ]</w:t>
       </w:r>
     </w:p>
     <w:p>
@@ -2187,8 +2334,240 @@
           <w:color w:val="252525"/>
           <w:sz w:val="61"/>
         </w:rPr>
-        <w:t xml:space="preserve">gera multas e a glosa de </w:t>
-      </w:r>
+        <w:t>gera multas e a glosa de todos os créditos tributários.</w:t>
+      </w:r>
+      <w:r>
+        <w:rPr>
+          <w:rFonts w:ascii="Arial" w:eastAsia="Arial" w:hAnsi="Arial" w:cs="Arial"/>
+          <w:color w:val="252525"/>
+          <w:sz w:val="61"/>
+        </w:rPr>
+        <w:t>. [PAUSA CURTA]</w:t>
+      </w:r>
+    </w:p>
+    <w:p>
+      <w:pPr>
+        <w:spacing w:after="0" w:line="240" w:lineRule="auto"/>
+      </w:pPr>
+    </w:p>
+    <w:p>
+      <w:pPr>
+        <w:spacing w:after="0" w:line="240" w:lineRule="auto"/>
+      </w:pPr>
+      <w:r>
+        <w:rPr>
+          <w:rFonts w:ascii="Arial" w:eastAsia="Arial" w:hAnsi="Arial" w:cs="Arial"/>
+          <w:color w:val="252525"/>
+          <w:sz w:val="61"/>
+        </w:rPr>
+        <w:t>Você não espera fechar o trimestre para</w:t>
+      </w:r>
+    </w:p>
+    <w:p>
+      <w:pPr>
+        <w:spacing w:after="0" w:line="240" w:lineRule="auto"/>
+        <w:rPr>
+          <w:rFonts w:ascii="Arial" w:eastAsia="Arial" w:hAnsi="Arial" w:cs="Arial"/>
+          <w:color w:val="252525"/>
+          <w:sz w:val="61"/>
+        </w:rPr>
+      </w:pPr>
+      <w:r>
+        <w:rPr>
+          <w:rFonts w:ascii="Arial" w:eastAsia="Arial" w:hAnsi="Arial" w:cs="Arial"/>
+          <w:color w:val="252525"/>
+          <w:sz w:val="61"/>
+        </w:rPr>
+        <w:t xml:space="preserve">descobrir </w:t>
+      </w:r>
+      <w:r>
+        <w:rPr>
+          <w:rFonts w:ascii="Arial" w:eastAsia="Arial" w:hAnsi="Arial" w:cs="Arial"/>
+          <w:color w:val="252525"/>
+          <w:sz w:val="61"/>
+        </w:rPr>
+        <w:t>isso, v</w:t>
+      </w:r>
+      <w:r>
+        <w:rPr>
+          <w:rFonts w:ascii="Arial" w:eastAsia="Arial" w:hAnsi="Arial" w:cs="Arial"/>
+          <w:color w:val="252525"/>
+          <w:sz w:val="61"/>
+        </w:rPr>
+        <w:t>ocê enxerga enquanto ainda dá tempo de virar para o fornecedor e dizer:</w:t>
+      </w:r>
+    </w:p>
+    <w:p>
+      <w:pPr>
+        <w:spacing w:after="0" w:line="240" w:lineRule="auto"/>
+      </w:pPr>
+    </w:p>
+    <w:p>
+      <w:pPr>
+        <w:spacing w:after="0" w:line="240" w:lineRule="auto"/>
+        <w:rPr>
+          <w:rFonts w:ascii="Arial" w:eastAsia="Arial" w:hAnsi="Arial" w:cs="Arial"/>
+          <w:color w:val="252525"/>
+          <w:sz w:val="61"/>
+        </w:rPr>
+      </w:pPr>
+      <w:r>
+        <w:rPr>
+          <w:rFonts w:ascii="Arial" w:eastAsia="Arial" w:hAnsi="Arial" w:cs="Arial"/>
+          <w:color w:val="252525"/>
+          <w:sz w:val="61"/>
+        </w:rPr>
+        <w:t>“</w:t>
+      </w:r>
+      <w:r>
+        <w:rPr>
+          <w:rFonts w:ascii="Arial" w:eastAsia="Arial" w:hAnsi="Arial" w:cs="Arial"/>
+          <w:color w:val="252525"/>
+          <w:sz w:val="61"/>
+        </w:rPr>
+        <w:t>Poderia, por favor, enviar nova nota, contendo essa informação ?</w:t>
+      </w:r>
+      <w:r>
+        <w:rPr>
+          <w:rFonts w:ascii="Arial" w:eastAsia="Arial" w:hAnsi="Arial" w:cs="Arial"/>
+          <w:color w:val="252525"/>
+          <w:sz w:val="61"/>
+        </w:rPr>
+        <w:t>” [PAUSA]</w:t>
+      </w:r>
+    </w:p>
+    <w:p>
+      <w:pPr>
+        <w:spacing w:after="0" w:line="240" w:lineRule="auto"/>
+      </w:pPr>
+    </w:p>
+    <w:p>
+      <w:pPr>
+        <w:spacing w:after="0" w:line="240" w:lineRule="auto"/>
+        <w:rPr>
+          <w:rFonts w:ascii="Arial" w:eastAsia="Arial" w:hAnsi="Arial" w:cs="Arial"/>
+          <w:color w:val="252525"/>
+          <w:sz w:val="61"/>
+        </w:rPr>
+      </w:pPr>
+      <w:r>
+        <w:rPr>
+          <w:rFonts w:ascii="Arial" w:eastAsia="Arial" w:hAnsi="Arial" w:cs="Arial"/>
+          <w:color w:val="252525"/>
+          <w:sz w:val="61"/>
+        </w:rPr>
+        <w:t>[SAI DO PRINT 3 / VOLTA SUA CARA NA CÂMERA]</w:t>
+      </w:r>
+    </w:p>
+    <w:p>
+      <w:pPr>
+        <w:spacing w:after="0" w:line="240" w:lineRule="auto"/>
+      </w:pPr>
+    </w:p>
+    <w:p>
+      <w:pPr>
+        <w:spacing w:after="0" w:line="240" w:lineRule="auto"/>
+        <w:rPr>
+          <w:rFonts w:ascii="Arial" w:eastAsia="Arial" w:hAnsi="Arial" w:cs="Arial"/>
+          <w:color w:val="252525"/>
+          <w:sz w:val="61"/>
+        </w:rPr>
+      </w:pPr>
+      <w:r>
+        <w:rPr>
+          <w:rFonts w:ascii="Arial" w:eastAsia="Arial" w:hAnsi="Arial" w:cs="Arial"/>
+          <w:color w:val="252525"/>
+          <w:sz w:val="61"/>
+        </w:rPr>
+        <w:t>Esses dois casos são o coração do produto. [PAUSA CURTA]</w:t>
+      </w:r>
+    </w:p>
+    <w:p>
+      <w:pPr>
+        <w:spacing w:after="0" w:line="240" w:lineRule="auto"/>
+      </w:pPr>
+    </w:p>
+    <w:p>
+      <w:pPr>
+        <w:spacing w:after="0" w:line="240" w:lineRule="auto"/>
+      </w:pPr>
+      <w:r>
+        <w:rPr>
+          <w:rFonts w:ascii="Arial" w:eastAsia="Arial" w:hAnsi="Arial" w:cs="Arial"/>
+          <w:color w:val="252525"/>
+          <w:sz w:val="61"/>
+        </w:rPr>
+        <w:t>Não é sobre fazer um dashboard bonito.</w:t>
+      </w:r>
+    </w:p>
+    <w:p>
+      <w:pPr>
+        <w:spacing w:after="0" w:line="240" w:lineRule="auto"/>
+        <w:rPr>
+          <w:rFonts w:ascii="Arial" w:eastAsia="Arial" w:hAnsi="Arial" w:cs="Arial"/>
+          <w:color w:val="252525"/>
+          <w:sz w:val="61"/>
+        </w:rPr>
+      </w:pPr>
+      <w:r>
+        <w:rPr>
+          <w:rFonts w:ascii="Arial" w:eastAsia="Arial" w:hAnsi="Arial" w:cs="Arial"/>
+          <w:color w:val="252525"/>
+          <w:sz w:val="61"/>
+        </w:rPr>
+        <w:t xml:space="preserve">Não é </w:t>
+      </w:r>
+      <w:proofErr w:type="spellStart"/>
+      <w:r>
+        <w:rPr>
+          <w:rFonts w:ascii="Arial" w:eastAsia="Arial" w:hAnsi="Arial" w:cs="Arial"/>
+          <w:color w:val="252525"/>
+          <w:sz w:val="61"/>
+        </w:rPr>
+        <w:t>buzzword</w:t>
+      </w:r>
+      <w:proofErr w:type="spellEnd"/>
+      <w:r>
+        <w:rPr>
+          <w:rFonts w:ascii="Arial" w:eastAsia="Arial" w:hAnsi="Arial" w:cs="Arial"/>
+          <w:color w:val="252525"/>
+          <w:sz w:val="61"/>
+        </w:rPr>
+        <w:t xml:space="preserve"> de IA.</w:t>
+      </w:r>
+    </w:p>
+    <w:p>
+      <w:pPr>
+        <w:spacing w:after="0" w:line="240" w:lineRule="auto"/>
+      </w:pPr>
+    </w:p>
+    <w:p>
+      <w:pPr>
+        <w:spacing w:after="0" w:line="240" w:lineRule="auto"/>
+      </w:pPr>
+    </w:p>
+    <w:p>
+      <w:pPr>
+        <w:spacing w:after="0" w:line="240" w:lineRule="auto"/>
+      </w:pPr>
+      <w:r>
+        <w:rPr>
+          <w:rFonts w:ascii="Arial" w:eastAsia="Arial" w:hAnsi="Arial" w:cs="Arial"/>
+          <w:color w:val="252525"/>
+          <w:sz w:val="61"/>
+        </w:rPr>
+        <w:t>O sistema não inventa número.</w:t>
+      </w:r>
+    </w:p>
+    <w:p>
+      <w:pPr>
+        <w:spacing w:after="0" w:line="240" w:lineRule="auto"/>
+        <w:rPr>
+          <w:rFonts w:ascii="Arial" w:eastAsia="Arial" w:hAnsi="Arial" w:cs="Arial"/>
+          <w:color w:val="252525"/>
+          <w:sz w:val="61"/>
+        </w:rPr>
+      </w:pPr>
       <w:r>
         <w:rPr>
           <w:rFonts w:ascii="Arial" w:eastAsia="Arial" w:hAnsi="Arial" w:cs="Arial"/>
@@ -2196,223 +2575,6 @@
           <w:sz w:val="61"/>
         </w:rPr>
         <w:lastRenderedPageBreak/>
-        <w:t>todos os créditos tributários.</w:t>
-      </w:r>
-      <w:r>
-        <w:rPr>
-          <w:rFonts w:ascii="Arial" w:eastAsia="Arial" w:hAnsi="Arial" w:cs="Arial"/>
-          <w:color w:val="252525"/>
-          <w:sz w:val="61"/>
-        </w:rPr>
-        <w:t>. [PAUSA CURTA]</w:t>
-      </w:r>
-    </w:p>
-    <w:p>
-      <w:pPr>
-        <w:spacing w:after="0" w:line="240" w:lineRule="auto"/>
-      </w:pPr>
-    </w:p>
-    <w:p>
-      <w:pPr>
-        <w:spacing w:after="0" w:line="240" w:lineRule="auto"/>
-      </w:pPr>
-      <w:r>
-        <w:rPr>
-          <w:rFonts w:ascii="Arial" w:eastAsia="Arial" w:hAnsi="Arial" w:cs="Arial"/>
-          <w:color w:val="252525"/>
-          <w:sz w:val="61"/>
-        </w:rPr>
-        <w:t>Você não espera fechar o trimestre para</w:t>
-      </w:r>
-    </w:p>
-    <w:p>
-      <w:pPr>
-        <w:spacing w:after="0" w:line="240" w:lineRule="auto"/>
-        <w:rPr>
-          <w:rFonts w:ascii="Arial" w:eastAsia="Arial" w:hAnsi="Arial" w:cs="Arial"/>
-          <w:color w:val="252525"/>
-          <w:sz w:val="61"/>
-        </w:rPr>
-      </w:pPr>
-      <w:r>
-        <w:rPr>
-          <w:rFonts w:ascii="Arial" w:eastAsia="Arial" w:hAnsi="Arial" w:cs="Arial"/>
-          <w:color w:val="252525"/>
-          <w:sz w:val="61"/>
-        </w:rPr>
-        <w:t xml:space="preserve">descobrir </w:t>
-      </w:r>
-      <w:r>
-        <w:rPr>
-          <w:rFonts w:ascii="Arial" w:eastAsia="Arial" w:hAnsi="Arial" w:cs="Arial"/>
-          <w:color w:val="252525"/>
-          <w:sz w:val="61"/>
-        </w:rPr>
-        <w:t>isso, v</w:t>
-      </w:r>
-      <w:r>
-        <w:rPr>
-          <w:rFonts w:ascii="Arial" w:eastAsia="Arial" w:hAnsi="Arial" w:cs="Arial"/>
-          <w:color w:val="252525"/>
-          <w:sz w:val="61"/>
-        </w:rPr>
-        <w:t>ocê enxerga enquanto ainda dá tempo de virar para o fornecedor e dizer:</w:t>
-      </w:r>
-    </w:p>
-    <w:p>
-      <w:pPr>
-        <w:spacing w:after="0" w:line="240" w:lineRule="auto"/>
-      </w:pPr>
-    </w:p>
-    <w:p>
-      <w:pPr>
-        <w:spacing w:after="0" w:line="240" w:lineRule="auto"/>
-        <w:rPr>
-          <w:rFonts w:ascii="Arial" w:eastAsia="Arial" w:hAnsi="Arial" w:cs="Arial"/>
-          <w:color w:val="252525"/>
-          <w:sz w:val="61"/>
-        </w:rPr>
-      </w:pPr>
-      <w:r>
-        <w:rPr>
-          <w:rFonts w:ascii="Arial" w:eastAsia="Arial" w:hAnsi="Arial" w:cs="Arial"/>
-          <w:color w:val="252525"/>
-          <w:sz w:val="61"/>
-        </w:rPr>
-        <w:t>“</w:t>
-      </w:r>
-      <w:r>
-        <w:rPr>
-          <w:rFonts w:ascii="Arial" w:eastAsia="Arial" w:hAnsi="Arial" w:cs="Arial"/>
-          <w:color w:val="252525"/>
-          <w:sz w:val="61"/>
-        </w:rPr>
-        <w:t>Poderia, por favor, enviar nova nota, contendo essa informação ?</w:t>
-      </w:r>
-      <w:r>
-        <w:rPr>
-          <w:rFonts w:ascii="Arial" w:eastAsia="Arial" w:hAnsi="Arial" w:cs="Arial"/>
-          <w:color w:val="252525"/>
-          <w:sz w:val="61"/>
-        </w:rPr>
-        <w:t>” [PAUSA]</w:t>
-      </w:r>
-    </w:p>
-    <w:p>
-      <w:pPr>
-        <w:spacing w:after="0" w:line="240" w:lineRule="auto"/>
-      </w:pPr>
-    </w:p>
-    <w:p>
-      <w:pPr>
-        <w:spacing w:after="0" w:line="240" w:lineRule="auto"/>
-        <w:rPr>
-          <w:rFonts w:ascii="Arial" w:eastAsia="Arial" w:hAnsi="Arial" w:cs="Arial"/>
-          <w:color w:val="252525"/>
-          <w:sz w:val="61"/>
-        </w:rPr>
-      </w:pPr>
-      <w:r>
-        <w:rPr>
-          <w:rFonts w:ascii="Arial" w:eastAsia="Arial" w:hAnsi="Arial" w:cs="Arial"/>
-          <w:color w:val="252525"/>
-          <w:sz w:val="61"/>
-        </w:rPr>
-        <w:t>[SAI DO PRINT 3 / VOLTA SUA CARA NA CÂMERA]</w:t>
-      </w:r>
-    </w:p>
-    <w:p>
-      <w:pPr>
-        <w:spacing w:after="0" w:line="240" w:lineRule="auto"/>
-      </w:pPr>
-    </w:p>
-    <w:p>
-      <w:pPr>
-        <w:spacing w:after="0" w:line="240" w:lineRule="auto"/>
-        <w:rPr>
-          <w:rFonts w:ascii="Arial" w:eastAsia="Arial" w:hAnsi="Arial" w:cs="Arial"/>
-          <w:color w:val="252525"/>
-          <w:sz w:val="61"/>
-        </w:rPr>
-      </w:pPr>
-      <w:r>
-        <w:rPr>
-          <w:rFonts w:ascii="Arial" w:eastAsia="Arial" w:hAnsi="Arial" w:cs="Arial"/>
-          <w:color w:val="252525"/>
-          <w:sz w:val="61"/>
-        </w:rPr>
-        <w:t>Esses dois casos são o coração do produto. [PAUSA CURTA]</w:t>
-      </w:r>
-    </w:p>
-    <w:p>
-      <w:pPr>
-        <w:spacing w:after="0" w:line="240" w:lineRule="auto"/>
-      </w:pPr>
-    </w:p>
-    <w:p>
-      <w:pPr>
-        <w:spacing w:after="0" w:line="240" w:lineRule="auto"/>
-      </w:pPr>
-      <w:r>
-        <w:rPr>
-          <w:rFonts w:ascii="Arial" w:eastAsia="Arial" w:hAnsi="Arial" w:cs="Arial"/>
-          <w:color w:val="252525"/>
-          <w:sz w:val="61"/>
-        </w:rPr>
-        <w:t>Não é sobre fazer um dashboard bonito.</w:t>
-      </w:r>
-    </w:p>
-    <w:p>
-      <w:pPr>
-        <w:spacing w:after="0" w:line="240" w:lineRule="auto"/>
-        <w:rPr>
-          <w:rFonts w:ascii="Arial" w:eastAsia="Arial" w:hAnsi="Arial" w:cs="Arial"/>
-          <w:color w:val="252525"/>
-          <w:sz w:val="61"/>
-        </w:rPr>
-      </w:pPr>
-      <w:r>
-        <w:rPr>
-          <w:rFonts w:ascii="Arial" w:eastAsia="Arial" w:hAnsi="Arial" w:cs="Arial"/>
-          <w:color w:val="252525"/>
-          <w:sz w:val="61"/>
-        </w:rPr>
-        <w:t>Não é buzzword de IA.</w:t>
-      </w:r>
-    </w:p>
-    <w:p>
-      <w:pPr>
-        <w:spacing w:after="0" w:line="240" w:lineRule="auto"/>
-      </w:pPr>
-    </w:p>
-    <w:p>
-      <w:pPr>
-        <w:spacing w:after="0" w:line="240" w:lineRule="auto"/>
-      </w:pPr>
-    </w:p>
-    <w:p>
-      <w:pPr>
-        <w:spacing w:after="0" w:line="240" w:lineRule="auto"/>
-      </w:pPr>
-      <w:r>
-        <w:rPr>
-          <w:rFonts w:ascii="Arial" w:eastAsia="Arial" w:hAnsi="Arial" w:cs="Arial"/>
-          <w:color w:val="252525"/>
-          <w:sz w:val="61"/>
-        </w:rPr>
-        <w:t>O sistema não inventa número.</w:t>
-      </w:r>
-    </w:p>
-    <w:p>
-      <w:pPr>
-        <w:spacing w:after="0" w:line="240" w:lineRule="auto"/>
-      </w:pPr>
-      <w:r>
-        <w:rPr>
-          <w:rFonts w:ascii="Arial" w:eastAsia="Arial" w:hAnsi="Arial" w:cs="Arial"/>
-          <w:color w:val="252525"/>
-          <w:sz w:val="61"/>
-        </w:rPr>
         <w:t>Se a nota estiver ilegível, incompleta ou fora de padrão, ele não chuta valor.</w:t>
       </w:r>
     </w:p>
@@ -2420,6 +2582,16 @@
       <w:pPr>
         <w:spacing w:after="0" w:line="240" w:lineRule="auto"/>
       </w:pPr>
+    </w:p>
+    <w:p>
+      <w:pPr>
+        <w:spacing w:after="0" w:line="240" w:lineRule="auto"/>
+        <w:rPr>
+          <w:rFonts w:ascii="Arial" w:eastAsia="Arial" w:hAnsi="Arial" w:cs="Arial"/>
+          <w:color w:val="252525"/>
+          <w:sz w:val="61"/>
+        </w:rPr>
+      </w:pPr>
       <w:r>
         <w:rPr>
           <w:rFonts w:ascii="Arial" w:eastAsia="Arial" w:hAnsi="Arial" w:cs="Arial"/>
@@ -2434,12 +2606,27 @@
           <w:color w:val="252525"/>
           <w:sz w:val="61"/>
         </w:rPr>
-        <w:t>mente: “essa precisa de revisão humana”. [PAUSA CURTA]</w:t>
-      </w:r>
-    </w:p>
-    <w:p>
-      <w:pPr>
-        <w:pageBreakBefore/>
+        <w:t>mente: “</w:t>
+      </w:r>
+      <w:r>
+        <w:rPr>
+          <w:rFonts w:ascii="Arial" w:eastAsia="Arial" w:hAnsi="Arial" w:cs="Arial"/>
+          <w:color w:val="252525"/>
+          <w:sz w:val="61"/>
+        </w:rPr>
+        <w:t>Não encontrei esse valor</w:t>
+      </w:r>
+      <w:r>
+        <w:rPr>
+          <w:rFonts w:ascii="Arial" w:eastAsia="Arial" w:hAnsi="Arial" w:cs="Arial"/>
+          <w:color w:val="252525"/>
+          <w:sz w:val="61"/>
+        </w:rPr>
+        <w:t>”. [PAUSA CURTA]</w:t>
+      </w:r>
+    </w:p>
+    <w:p>
+      <w:pPr>
         <w:spacing w:after="0" w:line="240" w:lineRule="auto"/>
       </w:pPr>
     </w:p>
@@ -2667,6 +2854,7 @@
           <w:color w:val="252525"/>
           <w:sz w:val="61"/>
         </w:rPr>
+        <w:lastRenderedPageBreak/>
         <w:t>Agora vamos falar de dinheiro, de forma simples. [PAUSA CURTA]</w:t>
       </w:r>
     </w:p>
@@ -2713,8 +2901,658 @@
           <w:color w:val="252525"/>
           <w:sz w:val="61"/>
         </w:rPr>
+        <w:t>A gente cobra uma mensalidade baseada</w:t>
+      </w:r>
+      <w:r>
+        <w:rPr>
+          <w:rFonts w:ascii="Arial" w:eastAsia="Arial" w:hAnsi="Arial" w:cs="Arial"/>
+          <w:color w:val="252525"/>
+          <w:sz w:val="61"/>
+        </w:rPr>
+        <w:t xml:space="preserve"> </w:t>
+      </w:r>
+      <w:r>
+        <w:rPr>
+          <w:rFonts w:ascii="Arial" w:eastAsia="Arial" w:hAnsi="Arial" w:cs="Arial"/>
+          <w:color w:val="252525"/>
+          <w:sz w:val="61"/>
+        </w:rPr>
+        <w:t xml:space="preserve">no volume de notas processadas </w:t>
+      </w:r>
+      <w:r>
+        <w:rPr>
+          <w:rFonts w:ascii="Arial" w:eastAsia="Arial" w:hAnsi="Arial" w:cs="Arial"/>
+          <w:color w:val="252525"/>
+          <w:sz w:val="61"/>
+        </w:rPr>
+        <w:t>por mês.</w:t>
+      </w:r>
+    </w:p>
+    <w:p>
+      <w:pPr>
+        <w:spacing w:after="0" w:line="240" w:lineRule="auto"/>
+      </w:pPr>
+    </w:p>
+    <w:p>
+      <w:pPr>
+        <w:spacing w:after="0" w:line="240" w:lineRule="auto"/>
+        <w:rPr>
+          <w:rFonts w:ascii="Arial" w:eastAsia="Arial" w:hAnsi="Arial" w:cs="Arial"/>
+          <w:color w:val="252525"/>
+          <w:sz w:val="61"/>
+        </w:rPr>
+      </w:pPr>
+      <w:r>
+        <w:rPr>
+          <w:rFonts w:ascii="Arial" w:eastAsia="Arial" w:hAnsi="Arial" w:cs="Arial"/>
+          <w:color w:val="252525"/>
+          <w:sz w:val="61"/>
+        </w:rPr>
+        <w:t>Se você processa até um certo limite, paga um valor fixo.</w:t>
+      </w:r>
+    </w:p>
+    <w:p>
+      <w:pPr>
+        <w:spacing w:after="0" w:line="240" w:lineRule="auto"/>
+      </w:pPr>
+    </w:p>
+    <w:p>
+      <w:pPr>
+        <w:spacing w:after="0" w:line="240" w:lineRule="auto"/>
+      </w:pPr>
+      <w:r>
+        <w:rPr>
+          <w:rFonts w:ascii="Arial" w:eastAsia="Arial" w:hAnsi="Arial" w:cs="Arial"/>
+          <w:color w:val="252525"/>
+          <w:sz w:val="61"/>
+        </w:rPr>
+        <w:t>Se processa mais, sobe de faixa. [PAUSA CURTA]</w:t>
+      </w:r>
+    </w:p>
+    <w:p>
+      <w:pPr>
+        <w:spacing w:after="0" w:line="240" w:lineRule="auto"/>
+        <w:rPr>
+          <w:rFonts w:ascii="Arial" w:eastAsia="Arial" w:hAnsi="Arial" w:cs="Arial"/>
+          <w:color w:val="252525"/>
+          <w:sz w:val="61"/>
+        </w:rPr>
+      </w:pPr>
+    </w:p>
+    <w:p>
+      <w:pPr>
+        <w:spacing w:after="0" w:line="240" w:lineRule="auto"/>
+      </w:pPr>
+      <w:r>
+        <w:rPr>
+          <w:rFonts w:ascii="Arial" w:eastAsia="Arial" w:hAnsi="Arial" w:cs="Arial"/>
+          <w:color w:val="252525"/>
+          <w:sz w:val="61"/>
+        </w:rPr>
+        <w:t>Na prática, isso gera duas coisas:</w:t>
+      </w:r>
+    </w:p>
+    <w:p>
+      <w:pPr>
+        <w:spacing w:after="0" w:line="240" w:lineRule="auto"/>
+      </w:pPr>
+      <w:r>
+        <w:rPr>
+          <w:rFonts w:ascii="Arial" w:eastAsia="Arial" w:hAnsi="Arial" w:cs="Arial"/>
+          <w:color w:val="252525"/>
+          <w:sz w:val="61"/>
+        </w:rPr>
+        <w:t>dinheiro que entra todo mês,</w:t>
+      </w:r>
+    </w:p>
+    <w:p>
+      <w:pPr>
+        <w:spacing w:after="0" w:line="240" w:lineRule="auto"/>
+        <w:rPr>
+          <w:rFonts w:ascii="Arial" w:eastAsia="Arial" w:hAnsi="Arial" w:cs="Arial"/>
+          <w:color w:val="252525"/>
+          <w:sz w:val="61"/>
+        </w:rPr>
+      </w:pPr>
+      <w:r>
+        <w:rPr>
+          <w:rFonts w:ascii="Arial" w:eastAsia="Arial" w:hAnsi="Arial" w:cs="Arial"/>
+          <w:color w:val="252525"/>
+          <w:sz w:val="61"/>
+        </w:rPr>
+        <w:t>e um produto que gruda no fluxo do cliente.</w:t>
+      </w:r>
+    </w:p>
+    <w:p>
+      <w:pPr>
+        <w:spacing w:after="0" w:line="240" w:lineRule="auto"/>
+      </w:pPr>
+    </w:p>
+    <w:p>
+      <w:pPr>
+        <w:spacing w:after="0" w:line="240" w:lineRule="auto"/>
+        <w:rPr>
+          <w:rFonts w:ascii="Arial" w:eastAsia="Arial" w:hAnsi="Arial" w:cs="Arial"/>
+          <w:color w:val="252525"/>
+          <w:sz w:val="61"/>
+        </w:rPr>
+      </w:pPr>
+      <w:r>
+        <w:rPr>
+          <w:rFonts w:ascii="Arial" w:eastAsia="Arial" w:hAnsi="Arial" w:cs="Arial"/>
+          <w:color w:val="252525"/>
+          <w:sz w:val="61"/>
+        </w:rPr>
+        <w:t xml:space="preserve">Depois que ele se acostuma com isso automático, ele não quer voltar pro processo manual. </w:t>
+      </w:r>
+      <w:r>
+        <w:rPr>
+          <w:rFonts w:ascii="Arial" w:eastAsia="Arial" w:hAnsi="Arial" w:cs="Arial"/>
+          <w:color w:val="252525"/>
+          <w:sz w:val="61"/>
+        </w:rPr>
+        <w:t>[PAUSA]</w:t>
+      </w:r>
+    </w:p>
+    <w:p>
+      <w:pPr>
+        <w:spacing w:after="0" w:line="240" w:lineRule="auto"/>
+      </w:pPr>
+    </w:p>
+    <w:p>
+      <w:pPr>
+        <w:spacing w:after="0" w:line="240" w:lineRule="auto"/>
+        <w:rPr>
+          <w:rFonts w:ascii="Arial" w:eastAsia="Arial" w:hAnsi="Arial" w:cs="Arial"/>
+          <w:color w:val="252525"/>
+          <w:sz w:val="61"/>
+        </w:rPr>
+      </w:pPr>
+      <w:r>
+        <w:rPr>
+          <w:rFonts w:ascii="Arial" w:eastAsia="Arial" w:hAnsi="Arial" w:cs="Arial"/>
+          <w:color w:val="252525"/>
+          <w:sz w:val="61"/>
+        </w:rPr>
+        <w:t>Quão pronto isso está? [PAUSA CURTA]</w:t>
+      </w:r>
+    </w:p>
+    <w:p>
+      <w:pPr>
+        <w:spacing w:after="0" w:line="240" w:lineRule="auto"/>
+      </w:pPr>
+    </w:p>
+    <w:p>
+      <w:pPr>
+        <w:spacing w:after="0" w:line="240" w:lineRule="auto"/>
+      </w:pPr>
+      <w:r>
+        <w:rPr>
+          <w:rFonts w:ascii="Arial" w:eastAsia="Arial" w:hAnsi="Arial" w:cs="Arial"/>
+          <w:color w:val="252525"/>
+          <w:sz w:val="61"/>
+        </w:rPr>
+        <w:t xml:space="preserve">Nos nossos testes, a leitura de NF-e e CT-e em XML já trouxe corretamente os campos principais e entregou os dados </w:t>
+      </w:r>
+    </w:p>
+    <w:p>
+      <w:pPr>
+        <w:spacing w:after="0" w:line="240" w:lineRule="auto"/>
+        <w:rPr>
+          <w:rFonts w:ascii="Arial" w:eastAsia="Arial" w:hAnsi="Arial" w:cs="Arial"/>
+          <w:color w:val="252525"/>
+          <w:sz w:val="61"/>
+        </w:rPr>
+      </w:pPr>
+      <w:r>
+        <w:rPr>
+          <w:rFonts w:ascii="Arial" w:eastAsia="Arial" w:hAnsi="Arial" w:cs="Arial"/>
+          <w:color w:val="252525"/>
+          <w:sz w:val="61"/>
+        </w:rPr>
+        <w:t>rápido.</w:t>
+      </w:r>
+    </w:p>
+    <w:p>
+      <w:pPr>
+        <w:spacing w:after="0" w:line="240" w:lineRule="auto"/>
+      </w:pPr>
+    </w:p>
+    <w:p>
+      <w:pPr>
+        <w:spacing w:after="0" w:line="240" w:lineRule="auto"/>
+      </w:pPr>
+      <w:r>
+        <w:rPr>
+          <w:rFonts w:ascii="Arial" w:eastAsia="Arial" w:hAnsi="Arial" w:cs="Arial"/>
+          <w:color w:val="252525"/>
+          <w:sz w:val="61"/>
+        </w:rPr>
+        <w:t xml:space="preserve">Em NFS-e, </w:t>
+      </w:r>
+      <w:r>
+        <w:rPr>
+          <w:rFonts w:ascii="Arial" w:eastAsia="Arial" w:hAnsi="Arial" w:cs="Arial"/>
+          <w:color w:val="252525"/>
+          <w:sz w:val="61"/>
+        </w:rPr>
+        <w:t>e</w:t>
+      </w:r>
+      <w:r>
+        <w:rPr>
+          <w:rFonts w:ascii="Arial" w:eastAsia="Arial" w:hAnsi="Arial" w:cs="Arial"/>
+          <w:color w:val="252525"/>
+          <w:sz w:val="61"/>
+        </w:rPr>
+        <w:t>m</w:t>
+      </w:r>
+      <w:r>
+        <w:rPr>
+          <w:rFonts w:ascii="Arial" w:eastAsia="Arial" w:hAnsi="Arial" w:cs="Arial"/>
+          <w:color w:val="252525"/>
+          <w:sz w:val="61"/>
+        </w:rPr>
+        <w:t xml:space="preserve"> </w:t>
+      </w:r>
+      <w:r>
+        <w:rPr>
+          <w:rFonts w:ascii="Arial" w:eastAsia="Arial" w:hAnsi="Arial" w:cs="Arial"/>
+          <w:color w:val="252525"/>
+          <w:sz w:val="61"/>
+        </w:rPr>
+        <w:t>P</w:t>
+      </w:r>
+      <w:r>
+        <w:rPr>
+          <w:rFonts w:ascii="Arial" w:eastAsia="Arial" w:hAnsi="Arial" w:cs="Arial"/>
+          <w:color w:val="252525"/>
+          <w:sz w:val="61"/>
+        </w:rPr>
+        <w:t>D</w:t>
+      </w:r>
+      <w:r>
+        <w:rPr>
+          <w:rFonts w:ascii="Arial" w:eastAsia="Arial" w:hAnsi="Arial" w:cs="Arial"/>
+          <w:color w:val="252525"/>
+          <w:sz w:val="61"/>
+        </w:rPr>
+        <w:t>F</w:t>
+      </w:r>
+      <w:r>
+        <w:rPr>
+          <w:rFonts w:ascii="Arial" w:eastAsia="Arial" w:hAnsi="Arial" w:cs="Arial"/>
+          <w:color w:val="252525"/>
+          <w:sz w:val="61"/>
+        </w:rPr>
+        <w:t xml:space="preserve"> </w:t>
+      </w:r>
+      <w:r>
+        <w:rPr>
+          <w:rFonts w:ascii="Arial" w:eastAsia="Arial" w:hAnsi="Arial" w:cs="Arial"/>
+          <w:color w:val="252525"/>
+          <w:sz w:val="61"/>
+        </w:rPr>
+        <w:t>e</w:t>
+      </w:r>
+      <w:r>
+        <w:rPr>
+          <w:rFonts w:ascii="Arial" w:eastAsia="Arial" w:hAnsi="Arial" w:cs="Arial"/>
+          <w:color w:val="252525"/>
+          <w:sz w:val="61"/>
+        </w:rPr>
+        <w:t xml:space="preserve"> </w:t>
+      </w:r>
+      <w:r>
+        <w:rPr>
+          <w:rFonts w:ascii="Arial" w:eastAsia="Arial" w:hAnsi="Arial" w:cs="Arial"/>
+          <w:color w:val="252525"/>
+          <w:sz w:val="61"/>
+        </w:rPr>
+        <w:t>i</w:t>
+      </w:r>
+      <w:r>
+        <w:rPr>
+          <w:rFonts w:ascii="Arial" w:eastAsia="Arial" w:hAnsi="Arial" w:cs="Arial"/>
+          <w:color w:val="252525"/>
+          <w:sz w:val="61"/>
+        </w:rPr>
+        <w:t>m</w:t>
+      </w:r>
+      <w:r>
+        <w:rPr>
+          <w:rFonts w:ascii="Arial" w:eastAsia="Arial" w:hAnsi="Arial" w:cs="Arial"/>
+          <w:color w:val="252525"/>
+          <w:sz w:val="61"/>
+        </w:rPr>
+        <w:t>a</w:t>
+      </w:r>
+      <w:r>
+        <w:rPr>
+          <w:rFonts w:ascii="Arial" w:eastAsia="Arial" w:hAnsi="Arial" w:cs="Arial"/>
+          <w:color w:val="252525"/>
+          <w:sz w:val="61"/>
+        </w:rPr>
+        <w:t>g</w:t>
+      </w:r>
+      <w:r>
+        <w:rPr>
+          <w:rFonts w:ascii="Arial" w:eastAsia="Arial" w:hAnsi="Arial" w:cs="Arial"/>
+          <w:color w:val="252525"/>
+          <w:sz w:val="61"/>
+        </w:rPr>
+        <w:t>e</w:t>
+      </w:r>
+      <w:r>
+        <w:rPr>
+          <w:rFonts w:ascii="Arial" w:eastAsia="Arial" w:hAnsi="Arial" w:cs="Arial"/>
+          <w:color w:val="252525"/>
+          <w:sz w:val="61"/>
+        </w:rPr>
+        <w:t>m</w:t>
+      </w:r>
+      <w:r>
+        <w:rPr>
+          <w:rFonts w:ascii="Arial" w:eastAsia="Arial" w:hAnsi="Arial" w:cs="Arial"/>
+          <w:color w:val="252525"/>
+          <w:sz w:val="61"/>
+        </w:rPr>
+        <w:t>,</w:t>
+      </w:r>
+      <w:r>
+        <w:rPr>
+          <w:rFonts w:ascii="Arial" w:eastAsia="Arial" w:hAnsi="Arial" w:cs="Arial"/>
+          <w:color w:val="252525"/>
+          <w:sz w:val="61"/>
+        </w:rPr>
+        <w:t xml:space="preserve"> </w:t>
+      </w:r>
+      <w:r>
+        <w:rPr>
+          <w:rFonts w:ascii="Arial" w:eastAsia="Arial" w:hAnsi="Arial" w:cs="Arial"/>
+          <w:color w:val="252525"/>
+          <w:sz w:val="61"/>
+        </w:rPr>
+        <w:t>consegui</w:t>
+      </w:r>
+      <w:r>
+        <w:rPr>
+          <w:rFonts w:ascii="Arial" w:eastAsia="Arial" w:hAnsi="Arial" w:cs="Arial"/>
+          <w:color w:val="252525"/>
+          <w:sz w:val="61"/>
+        </w:rPr>
+        <w:t>mos</w:t>
+      </w:r>
+      <w:r>
+        <w:rPr>
+          <w:rFonts w:ascii="Arial" w:eastAsia="Arial" w:hAnsi="Arial" w:cs="Arial"/>
+          <w:color w:val="252525"/>
+          <w:sz w:val="61"/>
+        </w:rPr>
+        <w:t xml:space="preserve"> extrair as informações essenciais nos mod</w:t>
+      </w:r>
+      <w:r>
+        <w:rPr>
+          <w:rFonts w:ascii="Arial" w:eastAsia="Arial" w:hAnsi="Arial" w:cs="Arial"/>
+          <w:color w:val="252525"/>
+          <w:sz w:val="61"/>
+        </w:rPr>
+        <w:t>elos que testamos.</w:t>
+      </w:r>
+    </w:p>
+    <w:p>
+      <w:pPr>
+        <w:spacing w:after="0" w:line="240" w:lineRule="auto"/>
+        <w:rPr>
+          <w:rFonts w:ascii="Arial" w:eastAsia="Arial" w:hAnsi="Arial" w:cs="Arial"/>
+          <w:color w:val="252525"/>
+          <w:sz w:val="61"/>
+        </w:rPr>
+      </w:pPr>
+    </w:p>
+    <w:p>
+      <w:pPr>
+        <w:spacing w:after="0" w:line="240" w:lineRule="auto"/>
+      </w:pPr>
+      <w:r>
+        <w:rPr>
+          <w:rFonts w:ascii="Arial" w:eastAsia="Arial" w:hAnsi="Arial" w:cs="Arial"/>
+          <w:color w:val="252525"/>
+          <w:sz w:val="61"/>
+        </w:rPr>
+        <w:t>Ou seja: isso não é só ideia de slide.</w:t>
+      </w:r>
+    </w:p>
+    <w:p>
+      <w:pPr>
+        <w:spacing w:after="0" w:line="240" w:lineRule="auto"/>
+        <w:rPr>
+          <w:rFonts w:ascii="Arial" w:eastAsia="Arial" w:hAnsi="Arial" w:cs="Arial"/>
+          <w:color w:val="252525"/>
+          <w:sz w:val="61"/>
+        </w:rPr>
+      </w:pPr>
+      <w:r>
+        <w:rPr>
+          <w:rFonts w:ascii="Arial" w:eastAsia="Arial" w:hAnsi="Arial" w:cs="Arial"/>
+          <w:color w:val="252525"/>
+          <w:sz w:val="61"/>
+        </w:rPr>
+        <w:t>Isso já está rodando e indo para uso real. [PAUSA]</w:t>
+      </w:r>
+    </w:p>
+    <w:p>
+      <w:pPr>
+        <w:spacing w:after="0" w:line="240" w:lineRule="auto"/>
+      </w:pPr>
+    </w:p>
+    <w:p>
+      <w:pPr>
+        <w:spacing w:after="0" w:line="240" w:lineRule="auto"/>
+        <w:rPr>
+          <w:rFonts w:ascii="Arial" w:eastAsia="Arial" w:hAnsi="Arial" w:cs="Arial"/>
+          <w:color w:val="252525"/>
+          <w:sz w:val="61"/>
+        </w:rPr>
+      </w:pPr>
+      <w:r>
+        <w:rPr>
+          <w:rFonts w:ascii="Arial" w:eastAsia="Arial" w:hAnsi="Arial" w:cs="Arial"/>
+          <w:color w:val="252525"/>
+          <w:sz w:val="61"/>
+        </w:rPr>
+        <w:t>Agora, o pedido — e o retorno esperado. [PAUSA CURTA]</w:t>
+      </w:r>
+    </w:p>
+    <w:p>
+      <w:pPr>
+        <w:spacing w:after="0" w:line="240" w:lineRule="auto"/>
+      </w:pPr>
+    </w:p>
+    <w:p>
+      <w:pPr>
+        <w:spacing w:after="0" w:line="240" w:lineRule="auto"/>
+        <w:rPr>
+          <w:rFonts w:ascii="Arial" w:eastAsia="Arial" w:hAnsi="Arial" w:cs="Arial"/>
+          <w:color w:val="252525"/>
+          <w:sz w:val="61"/>
+        </w:rPr>
+      </w:pPr>
+      <w:r>
+        <w:rPr>
+          <w:rFonts w:ascii="Arial" w:eastAsia="Arial" w:hAnsi="Arial" w:cs="Arial"/>
+          <w:color w:val="252525"/>
+          <w:sz w:val="61"/>
+        </w:rPr>
+        <w:t xml:space="preserve">O que nós estamos pedindo é um aporte de </w:t>
+      </w:r>
+      <w:r>
+        <w:rPr>
+          <w:rFonts w:ascii="Arial" w:eastAsia="Arial" w:hAnsi="Arial" w:cs="Arial"/>
+          <w:color w:val="252525"/>
+          <w:sz w:val="61"/>
+        </w:rPr>
+        <w:t>vinte</w:t>
+      </w:r>
+      <w:r>
+        <w:rPr>
+          <w:rFonts w:ascii="Arial" w:eastAsia="Arial" w:hAnsi="Arial" w:cs="Arial"/>
+          <w:color w:val="252525"/>
+          <w:sz w:val="61"/>
+        </w:rPr>
+        <w:t xml:space="preserve"> mil reais para atravessar a última ponte ent</w:t>
+      </w:r>
+      <w:r>
+        <w:rPr>
+          <w:rFonts w:ascii="Arial" w:eastAsia="Arial" w:hAnsi="Arial" w:cs="Arial"/>
+          <w:color w:val="252525"/>
+          <w:sz w:val="61"/>
+        </w:rPr>
+        <w:t>re teste e contrato assinado. [PAUSA CURTA]</w:t>
+      </w:r>
+    </w:p>
+    <w:p>
+      <w:pPr>
+        <w:spacing w:after="0" w:line="240" w:lineRule="auto"/>
+      </w:pPr>
+    </w:p>
+    <w:p>
+      <w:pPr>
+        <w:spacing w:after="0" w:line="240" w:lineRule="auto"/>
+        <w:rPr>
+          <w:rFonts w:ascii="Arial" w:eastAsia="Arial" w:hAnsi="Arial" w:cs="Arial"/>
+          <w:color w:val="252525"/>
+          <w:sz w:val="61"/>
+        </w:rPr>
+      </w:pPr>
+      <w:r>
+        <w:rPr>
+          <w:rFonts w:ascii="Arial" w:eastAsia="Arial" w:hAnsi="Arial" w:cs="Arial"/>
+          <w:color w:val="252525"/>
+          <w:sz w:val="61"/>
+        </w:rPr>
+        <w:t xml:space="preserve">Esse recurso vai para </w:t>
+      </w:r>
+      <w:r>
+        <w:rPr>
+          <w:rFonts w:ascii="Arial" w:eastAsia="Arial" w:hAnsi="Arial" w:cs="Arial"/>
+          <w:color w:val="252525"/>
+          <w:sz w:val="61"/>
+        </w:rPr>
+        <w:t>duas</w:t>
+      </w:r>
+      <w:r>
+        <w:rPr>
+          <w:rFonts w:ascii="Arial" w:eastAsia="Arial" w:hAnsi="Arial" w:cs="Arial"/>
+          <w:color w:val="252525"/>
+          <w:sz w:val="61"/>
+        </w:rPr>
+        <w:t xml:space="preserve"> coisas</w:t>
+      </w:r>
+      <w:r>
+        <w:rPr>
+          <w:rFonts w:ascii="Arial" w:eastAsia="Arial" w:hAnsi="Arial" w:cs="Arial"/>
+          <w:color w:val="252525"/>
+          <w:sz w:val="61"/>
+        </w:rPr>
+        <w:t>:</w:t>
+      </w:r>
+    </w:p>
+    <w:p>
+      <w:pPr>
+        <w:spacing w:after="0" w:line="240" w:lineRule="auto"/>
+      </w:pPr>
+    </w:p>
+    <w:p>
+      <w:pPr>
+        <w:spacing w:after="0" w:line="240" w:lineRule="auto"/>
+        <w:rPr>
+          <w:rFonts w:ascii="Arial" w:eastAsia="Arial" w:hAnsi="Arial" w:cs="Arial"/>
+          <w:color w:val="252525"/>
+          <w:sz w:val="61"/>
+        </w:rPr>
+      </w:pPr>
+    </w:p>
+    <w:p>
+      <w:pPr>
+        <w:spacing w:after="0" w:line="240" w:lineRule="auto"/>
+        <w:rPr>
+          <w:rFonts w:ascii="Arial" w:eastAsia="Arial" w:hAnsi="Arial" w:cs="Arial"/>
+          <w:color w:val="252525"/>
+          <w:sz w:val="61"/>
+        </w:rPr>
+      </w:pPr>
+      <w:r>
+        <w:rPr>
+          <w:rFonts w:ascii="Arial" w:eastAsia="Arial" w:hAnsi="Arial" w:cs="Arial"/>
+          <w:color w:val="252525"/>
+          <w:sz w:val="61"/>
+        </w:rPr>
+        <w:t>Primeiro</w:t>
+      </w:r>
+      <w:r>
+        <w:rPr>
+          <w:rFonts w:ascii="Arial" w:eastAsia="Arial" w:hAnsi="Arial" w:cs="Arial"/>
+          <w:color w:val="252525"/>
+          <w:sz w:val="61"/>
+        </w:rPr>
+        <w:t>: teste de carga</w:t>
+      </w:r>
+      <w:r>
+        <w:rPr>
+          <w:rFonts w:ascii="Arial" w:eastAsia="Arial" w:hAnsi="Arial" w:cs="Arial"/>
+          <w:color w:val="252525"/>
+          <w:sz w:val="61"/>
+        </w:rPr>
+        <w:t xml:space="preserve"> com alguns documentos fiscais</w:t>
+      </w:r>
+      <w:r>
+        <w:rPr>
+          <w:rFonts w:ascii="Arial" w:eastAsia="Arial" w:hAnsi="Arial" w:cs="Arial"/>
+          <w:color w:val="252525"/>
+          <w:sz w:val="61"/>
+        </w:rPr>
+        <w:t>,</w:t>
+      </w:r>
+      <w:r>
+        <w:rPr>
+          <w:rFonts w:ascii="Arial" w:eastAsia="Arial" w:hAnsi="Arial" w:cs="Arial"/>
+          <w:color w:val="252525"/>
+          <w:sz w:val="61"/>
+        </w:rPr>
+        <w:t xml:space="preserve"> </w:t>
+      </w:r>
+      <w:r>
+        <w:rPr>
+          <w:rFonts w:ascii="Arial" w:eastAsia="Arial" w:hAnsi="Arial" w:cs="Arial"/>
+          <w:color w:val="252525"/>
+          <w:sz w:val="61"/>
+        </w:rPr>
+        <w:t>p</w:t>
+      </w:r>
+      <w:r>
+        <w:rPr>
+          <w:rFonts w:ascii="Arial" w:eastAsia="Arial" w:hAnsi="Arial" w:cs="Arial"/>
+          <w:color w:val="252525"/>
+          <w:sz w:val="61"/>
+        </w:rPr>
+        <w:t>a</w:t>
+      </w:r>
+      <w:r>
+        <w:rPr>
+          <w:rFonts w:ascii="Arial" w:eastAsia="Arial" w:hAnsi="Arial" w:cs="Arial"/>
+          <w:color w:val="252525"/>
+          <w:sz w:val="61"/>
+        </w:rPr>
+        <w:t xml:space="preserve">ra garantir que a </w:t>
+      </w:r>
+      <w:r>
+        <w:rPr>
+          <w:rFonts w:ascii="Arial" w:eastAsia="Arial" w:hAnsi="Arial" w:cs="Arial"/>
+          <w:color w:val="252525"/>
+          <w:sz w:val="61"/>
+        </w:rPr>
         <w:lastRenderedPageBreak/>
-        <w:t>A gente cobra uma mensalidade baseada</w:t>
+        <w:t>ferramenta aguenta</w:t>
       </w:r>
       <w:r>
         <w:rPr>
@@ -2730,200 +3568,296 @@
           <w:color w:val="252525"/>
           <w:sz w:val="61"/>
         </w:rPr>
-        <w:t xml:space="preserve">no volume de notas processadas </w:t>
-      </w:r>
-      <w:r>
-        <w:rPr>
-          <w:rFonts w:ascii="Arial" w:eastAsia="Arial" w:hAnsi="Arial" w:cs="Arial"/>
-          <w:color w:val="252525"/>
-          <w:sz w:val="61"/>
-        </w:rPr>
-        <w:t>por mês.</w:t>
-      </w:r>
-    </w:p>
-    <w:p>
-      <w:pPr>
-        <w:spacing w:after="0" w:line="240" w:lineRule="auto"/>
-      </w:pPr>
-    </w:p>
-    <w:p>
-      <w:pPr>
-        <w:spacing w:after="0" w:line="240" w:lineRule="auto"/>
-        <w:rPr>
-          <w:rFonts w:ascii="Arial" w:eastAsia="Arial" w:hAnsi="Arial" w:cs="Arial"/>
-          <w:color w:val="252525"/>
-          <w:sz w:val="61"/>
-        </w:rPr>
-      </w:pPr>
-      <w:r>
-        <w:rPr>
-          <w:rFonts w:ascii="Arial" w:eastAsia="Arial" w:hAnsi="Arial" w:cs="Arial"/>
-          <w:color w:val="252525"/>
-          <w:sz w:val="61"/>
-        </w:rPr>
-        <w:t>Se você processa até um certo limite, paga um valor fixo.</w:t>
-      </w:r>
-    </w:p>
-    <w:p>
-      <w:pPr>
-        <w:spacing w:after="0" w:line="240" w:lineRule="auto"/>
-      </w:pPr>
-    </w:p>
-    <w:p>
-      <w:pPr>
-        <w:spacing w:after="0" w:line="240" w:lineRule="auto"/>
-      </w:pPr>
-      <w:r>
-        <w:rPr>
-          <w:rFonts w:ascii="Arial" w:eastAsia="Arial" w:hAnsi="Arial" w:cs="Arial"/>
-          <w:color w:val="252525"/>
-          <w:sz w:val="61"/>
-        </w:rPr>
-        <w:t>Se processa mais, sobe de faixa. [PAUSA CURTA]</w:t>
-      </w:r>
-    </w:p>
-    <w:p>
-      <w:pPr>
-        <w:spacing w:after="0" w:line="240" w:lineRule="auto"/>
-        <w:rPr>
-          <w:rFonts w:ascii="Arial" w:eastAsia="Arial" w:hAnsi="Arial" w:cs="Arial"/>
-          <w:color w:val="252525"/>
-          <w:sz w:val="61"/>
-        </w:rPr>
-      </w:pPr>
-    </w:p>
-    <w:p>
-      <w:pPr>
-        <w:spacing w:after="0" w:line="240" w:lineRule="auto"/>
-      </w:pPr>
-      <w:r>
-        <w:rPr>
-          <w:rFonts w:ascii="Arial" w:eastAsia="Arial" w:hAnsi="Arial" w:cs="Arial"/>
-          <w:color w:val="252525"/>
-          <w:sz w:val="61"/>
-        </w:rPr>
-        <w:t>Na prática, isso gera duas coisas:</w:t>
-      </w:r>
-    </w:p>
-    <w:p>
-      <w:pPr>
-        <w:spacing w:after="0" w:line="240" w:lineRule="auto"/>
-      </w:pPr>
-      <w:r>
-        <w:rPr>
-          <w:rFonts w:ascii="Arial" w:eastAsia="Arial" w:hAnsi="Arial" w:cs="Arial"/>
-          <w:color w:val="252525"/>
-          <w:sz w:val="61"/>
-        </w:rPr>
-        <w:t>dinheiro que entra todo mês,</w:t>
-      </w:r>
-    </w:p>
-    <w:p>
-      <w:pPr>
-        <w:spacing w:after="0" w:line="240" w:lineRule="auto"/>
-        <w:rPr>
-          <w:rFonts w:ascii="Arial" w:eastAsia="Arial" w:hAnsi="Arial" w:cs="Arial"/>
-          <w:color w:val="252525"/>
-          <w:sz w:val="61"/>
-        </w:rPr>
-      </w:pPr>
-      <w:r>
-        <w:rPr>
-          <w:rFonts w:ascii="Arial" w:eastAsia="Arial" w:hAnsi="Arial" w:cs="Arial"/>
-          <w:color w:val="252525"/>
-          <w:sz w:val="61"/>
-        </w:rPr>
-        <w:t>e um produto que gruda no fluxo do cliente.</w:t>
-      </w:r>
-    </w:p>
-    <w:p>
-      <w:pPr>
-        <w:spacing w:after="0" w:line="240" w:lineRule="auto"/>
-      </w:pPr>
-    </w:p>
-    <w:p>
-      <w:pPr>
-        <w:spacing w:after="0" w:line="240" w:lineRule="auto"/>
-        <w:rPr>
-          <w:rFonts w:ascii="Arial" w:eastAsia="Arial" w:hAnsi="Arial" w:cs="Arial"/>
-          <w:color w:val="252525"/>
-          <w:sz w:val="61"/>
-        </w:rPr>
-      </w:pPr>
-      <w:r>
-        <w:rPr>
-          <w:rFonts w:ascii="Arial" w:eastAsia="Arial" w:hAnsi="Arial" w:cs="Arial"/>
-          <w:color w:val="252525"/>
-          <w:sz w:val="61"/>
-        </w:rPr>
-        <w:t xml:space="preserve">Depois que ele se acostuma com isso automático, ele não quer voltar pro processo manual. </w:t>
-      </w:r>
-      <w:r>
-        <w:rPr>
-          <w:rFonts w:ascii="Arial" w:eastAsia="Arial" w:hAnsi="Arial" w:cs="Arial"/>
-          <w:color w:val="252525"/>
-          <w:sz w:val="61"/>
-        </w:rPr>
-        <w:t>[PAUSA]</w:t>
-      </w:r>
-    </w:p>
-    <w:p>
-      <w:pPr>
-        <w:spacing w:after="0" w:line="240" w:lineRule="auto"/>
-      </w:pPr>
-    </w:p>
-    <w:p>
-      <w:pPr>
-        <w:spacing w:after="0" w:line="240" w:lineRule="auto"/>
-        <w:rPr>
-          <w:rFonts w:ascii="Arial" w:eastAsia="Arial" w:hAnsi="Arial" w:cs="Arial"/>
-          <w:color w:val="252525"/>
-          <w:sz w:val="61"/>
-        </w:rPr>
-      </w:pPr>
-      <w:r>
-        <w:rPr>
-          <w:rFonts w:ascii="Arial" w:eastAsia="Arial" w:hAnsi="Arial" w:cs="Arial"/>
-          <w:color w:val="252525"/>
-          <w:sz w:val="61"/>
-        </w:rPr>
-        <w:t>Quão pronto isso está? [PAUSA CURTA]</w:t>
-      </w:r>
-    </w:p>
-    <w:p>
-      <w:pPr>
-        <w:spacing w:after="0" w:line="240" w:lineRule="auto"/>
-      </w:pPr>
-    </w:p>
-    <w:p>
-      <w:pPr>
-        <w:spacing w:after="0" w:line="240" w:lineRule="auto"/>
-      </w:pPr>
-      <w:r>
-        <w:rPr>
-          <w:rFonts w:ascii="Arial" w:eastAsia="Arial" w:hAnsi="Arial" w:cs="Arial"/>
-          <w:color w:val="252525"/>
-          <w:sz w:val="61"/>
-        </w:rPr>
-        <w:t xml:space="preserve">Nos nossos testes, a leitura de NF-e e CT-e em XML já trouxe corretamente os campos principais e entregou os dados </w:t>
-      </w:r>
-    </w:p>
-    <w:p>
-      <w:pPr>
-        <w:spacing w:after="0" w:line="240" w:lineRule="auto"/>
-        <w:rPr>
-          <w:rFonts w:ascii="Arial" w:eastAsia="Arial" w:hAnsi="Arial" w:cs="Arial"/>
-          <w:color w:val="252525"/>
-          <w:sz w:val="61"/>
-        </w:rPr>
-      </w:pPr>
-      <w:r>
-        <w:rPr>
-          <w:rFonts w:ascii="Arial" w:eastAsia="Arial" w:hAnsi="Arial" w:cs="Arial"/>
-          <w:color w:val="252525"/>
-          <w:sz w:val="61"/>
-        </w:rPr>
-        <w:t>rápido.</w:t>
+        <w:t>volume real sem quebrar. [PAUSA CURTA]</w:t>
+      </w:r>
+    </w:p>
+    <w:p>
+      <w:pPr>
+        <w:spacing w:after="0" w:line="240" w:lineRule="auto"/>
+        <w:rPr>
+          <w:rFonts w:ascii="Arial" w:eastAsia="Arial" w:hAnsi="Arial" w:cs="Arial"/>
+          <w:color w:val="252525"/>
+          <w:sz w:val="61"/>
+        </w:rPr>
+      </w:pPr>
+    </w:p>
+    <w:p>
+      <w:pPr>
+        <w:spacing w:after="0" w:line="240" w:lineRule="auto"/>
+        <w:rPr>
+          <w:rFonts w:ascii="Arial" w:eastAsia="Arial" w:hAnsi="Arial" w:cs="Arial"/>
+          <w:color w:val="252525"/>
+          <w:sz w:val="61"/>
+        </w:rPr>
+      </w:pPr>
+      <w:r>
+        <w:rPr>
+          <w:rFonts w:ascii="Arial" w:eastAsia="Arial" w:hAnsi="Arial" w:cs="Arial"/>
+          <w:color w:val="252525"/>
+          <w:sz w:val="61"/>
+        </w:rPr>
+        <w:t>Segundo: segurança e regras fiscais e de armazenamento,</w:t>
+      </w:r>
+      <w:r>
+        <w:rPr>
+          <w:rFonts w:ascii="Arial" w:eastAsia="Arial" w:hAnsi="Arial" w:cs="Arial"/>
+          <w:color w:val="252525"/>
+          <w:sz w:val="61"/>
+        </w:rPr>
+        <w:t xml:space="preserve"> </w:t>
+      </w:r>
+      <w:r>
+        <w:rPr>
+          <w:rFonts w:ascii="Arial" w:eastAsia="Arial" w:hAnsi="Arial" w:cs="Arial"/>
+          <w:color w:val="252525"/>
+          <w:sz w:val="61"/>
+        </w:rPr>
+        <w:t>que são exigidas por empresas que lidam com dado sensível</w:t>
+      </w:r>
+      <w:r>
+        <w:rPr>
+          <w:rFonts w:ascii="Arial" w:eastAsia="Arial" w:hAnsi="Arial" w:cs="Arial"/>
+          <w:color w:val="252525"/>
+          <w:sz w:val="61"/>
+        </w:rPr>
+        <w:t xml:space="preserve"> </w:t>
+      </w:r>
+      <w:r>
+        <w:rPr>
+          <w:rFonts w:ascii="Arial" w:eastAsia="Arial" w:hAnsi="Arial" w:cs="Arial"/>
+          <w:color w:val="252525"/>
+          <w:sz w:val="61"/>
+        </w:rPr>
+        <w:t>e não assinam contrato sem isso. [PAUSA]</w:t>
+      </w:r>
+    </w:p>
+    <w:p>
+      <w:pPr>
+        <w:spacing w:after="0" w:line="240" w:lineRule="auto"/>
+        <w:rPr>
+          <w:rFonts w:ascii="Arial" w:eastAsia="Arial" w:hAnsi="Arial" w:cs="Arial"/>
+          <w:color w:val="252525"/>
+          <w:sz w:val="61"/>
+        </w:rPr>
+      </w:pPr>
+    </w:p>
+    <w:p>
+      <w:pPr>
+        <w:spacing w:after="0" w:line="240" w:lineRule="auto"/>
+      </w:pPr>
+      <w:r>
+        <w:rPr>
+          <w:rFonts w:ascii="Arial" w:eastAsia="Arial" w:hAnsi="Arial" w:cs="Arial"/>
+          <w:color w:val="252525"/>
+          <w:sz w:val="61"/>
+        </w:rPr>
+        <w:t>Terceiro</w:t>
+      </w:r>
+      <w:r>
+        <w:rPr>
+          <w:rFonts w:ascii="Arial" w:eastAsia="Arial" w:hAnsi="Arial" w:cs="Arial"/>
+          <w:color w:val="252525"/>
+          <w:sz w:val="61"/>
+        </w:rPr>
+        <w:t>: Implantação e treinamento para os usuários.</w:t>
+      </w:r>
+    </w:p>
+    <w:p>
+      <w:pPr>
+        <w:spacing w:after="0" w:line="240" w:lineRule="auto"/>
+      </w:pPr>
+    </w:p>
+    <w:p>
+      <w:pPr>
+        <w:spacing w:after="0" w:line="240" w:lineRule="auto"/>
+      </w:pPr>
+    </w:p>
+    <w:p>
+      <w:pPr>
+        <w:spacing w:after="0" w:line="240" w:lineRule="auto"/>
+        <w:rPr>
+          <w:rFonts w:ascii="Arial" w:eastAsia="Arial" w:hAnsi="Arial" w:cs="Arial"/>
+          <w:color w:val="252525"/>
+          <w:sz w:val="61"/>
+        </w:rPr>
+      </w:pPr>
+      <w:r>
+        <w:rPr>
+          <w:rFonts w:ascii="Arial" w:eastAsia="Arial" w:hAnsi="Arial" w:cs="Arial"/>
+          <w:color w:val="252525"/>
+          <w:sz w:val="61"/>
+        </w:rPr>
+        <w:t>Qual é o resultado esperado disso? [PAUSA CURTA]</w:t>
+      </w:r>
+    </w:p>
+    <w:p>
+      <w:pPr>
+        <w:spacing w:after="0" w:line="240" w:lineRule="auto"/>
+      </w:pPr>
+    </w:p>
+    <w:p>
+      <w:pPr>
+        <w:spacing w:after="0" w:line="240" w:lineRule="auto"/>
+        <w:rPr>
+          <w:rFonts w:ascii="Arial" w:eastAsia="Arial" w:hAnsi="Arial" w:cs="Arial"/>
+          <w:color w:val="252525"/>
+          <w:sz w:val="61"/>
+        </w:rPr>
+      </w:pPr>
+      <w:r>
+        <w:rPr>
+          <w:rFonts w:ascii="Arial" w:eastAsia="Arial" w:hAnsi="Arial" w:cs="Arial"/>
+          <w:color w:val="252525"/>
+          <w:sz w:val="61"/>
+        </w:rPr>
+        <w:t xml:space="preserve">Transformar </w:t>
+      </w:r>
+      <w:r>
+        <w:rPr>
+          <w:rFonts w:ascii="Arial" w:eastAsia="Arial" w:hAnsi="Arial" w:cs="Arial"/>
+          <w:color w:val="252525"/>
+          <w:sz w:val="61"/>
+        </w:rPr>
+        <w:t>esse</w:t>
+      </w:r>
+      <w:r>
+        <w:rPr>
+          <w:rFonts w:ascii="Arial" w:eastAsia="Arial" w:hAnsi="Arial" w:cs="Arial"/>
+          <w:color w:val="252525"/>
+          <w:sz w:val="61"/>
+        </w:rPr>
+        <w:t xml:space="preserve"> piloto</w:t>
+      </w:r>
+      <w:r>
+        <w:rPr>
+          <w:rFonts w:ascii="Arial" w:eastAsia="Arial" w:hAnsi="Arial" w:cs="Arial"/>
+          <w:color w:val="252525"/>
+          <w:sz w:val="61"/>
+        </w:rPr>
+        <w:t xml:space="preserve"> </w:t>
+      </w:r>
+      <w:r>
+        <w:rPr>
+          <w:rFonts w:ascii="Arial" w:eastAsia="Arial" w:hAnsi="Arial" w:cs="Arial"/>
+          <w:color w:val="252525"/>
+          <w:sz w:val="61"/>
+        </w:rPr>
+        <w:t xml:space="preserve">em contrato </w:t>
+      </w:r>
+      <w:r>
+        <w:rPr>
+          <w:rFonts w:ascii="Arial" w:eastAsia="Arial" w:hAnsi="Arial" w:cs="Arial"/>
+          <w:color w:val="252525"/>
+          <w:sz w:val="61"/>
+        </w:rPr>
+        <w:t>pago</w:t>
+      </w:r>
+      <w:r>
+        <w:rPr>
+          <w:rFonts w:ascii="Arial" w:eastAsia="Arial" w:hAnsi="Arial" w:cs="Arial"/>
+          <w:color w:val="252525"/>
+          <w:sz w:val="61"/>
+        </w:rPr>
+        <w:t xml:space="preserve"> e</w:t>
+      </w:r>
+      <w:r>
+        <w:rPr>
+          <w:rFonts w:ascii="Arial" w:eastAsia="Arial" w:hAnsi="Arial" w:cs="Arial"/>
+          <w:color w:val="252525"/>
+          <w:sz w:val="61"/>
+        </w:rPr>
+        <w:t xml:space="preserve"> chegar perto de vinte mil reais por mês de faturamento recorrente</w:t>
+      </w:r>
+      <w:r>
+        <w:rPr>
+          <w:rFonts w:ascii="Arial" w:eastAsia="Arial" w:hAnsi="Arial" w:cs="Arial"/>
+          <w:color w:val="252525"/>
+          <w:sz w:val="61"/>
+        </w:rPr>
+        <w:t>.</w:t>
+      </w:r>
+    </w:p>
+    <w:p>
+      <w:pPr>
+        <w:spacing w:after="0" w:line="240" w:lineRule="auto"/>
+      </w:pPr>
+    </w:p>
+    <w:p>
+      <w:pPr>
+        <w:spacing w:after="0" w:line="240" w:lineRule="auto"/>
+        <w:rPr>
+          <w:rFonts w:ascii="Arial" w:eastAsia="Arial" w:hAnsi="Arial" w:cs="Arial"/>
+          <w:color w:val="252525"/>
+          <w:sz w:val="61"/>
+        </w:rPr>
+      </w:pPr>
+      <w:r>
+        <w:rPr>
+          <w:rFonts w:ascii="Arial" w:eastAsia="Arial" w:hAnsi="Arial" w:cs="Arial"/>
+          <w:color w:val="252525"/>
+          <w:sz w:val="61"/>
+        </w:rPr>
+        <w:t xml:space="preserve">A meta é sair do modo teste e fechar </w:t>
+      </w:r>
+      <w:r>
+        <w:rPr>
+          <w:rFonts w:ascii="Arial" w:eastAsia="Arial" w:hAnsi="Arial" w:cs="Arial"/>
+          <w:color w:val="252525"/>
+          <w:sz w:val="61"/>
+        </w:rPr>
+        <w:t xml:space="preserve">com o </w:t>
+      </w:r>
+      <w:r>
+        <w:rPr>
+          <w:rFonts w:ascii="Arial" w:eastAsia="Arial" w:hAnsi="Arial" w:cs="Arial"/>
+          <w:color w:val="252525"/>
+          <w:sz w:val="61"/>
+        </w:rPr>
+        <w:t>cliente</w:t>
+      </w:r>
+      <w:r>
+        <w:rPr>
+          <w:rFonts w:ascii="Arial" w:eastAsia="Arial" w:hAnsi="Arial" w:cs="Arial"/>
+          <w:color w:val="252525"/>
+          <w:sz w:val="61"/>
+        </w:rPr>
+        <w:t>. [PAUSA]</w:t>
+      </w:r>
+    </w:p>
+    <w:p>
+      <w:pPr>
+        <w:spacing w:after="0" w:line="240" w:lineRule="auto"/>
+      </w:pPr>
+    </w:p>
+    <w:p>
+      <w:pPr>
+        <w:spacing w:after="0" w:line="240" w:lineRule="auto"/>
+      </w:pPr>
+      <w:r>
+        <w:rPr>
+          <w:rFonts w:ascii="Arial" w:eastAsia="Arial" w:hAnsi="Arial" w:cs="Arial"/>
+          <w:color w:val="252525"/>
+          <w:sz w:val="61"/>
+        </w:rPr>
+        <w:t>Esse é o Agente NF-e: [PAUSA CURTA]</w:t>
+      </w:r>
+    </w:p>
+    <w:p>
+      <w:pPr>
+        <w:spacing w:after="0" w:line="240" w:lineRule="auto"/>
+        <w:rPr>
+          <w:rFonts w:ascii="Arial" w:eastAsia="Arial" w:hAnsi="Arial" w:cs="Arial"/>
+          <w:color w:val="252525"/>
+          <w:sz w:val="61"/>
+        </w:rPr>
+      </w:pPr>
+      <w:r>
+        <w:rPr>
+          <w:rFonts w:ascii="Arial" w:eastAsia="Arial" w:hAnsi="Arial" w:cs="Arial"/>
+          <w:color w:val="252525"/>
+          <w:sz w:val="61"/>
+        </w:rPr>
+        <w:t>Você para de perder tempo conferindo nota na unha.</w:t>
       </w:r>
     </w:p>
     <w:p>
@@ -2942,761 +3876,6 @@
           <w:sz w:val="61"/>
         </w:rPr>
         <w:lastRenderedPageBreak/>
-        <w:t xml:space="preserve">Em NFS-e, </w:t>
-      </w:r>
-      <w:r>
-        <w:rPr>
-          <w:rFonts w:ascii="Arial" w:eastAsia="Arial" w:hAnsi="Arial" w:cs="Arial"/>
-          <w:color w:val="252525"/>
-          <w:sz w:val="61"/>
-        </w:rPr>
-        <w:t>e</w:t>
-      </w:r>
-      <w:r>
-        <w:rPr>
-          <w:rFonts w:ascii="Arial" w:eastAsia="Arial" w:hAnsi="Arial" w:cs="Arial"/>
-          <w:color w:val="252525"/>
-          <w:sz w:val="61"/>
-        </w:rPr>
-        <w:t>m</w:t>
-      </w:r>
-      <w:r>
-        <w:rPr>
-          <w:rFonts w:ascii="Arial" w:eastAsia="Arial" w:hAnsi="Arial" w:cs="Arial"/>
-          <w:color w:val="252525"/>
-          <w:sz w:val="61"/>
-        </w:rPr>
-        <w:t xml:space="preserve"> </w:t>
-      </w:r>
-      <w:r>
-        <w:rPr>
-          <w:rFonts w:ascii="Arial" w:eastAsia="Arial" w:hAnsi="Arial" w:cs="Arial"/>
-          <w:color w:val="252525"/>
-          <w:sz w:val="61"/>
-        </w:rPr>
-        <w:t>P</w:t>
-      </w:r>
-      <w:r>
-        <w:rPr>
-          <w:rFonts w:ascii="Arial" w:eastAsia="Arial" w:hAnsi="Arial" w:cs="Arial"/>
-          <w:color w:val="252525"/>
-          <w:sz w:val="61"/>
-        </w:rPr>
-        <w:t>D</w:t>
-      </w:r>
-      <w:r>
-        <w:rPr>
-          <w:rFonts w:ascii="Arial" w:eastAsia="Arial" w:hAnsi="Arial" w:cs="Arial"/>
-          <w:color w:val="252525"/>
-          <w:sz w:val="61"/>
-        </w:rPr>
-        <w:t>F</w:t>
-      </w:r>
-      <w:r>
-        <w:rPr>
-          <w:rFonts w:ascii="Arial" w:eastAsia="Arial" w:hAnsi="Arial" w:cs="Arial"/>
-          <w:color w:val="252525"/>
-          <w:sz w:val="61"/>
-        </w:rPr>
-        <w:t xml:space="preserve"> </w:t>
-      </w:r>
-      <w:r>
-        <w:rPr>
-          <w:rFonts w:ascii="Arial" w:eastAsia="Arial" w:hAnsi="Arial" w:cs="Arial"/>
-          <w:color w:val="252525"/>
-          <w:sz w:val="61"/>
-        </w:rPr>
-        <w:t>e</w:t>
-      </w:r>
-      <w:r>
-        <w:rPr>
-          <w:rFonts w:ascii="Arial" w:eastAsia="Arial" w:hAnsi="Arial" w:cs="Arial"/>
-          <w:color w:val="252525"/>
-          <w:sz w:val="61"/>
-        </w:rPr>
-        <w:t xml:space="preserve"> </w:t>
-      </w:r>
-      <w:r>
-        <w:rPr>
-          <w:rFonts w:ascii="Arial" w:eastAsia="Arial" w:hAnsi="Arial" w:cs="Arial"/>
-          <w:color w:val="252525"/>
-          <w:sz w:val="61"/>
-        </w:rPr>
-        <w:t>i</w:t>
-      </w:r>
-      <w:r>
-        <w:rPr>
-          <w:rFonts w:ascii="Arial" w:eastAsia="Arial" w:hAnsi="Arial" w:cs="Arial"/>
-          <w:color w:val="252525"/>
-          <w:sz w:val="61"/>
-        </w:rPr>
-        <w:t>m</w:t>
-      </w:r>
-      <w:r>
-        <w:rPr>
-          <w:rFonts w:ascii="Arial" w:eastAsia="Arial" w:hAnsi="Arial" w:cs="Arial"/>
-          <w:color w:val="252525"/>
-          <w:sz w:val="61"/>
-        </w:rPr>
-        <w:t>a</w:t>
-      </w:r>
-      <w:r>
-        <w:rPr>
-          <w:rFonts w:ascii="Arial" w:eastAsia="Arial" w:hAnsi="Arial" w:cs="Arial"/>
-          <w:color w:val="252525"/>
-          <w:sz w:val="61"/>
-        </w:rPr>
-        <w:t>g</w:t>
-      </w:r>
-      <w:r>
-        <w:rPr>
-          <w:rFonts w:ascii="Arial" w:eastAsia="Arial" w:hAnsi="Arial" w:cs="Arial"/>
-          <w:color w:val="252525"/>
-          <w:sz w:val="61"/>
-        </w:rPr>
-        <w:t>e</w:t>
-      </w:r>
-      <w:r>
-        <w:rPr>
-          <w:rFonts w:ascii="Arial" w:eastAsia="Arial" w:hAnsi="Arial" w:cs="Arial"/>
-          <w:color w:val="252525"/>
-          <w:sz w:val="61"/>
-        </w:rPr>
-        <w:t>m</w:t>
-      </w:r>
-      <w:r>
-        <w:rPr>
-          <w:rFonts w:ascii="Arial" w:eastAsia="Arial" w:hAnsi="Arial" w:cs="Arial"/>
-          <w:color w:val="252525"/>
-          <w:sz w:val="61"/>
-        </w:rPr>
-        <w:t>,</w:t>
-      </w:r>
-      <w:r>
-        <w:rPr>
-          <w:rFonts w:ascii="Arial" w:eastAsia="Arial" w:hAnsi="Arial" w:cs="Arial"/>
-          <w:color w:val="252525"/>
-          <w:sz w:val="61"/>
-        </w:rPr>
-        <w:t xml:space="preserve"> </w:t>
-      </w:r>
-      <w:r>
-        <w:rPr>
-          <w:rFonts w:ascii="Arial" w:eastAsia="Arial" w:hAnsi="Arial" w:cs="Arial"/>
-          <w:color w:val="252525"/>
-          <w:sz w:val="61"/>
-        </w:rPr>
-        <w:t>consegui</w:t>
-      </w:r>
-      <w:r>
-        <w:rPr>
-          <w:rFonts w:ascii="Arial" w:eastAsia="Arial" w:hAnsi="Arial" w:cs="Arial"/>
-          <w:color w:val="252525"/>
-          <w:sz w:val="61"/>
-        </w:rPr>
-        <w:t>mos</w:t>
-      </w:r>
-      <w:r>
-        <w:rPr>
-          <w:rFonts w:ascii="Arial" w:eastAsia="Arial" w:hAnsi="Arial" w:cs="Arial"/>
-          <w:color w:val="252525"/>
-          <w:sz w:val="61"/>
-        </w:rPr>
-        <w:t xml:space="preserve"> extrair as informações essenciais nos mod</w:t>
-      </w:r>
-      <w:r>
-        <w:rPr>
-          <w:rFonts w:ascii="Arial" w:eastAsia="Arial" w:hAnsi="Arial" w:cs="Arial"/>
-          <w:color w:val="252525"/>
-          <w:sz w:val="61"/>
-        </w:rPr>
-        <w:t>elos que testamos.</w:t>
-      </w:r>
-    </w:p>
-    <w:p>
-      <w:pPr>
-        <w:spacing w:after="0" w:line="240" w:lineRule="auto"/>
-        <w:rPr>
-          <w:rFonts w:ascii="Arial" w:eastAsia="Arial" w:hAnsi="Arial" w:cs="Arial"/>
-          <w:color w:val="252525"/>
-          <w:sz w:val="61"/>
-        </w:rPr>
-      </w:pPr>
-    </w:p>
-    <w:p>
-      <w:pPr>
-        <w:spacing w:after="0" w:line="240" w:lineRule="auto"/>
-      </w:pPr>
-      <w:r>
-        <w:rPr>
-          <w:rFonts w:ascii="Arial" w:eastAsia="Arial" w:hAnsi="Arial" w:cs="Arial"/>
-          <w:color w:val="252525"/>
-          <w:sz w:val="61"/>
-        </w:rPr>
-        <w:t>Ou seja: isso não é só ideia de slide.</w:t>
-      </w:r>
-    </w:p>
-    <w:p>
-      <w:pPr>
-        <w:spacing w:after="0" w:line="240" w:lineRule="auto"/>
-        <w:rPr>
-          <w:rFonts w:ascii="Arial" w:eastAsia="Arial" w:hAnsi="Arial" w:cs="Arial"/>
-          <w:color w:val="252525"/>
-          <w:sz w:val="61"/>
-        </w:rPr>
-      </w:pPr>
-      <w:r>
-        <w:rPr>
-          <w:rFonts w:ascii="Arial" w:eastAsia="Arial" w:hAnsi="Arial" w:cs="Arial"/>
-          <w:color w:val="252525"/>
-          <w:sz w:val="61"/>
-        </w:rPr>
-        <w:t>Isso já está rodando e indo para uso real. [PAUSA]</w:t>
-      </w:r>
-    </w:p>
-    <w:p>
-      <w:pPr>
-        <w:spacing w:after="0" w:line="240" w:lineRule="auto"/>
-      </w:pPr>
-    </w:p>
-    <w:p>
-      <w:pPr>
-        <w:spacing w:after="0" w:line="240" w:lineRule="auto"/>
-        <w:rPr>
-          <w:rFonts w:ascii="Arial" w:eastAsia="Arial" w:hAnsi="Arial" w:cs="Arial"/>
-          <w:color w:val="252525"/>
-          <w:sz w:val="61"/>
-        </w:rPr>
-      </w:pPr>
-      <w:r>
-        <w:rPr>
-          <w:rFonts w:ascii="Arial" w:eastAsia="Arial" w:hAnsi="Arial" w:cs="Arial"/>
-          <w:color w:val="252525"/>
-          <w:sz w:val="61"/>
-        </w:rPr>
-        <w:t>Agora, o pedido — e o retorno esperado. [PAUSA CURTA]</w:t>
-      </w:r>
-    </w:p>
-    <w:p>
-      <w:pPr>
-        <w:spacing w:after="0" w:line="240" w:lineRule="auto"/>
-      </w:pPr>
-    </w:p>
-    <w:p>
-      <w:pPr>
-        <w:spacing w:after="0" w:line="240" w:lineRule="auto"/>
-        <w:rPr>
-          <w:rFonts w:ascii="Arial" w:eastAsia="Arial" w:hAnsi="Arial" w:cs="Arial"/>
-          <w:color w:val="252525"/>
-          <w:sz w:val="61"/>
-        </w:rPr>
-      </w:pPr>
-      <w:r>
-        <w:rPr>
-          <w:rFonts w:ascii="Arial" w:eastAsia="Arial" w:hAnsi="Arial" w:cs="Arial"/>
-          <w:color w:val="252525"/>
-          <w:sz w:val="61"/>
-        </w:rPr>
-        <w:t xml:space="preserve">O que nós estamos pedindo é um aporte de </w:t>
-      </w:r>
-      <w:r>
-        <w:rPr>
-          <w:rFonts w:ascii="Arial" w:eastAsia="Arial" w:hAnsi="Arial" w:cs="Arial"/>
-          <w:color w:val="252525"/>
-          <w:sz w:val="61"/>
-        </w:rPr>
-        <w:t>vinte</w:t>
-      </w:r>
-      <w:r>
-        <w:rPr>
-          <w:rFonts w:ascii="Arial" w:eastAsia="Arial" w:hAnsi="Arial" w:cs="Arial"/>
-          <w:color w:val="252525"/>
-          <w:sz w:val="61"/>
-        </w:rPr>
-        <w:t xml:space="preserve"> mil reais para atravessar a última ponte ent</w:t>
-      </w:r>
-      <w:r>
-        <w:rPr>
-          <w:rFonts w:ascii="Arial" w:eastAsia="Arial" w:hAnsi="Arial" w:cs="Arial"/>
-          <w:color w:val="252525"/>
-          <w:sz w:val="61"/>
-        </w:rPr>
-        <w:t>re teste e contrato assinado. [PAUSA CURTA]</w:t>
-      </w:r>
-    </w:p>
-    <w:p>
-      <w:pPr>
-        <w:spacing w:after="0" w:line="240" w:lineRule="auto"/>
-      </w:pPr>
-    </w:p>
-    <w:p>
-      <w:pPr>
-        <w:spacing w:after="0" w:line="240" w:lineRule="auto"/>
-        <w:rPr>
-          <w:rFonts w:ascii="Arial" w:eastAsia="Arial" w:hAnsi="Arial" w:cs="Arial"/>
-          <w:color w:val="252525"/>
-          <w:sz w:val="61"/>
-        </w:rPr>
-      </w:pPr>
-      <w:r>
-        <w:rPr>
-          <w:rFonts w:ascii="Arial" w:eastAsia="Arial" w:hAnsi="Arial" w:cs="Arial"/>
-          <w:color w:val="252525"/>
-          <w:sz w:val="61"/>
-        </w:rPr>
-        <w:t xml:space="preserve">Esse recurso vai para </w:t>
-      </w:r>
-      <w:r>
-        <w:rPr>
-          <w:rFonts w:ascii="Arial" w:eastAsia="Arial" w:hAnsi="Arial" w:cs="Arial"/>
-          <w:color w:val="252525"/>
-          <w:sz w:val="61"/>
-        </w:rPr>
-        <w:t>duas</w:t>
-      </w:r>
-      <w:r>
-        <w:rPr>
-          <w:rFonts w:ascii="Arial" w:eastAsia="Arial" w:hAnsi="Arial" w:cs="Arial"/>
-          <w:color w:val="252525"/>
-          <w:sz w:val="61"/>
-        </w:rPr>
-        <w:t xml:space="preserve"> coisas</w:t>
-      </w:r>
-      <w:r>
-        <w:rPr>
-          <w:rFonts w:ascii="Arial" w:eastAsia="Arial" w:hAnsi="Arial" w:cs="Arial"/>
-          <w:color w:val="252525"/>
-          <w:sz w:val="61"/>
-        </w:rPr>
-        <w:t>:</w:t>
-      </w:r>
-    </w:p>
-    <w:p>
-      <w:pPr>
-        <w:spacing w:after="0" w:line="240" w:lineRule="auto"/>
-      </w:pPr>
-    </w:p>
-    <w:p>
-      <w:pPr>
-        <w:spacing w:after="0" w:line="240" w:lineRule="auto"/>
-        <w:rPr>
-          <w:rFonts w:ascii="Arial" w:eastAsia="Arial" w:hAnsi="Arial" w:cs="Arial"/>
-          <w:color w:val="252525"/>
-          <w:sz w:val="61"/>
-        </w:rPr>
-      </w:pPr>
-    </w:p>
-    <w:p>
-      <w:pPr>
-        <w:spacing w:after="0" w:line="240" w:lineRule="auto"/>
-        <w:rPr>
-          <w:rFonts w:ascii="Arial" w:eastAsia="Arial" w:hAnsi="Arial" w:cs="Arial"/>
-          <w:color w:val="252525"/>
-          <w:sz w:val="61"/>
-        </w:rPr>
-      </w:pPr>
-      <w:r>
-        <w:rPr>
-          <w:rFonts w:ascii="Arial" w:eastAsia="Arial" w:hAnsi="Arial" w:cs="Arial"/>
-          <w:color w:val="252525"/>
-          <w:sz w:val="61"/>
-        </w:rPr>
-        <w:t>Primeiro</w:t>
-      </w:r>
-      <w:r>
-        <w:rPr>
-          <w:rFonts w:ascii="Arial" w:eastAsia="Arial" w:hAnsi="Arial" w:cs="Arial"/>
-          <w:color w:val="252525"/>
-          <w:sz w:val="61"/>
-        </w:rPr>
-        <w:t>: teste de carga</w:t>
-      </w:r>
-      <w:r>
-        <w:rPr>
-          <w:rFonts w:ascii="Arial" w:eastAsia="Arial" w:hAnsi="Arial" w:cs="Arial"/>
-          <w:color w:val="252525"/>
-          <w:sz w:val="61"/>
-        </w:rPr>
-        <w:t xml:space="preserve"> com alguns documentos fiscais</w:t>
-      </w:r>
-      <w:r>
-        <w:rPr>
-          <w:rFonts w:ascii="Arial" w:eastAsia="Arial" w:hAnsi="Arial" w:cs="Arial"/>
-          <w:color w:val="252525"/>
-          <w:sz w:val="61"/>
-        </w:rPr>
-        <w:t>,</w:t>
-      </w:r>
-      <w:r>
-        <w:rPr>
-          <w:rFonts w:ascii="Arial" w:eastAsia="Arial" w:hAnsi="Arial" w:cs="Arial"/>
-          <w:color w:val="252525"/>
-          <w:sz w:val="61"/>
-        </w:rPr>
-        <w:t xml:space="preserve"> </w:t>
-      </w:r>
-      <w:r>
-        <w:rPr>
-          <w:rFonts w:ascii="Arial" w:eastAsia="Arial" w:hAnsi="Arial" w:cs="Arial"/>
-          <w:color w:val="252525"/>
-          <w:sz w:val="61"/>
-        </w:rPr>
-        <w:t>p</w:t>
-      </w:r>
-      <w:r>
-        <w:rPr>
-          <w:rFonts w:ascii="Arial" w:eastAsia="Arial" w:hAnsi="Arial" w:cs="Arial"/>
-          <w:color w:val="252525"/>
-          <w:sz w:val="61"/>
-        </w:rPr>
-        <w:t>a</w:t>
-      </w:r>
-      <w:r>
-        <w:rPr>
-          <w:rFonts w:ascii="Arial" w:eastAsia="Arial" w:hAnsi="Arial" w:cs="Arial"/>
-          <w:color w:val="252525"/>
-          <w:sz w:val="61"/>
-        </w:rPr>
-        <w:t>ra garantir que a ferramenta aguenta</w:t>
-      </w:r>
-      <w:r>
-        <w:rPr>
-          <w:rFonts w:ascii="Arial" w:eastAsia="Arial" w:hAnsi="Arial" w:cs="Arial"/>
-          <w:color w:val="252525"/>
-          <w:sz w:val="61"/>
-        </w:rPr>
-        <w:t xml:space="preserve"> </w:t>
-      </w:r>
-      <w:r>
-        <w:rPr>
-          <w:rFonts w:ascii="Arial" w:eastAsia="Arial" w:hAnsi="Arial" w:cs="Arial"/>
-          <w:color w:val="252525"/>
-          <w:sz w:val="61"/>
-        </w:rPr>
-        <w:t>volume real sem quebrar. [PAUSA CURTA]</w:t>
-      </w:r>
-    </w:p>
-    <w:p>
-      <w:pPr>
-        <w:spacing w:after="0" w:line="240" w:lineRule="auto"/>
-        <w:rPr>
-          <w:rFonts w:ascii="Arial" w:eastAsia="Arial" w:hAnsi="Arial" w:cs="Arial"/>
-          <w:color w:val="252525"/>
-          <w:sz w:val="61"/>
-        </w:rPr>
-      </w:pPr>
-    </w:p>
-    <w:p>
-      <w:pPr>
-        <w:spacing w:after="0" w:line="240" w:lineRule="auto"/>
-        <w:rPr>
-          <w:rFonts w:ascii="Arial" w:eastAsia="Arial" w:hAnsi="Arial" w:cs="Arial"/>
-          <w:color w:val="252525"/>
-          <w:sz w:val="61"/>
-        </w:rPr>
-      </w:pPr>
-      <w:r>
-        <w:rPr>
-          <w:rFonts w:ascii="Arial" w:eastAsia="Arial" w:hAnsi="Arial" w:cs="Arial"/>
-          <w:color w:val="252525"/>
-          <w:sz w:val="61"/>
-        </w:rPr>
-        <w:t>Segundo: segurança e regras fiscais e de armazenamento,</w:t>
-      </w:r>
-      <w:r>
-        <w:rPr>
-          <w:rFonts w:ascii="Arial" w:eastAsia="Arial" w:hAnsi="Arial" w:cs="Arial"/>
-          <w:color w:val="252525"/>
-          <w:sz w:val="61"/>
-        </w:rPr>
-        <w:t xml:space="preserve"> </w:t>
-      </w:r>
-      <w:r>
-        <w:rPr>
-          <w:rFonts w:ascii="Arial" w:eastAsia="Arial" w:hAnsi="Arial" w:cs="Arial"/>
-          <w:color w:val="252525"/>
-          <w:sz w:val="61"/>
-        </w:rPr>
-        <w:t xml:space="preserve">que são exigidas </w:t>
-      </w:r>
-      <w:r>
-        <w:rPr>
-          <w:rFonts w:ascii="Arial" w:eastAsia="Arial" w:hAnsi="Arial" w:cs="Arial"/>
-          <w:color w:val="252525"/>
-          <w:sz w:val="61"/>
-        </w:rPr>
-        <w:lastRenderedPageBreak/>
-        <w:t>por empresas que lidam com dado sensível</w:t>
-      </w:r>
-      <w:r>
-        <w:rPr>
-          <w:rFonts w:ascii="Arial" w:eastAsia="Arial" w:hAnsi="Arial" w:cs="Arial"/>
-          <w:color w:val="252525"/>
-          <w:sz w:val="61"/>
-        </w:rPr>
-        <w:t xml:space="preserve"> </w:t>
-      </w:r>
-      <w:r>
-        <w:rPr>
-          <w:rFonts w:ascii="Arial" w:eastAsia="Arial" w:hAnsi="Arial" w:cs="Arial"/>
-          <w:color w:val="252525"/>
-          <w:sz w:val="61"/>
-        </w:rPr>
-        <w:t>e não assinam contrato sem isso. [PAUSA]</w:t>
-      </w:r>
-    </w:p>
-    <w:p>
-      <w:pPr>
-        <w:spacing w:after="0" w:line="240" w:lineRule="auto"/>
-        <w:rPr>
-          <w:rFonts w:ascii="Arial" w:eastAsia="Arial" w:hAnsi="Arial" w:cs="Arial"/>
-          <w:color w:val="252525"/>
-          <w:sz w:val="61"/>
-        </w:rPr>
-      </w:pPr>
-    </w:p>
-    <w:p>
-      <w:pPr>
-        <w:spacing w:after="0" w:line="240" w:lineRule="auto"/>
-      </w:pPr>
-      <w:r>
-        <w:rPr>
-          <w:rFonts w:ascii="Arial" w:eastAsia="Arial" w:hAnsi="Arial" w:cs="Arial"/>
-          <w:color w:val="252525"/>
-          <w:sz w:val="61"/>
-        </w:rPr>
-        <w:t>Terceiro</w:t>
-      </w:r>
-      <w:r>
-        <w:rPr>
-          <w:rFonts w:ascii="Arial" w:eastAsia="Arial" w:hAnsi="Arial" w:cs="Arial"/>
-          <w:color w:val="252525"/>
-          <w:sz w:val="61"/>
-        </w:rPr>
-        <w:t>: Implantação e treinamento para os usuários.</w:t>
-      </w:r>
-    </w:p>
-    <w:p>
-      <w:pPr>
-        <w:spacing w:after="0" w:line="240" w:lineRule="auto"/>
-      </w:pPr>
-    </w:p>
-    <w:p>
-      <w:pPr>
-        <w:spacing w:after="0" w:line="240" w:lineRule="auto"/>
-      </w:pPr>
-    </w:p>
-    <w:p>
-      <w:pPr>
-        <w:spacing w:after="0" w:line="240" w:lineRule="auto"/>
-        <w:rPr>
-          <w:rFonts w:ascii="Arial" w:eastAsia="Arial" w:hAnsi="Arial" w:cs="Arial"/>
-          <w:color w:val="252525"/>
-          <w:sz w:val="61"/>
-        </w:rPr>
-      </w:pPr>
-      <w:r>
-        <w:rPr>
-          <w:rFonts w:ascii="Arial" w:eastAsia="Arial" w:hAnsi="Arial" w:cs="Arial"/>
-          <w:color w:val="252525"/>
-          <w:sz w:val="61"/>
-        </w:rPr>
-        <w:t>Qual é o resultado esperado disso? [PAUSA CURTA]</w:t>
-      </w:r>
-    </w:p>
-    <w:p>
-      <w:pPr>
-        <w:spacing w:after="0" w:line="240" w:lineRule="auto"/>
-      </w:pPr>
-    </w:p>
-    <w:p>
-      <w:pPr>
-        <w:spacing w:after="0" w:line="240" w:lineRule="auto"/>
-        <w:rPr>
-          <w:rFonts w:ascii="Arial" w:eastAsia="Arial" w:hAnsi="Arial" w:cs="Arial"/>
-          <w:color w:val="252525"/>
-          <w:sz w:val="61"/>
-        </w:rPr>
-      </w:pPr>
-      <w:r>
-        <w:rPr>
-          <w:rFonts w:ascii="Arial" w:eastAsia="Arial" w:hAnsi="Arial" w:cs="Arial"/>
-          <w:color w:val="252525"/>
-          <w:sz w:val="61"/>
-        </w:rPr>
-        <w:t xml:space="preserve">Transformar </w:t>
-      </w:r>
-      <w:r>
-        <w:rPr>
-          <w:rFonts w:ascii="Arial" w:eastAsia="Arial" w:hAnsi="Arial" w:cs="Arial"/>
-          <w:color w:val="252525"/>
-          <w:sz w:val="61"/>
-        </w:rPr>
-        <w:t>esse</w:t>
-      </w:r>
-      <w:r>
-        <w:rPr>
-          <w:rFonts w:ascii="Arial" w:eastAsia="Arial" w:hAnsi="Arial" w:cs="Arial"/>
-          <w:color w:val="252525"/>
-          <w:sz w:val="61"/>
-        </w:rPr>
-        <w:t xml:space="preserve"> piloto</w:t>
-      </w:r>
-      <w:r>
-        <w:rPr>
-          <w:rFonts w:ascii="Arial" w:eastAsia="Arial" w:hAnsi="Arial" w:cs="Arial"/>
-          <w:color w:val="252525"/>
-          <w:sz w:val="61"/>
-        </w:rPr>
-        <w:t xml:space="preserve"> </w:t>
-      </w:r>
-      <w:r>
-        <w:rPr>
-          <w:rFonts w:ascii="Arial" w:eastAsia="Arial" w:hAnsi="Arial" w:cs="Arial"/>
-          <w:color w:val="252525"/>
-          <w:sz w:val="61"/>
-        </w:rPr>
-        <w:t xml:space="preserve">em </w:t>
-      </w:r>
-      <w:r>
-        <w:rPr>
-          <w:rFonts w:ascii="Arial" w:eastAsia="Arial" w:hAnsi="Arial" w:cs="Arial"/>
-          <w:color w:val="252525"/>
-          <w:sz w:val="61"/>
-        </w:rPr>
-        <w:t>contrato</w:t>
-      </w:r>
-      <w:r>
-        <w:rPr>
-          <w:rFonts w:ascii="Arial" w:eastAsia="Arial" w:hAnsi="Arial" w:cs="Arial"/>
-          <w:color w:val="252525"/>
-          <w:sz w:val="61"/>
-        </w:rPr>
-        <w:t xml:space="preserve"> contratos pago</w:t>
-      </w:r>
-      <w:r>
-        <w:rPr>
-          <w:rFonts w:ascii="Arial" w:eastAsia="Arial" w:hAnsi="Arial" w:cs="Arial"/>
-          <w:color w:val="252525"/>
-          <w:sz w:val="61"/>
-        </w:rPr>
-        <w:t xml:space="preserve"> e</w:t>
-      </w:r>
-      <w:r>
-        <w:rPr>
-          <w:rFonts w:ascii="Arial" w:eastAsia="Arial" w:hAnsi="Arial" w:cs="Arial"/>
-          <w:color w:val="252525"/>
-          <w:sz w:val="61"/>
-        </w:rPr>
-        <w:t xml:space="preserve"> chegar perto de vinte mil reais por mês de faturamento recorrente</w:t>
-      </w:r>
-      <w:r>
-        <w:rPr>
-          <w:rFonts w:ascii="Arial" w:eastAsia="Arial" w:hAnsi="Arial" w:cs="Arial"/>
-          <w:color w:val="252525"/>
-          <w:sz w:val="61"/>
-        </w:rPr>
-        <w:t>.</w:t>
-      </w:r>
-    </w:p>
-    <w:p>
-      <w:pPr>
-        <w:spacing w:after="0" w:line="240" w:lineRule="auto"/>
-      </w:pPr>
-    </w:p>
-    <w:p>
-      <w:pPr>
-        <w:spacing w:after="0" w:line="240" w:lineRule="auto"/>
-        <w:rPr>
-          <w:rFonts w:ascii="Arial" w:eastAsia="Arial" w:hAnsi="Arial" w:cs="Arial"/>
-          <w:color w:val="252525"/>
-          <w:sz w:val="61"/>
-        </w:rPr>
-      </w:pPr>
-      <w:r>
-        <w:rPr>
-          <w:rFonts w:ascii="Arial" w:eastAsia="Arial" w:hAnsi="Arial" w:cs="Arial"/>
-          <w:color w:val="252525"/>
-          <w:sz w:val="61"/>
-        </w:rPr>
-        <w:t xml:space="preserve">A meta é sair do modo teste e fechar </w:t>
-      </w:r>
-      <w:r>
-        <w:rPr>
-          <w:rFonts w:ascii="Arial" w:eastAsia="Arial" w:hAnsi="Arial" w:cs="Arial"/>
-          <w:color w:val="252525"/>
-          <w:sz w:val="61"/>
-        </w:rPr>
-        <w:t xml:space="preserve">com o </w:t>
-      </w:r>
-      <w:r>
-        <w:rPr>
-          <w:rFonts w:ascii="Arial" w:eastAsia="Arial" w:hAnsi="Arial" w:cs="Arial"/>
-          <w:color w:val="252525"/>
-          <w:sz w:val="61"/>
-        </w:rPr>
-        <w:t>cliente</w:t>
-      </w:r>
-      <w:r>
-        <w:rPr>
-          <w:rFonts w:ascii="Arial" w:eastAsia="Arial" w:hAnsi="Arial" w:cs="Arial"/>
-          <w:color w:val="252525"/>
-          <w:sz w:val="61"/>
-        </w:rPr>
-        <w:t>. [PAUSA]</w:t>
-      </w:r>
-    </w:p>
-    <w:p>
-      <w:pPr>
-        <w:spacing w:after="0" w:line="240" w:lineRule="auto"/>
-      </w:pPr>
-    </w:p>
-    <w:p>
-      <w:pPr>
-        <w:spacing w:after="0" w:line="240" w:lineRule="auto"/>
-      </w:pPr>
-      <w:r>
-        <w:rPr>
-          <w:rFonts w:ascii="Arial" w:eastAsia="Arial" w:hAnsi="Arial" w:cs="Arial"/>
-          <w:color w:val="252525"/>
-          <w:sz w:val="61"/>
-        </w:rPr>
-        <w:t>Esse é o Agente NF-e: [PAUSA CURTA]</w:t>
-      </w:r>
-    </w:p>
-    <w:p>
-      <w:pPr>
-        <w:spacing w:after="0" w:line="240" w:lineRule="auto"/>
-        <w:rPr>
-          <w:rFonts w:ascii="Arial" w:eastAsia="Arial" w:hAnsi="Arial" w:cs="Arial"/>
-          <w:color w:val="252525"/>
-          <w:sz w:val="61"/>
-        </w:rPr>
-      </w:pPr>
-      <w:r>
-        <w:rPr>
-          <w:rFonts w:ascii="Arial" w:eastAsia="Arial" w:hAnsi="Arial" w:cs="Arial"/>
-          <w:color w:val="252525"/>
-          <w:sz w:val="61"/>
-        </w:rPr>
-        <w:t>Você para de perder tempo conferindo nota na unha.</w:t>
-      </w:r>
-    </w:p>
-    <w:p>
-      <w:pPr>
-        <w:spacing w:after="0" w:line="240" w:lineRule="auto"/>
-      </w:pPr>
-    </w:p>
-    <w:p>
-      <w:pPr>
-        <w:spacing w:after="0" w:line="240" w:lineRule="auto"/>
-      </w:pPr>
-      <w:r>
-        <w:rPr>
-          <w:rFonts w:ascii="Arial" w:eastAsia="Arial" w:hAnsi="Arial" w:cs="Arial"/>
-          <w:color w:val="252525"/>
-          <w:sz w:val="61"/>
-        </w:rPr>
         <w:t>Você enxerga onde o dinheiro está</w:t>
       </w:r>
     </w:p>
@@ -3738,7 +3917,6 @@
           <w:color w:val="252525"/>
           <w:sz w:val="61"/>
         </w:rPr>
-        <w:lastRenderedPageBreak/>
         <w:t>Você ganh</w:t>
       </w:r>
       <w:r>

--- a/Desafio 2 - Projeto - 11062025/Projeto Final - Artefatos/Narração video.docx
+++ b/Desafio 2 - Projeto - 11062025/Projeto Final - Artefatos/Narração video.docx
@@ -1144,46 +1144,48 @@
           <w:sz w:val="61"/>
         </w:rPr>
       </w:pPr>
-      <w:r>
-        <w:rPr>
-          <w:rFonts w:ascii="Arial" w:eastAsia="Arial" w:hAnsi="Arial" w:cs="Arial"/>
-          <w:color w:val="252525"/>
-          <w:sz w:val="61"/>
-        </w:rPr>
-        <w:t>[PRINT</w:t>
-      </w:r>
-      <w:r>
-        <w:rPr>
-          <w:rFonts w:ascii="Arial" w:eastAsia="Arial" w:hAnsi="Arial" w:cs="Arial"/>
-          <w:color w:val="252525"/>
-          <w:sz w:val="61"/>
-        </w:rPr>
-        <w:t>2</w:t>
-      </w:r>
-      <w:r>
-        <w:rPr>
-          <w:rFonts w:ascii="Arial" w:eastAsia="Arial" w:hAnsi="Arial" w:cs="Arial"/>
-          <w:color w:val="252525"/>
-          <w:sz w:val="61"/>
-        </w:rPr>
-        <w:t xml:space="preserve"> –</w:t>
-      </w:r>
-      <w:r>
-        <w:rPr>
-          <w:rFonts w:ascii="Arial" w:eastAsia="Arial" w:hAnsi="Arial" w:cs="Arial"/>
-          <w:color w:val="252525"/>
-          <w:sz w:val="61"/>
-        </w:rPr>
-        <w:t xml:space="preserve"> </w:t>
-      </w:r>
-      <w:r>
-        <w:rPr>
-          <w:rFonts w:ascii="Arial" w:eastAsia="Arial" w:hAnsi="Arial" w:cs="Arial"/>
-          <w:color w:val="252525"/>
-          <w:sz w:val="61"/>
-        </w:rPr>
-        <w:t>VOLTA PARA A TELA DO AGENTE]</w:t>
-      </w:r>
+      <w:hyperlink r:id="rId6" w:history="1">
+        <w:r>
+          <w:rPr>
+            <w:rStyle w:val="Hyperlink"/>
+            <w:rFonts w:ascii="Arial" w:eastAsia="Arial" w:hAnsi="Arial" w:cs="Arial"/>
+            <w:sz w:val="61"/>
+          </w:rPr>
+          <w:t>[PRINT</w:t>
+        </w:r>
+        <w:r>
+          <w:rPr>
+            <w:rStyle w:val="Hyperlink"/>
+            <w:rFonts w:ascii="Arial" w:eastAsia="Arial" w:hAnsi="Arial" w:cs="Arial"/>
+            <w:sz w:val="61"/>
+          </w:rPr>
+          <w:t>2</w:t>
+        </w:r>
+        <w:r>
+          <w:rPr>
+            <w:rStyle w:val="Hyperlink"/>
+            <w:rFonts w:ascii="Arial" w:eastAsia="Arial" w:hAnsi="Arial" w:cs="Arial"/>
+            <w:sz w:val="61"/>
+          </w:rPr>
+          <w:t xml:space="preserve"> –</w:t>
+        </w:r>
+        <w:r>
+          <w:rPr>
+            <w:rStyle w:val="Hyperlink"/>
+            <w:rFonts w:ascii="Arial" w:eastAsia="Arial" w:hAnsi="Arial" w:cs="Arial"/>
+            <w:sz w:val="61"/>
+          </w:rPr>
+          <w:t xml:space="preserve"> </w:t>
+        </w:r>
+        <w:r>
+          <w:rPr>
+            <w:rStyle w:val="Hyperlink"/>
+            <w:rFonts w:ascii="Arial" w:eastAsia="Arial" w:hAnsi="Arial" w:cs="Arial"/>
+            <w:sz w:val="61"/>
+          </w:rPr>
+          <w:t>VOLTA PARA A TELA DO AGENTE]</w:t>
+        </w:r>
+      </w:hyperlink>
     </w:p>
     <w:p>
       <w:pPr>

--- a/Desafio 2 - Projeto - 11062025/Projeto Final - Artefatos/Narração video.docx
+++ b/Desafio 2 - Projeto - 11062025/Projeto Final - Artefatos/Narração video.docx
@@ -1390,6 +1390,356 @@
           <w:sz w:val="61"/>
         </w:rPr>
       </w:pPr>
+      <w:hyperlink r:id="rId7" w:history="1">
+        <w:r>
+          <w:rPr>
+            <w:rStyle w:val="Hyperlink"/>
+            <w:rFonts w:ascii="Arial" w:eastAsia="Arial" w:hAnsi="Arial" w:cs="Arial"/>
+            <w:sz w:val="61"/>
+          </w:rPr>
+          <w:t xml:space="preserve">[PRINT 3 – AINDA NA TELA DO AGENTE, MONSTRANDO O BOTÃO </w:t>
+        </w:r>
+        <w:r>
+          <w:rPr>
+            <w:rStyle w:val="Hyperlink"/>
+            <w:rFonts w:ascii="Arial" w:eastAsia="Arial" w:hAnsi="Arial" w:cs="Arial"/>
+            <w:sz w:val="61"/>
+          </w:rPr>
+          <w:t xml:space="preserve">“Consultar” </w:t>
+        </w:r>
+        <w:r>
+          <w:rPr>
+            <w:rStyle w:val="Hyperlink"/>
+            <w:rFonts w:ascii="Arial" w:eastAsia="Arial" w:hAnsi="Arial" w:cs="Arial"/>
+            <w:sz w:val="61"/>
+          </w:rPr>
+          <w:t>SENDO CLICADO</w:t>
+        </w:r>
+        <w:r>
+          <w:rPr>
+            <w:rStyle w:val="Hyperlink"/>
+            <w:rFonts w:ascii="Arial" w:eastAsia="Arial" w:hAnsi="Arial" w:cs="Arial"/>
+            <w:sz w:val="61"/>
+          </w:rPr>
+          <w:t xml:space="preserve"> E O PROCESSAMENTO</w:t>
+        </w:r>
+        <w:r>
+          <w:rPr>
+            <w:rStyle w:val="Hyperlink"/>
+            <w:rFonts w:ascii="Arial" w:eastAsia="Arial" w:hAnsi="Arial" w:cs="Arial"/>
+            <w:sz w:val="61"/>
+          </w:rPr>
+          <w:t>]</w:t>
+        </w:r>
+      </w:hyperlink>
+    </w:p>
+    <w:p>
+      <w:pPr>
+        <w:spacing w:after="0" w:line="240" w:lineRule="auto"/>
+        <w:rPr>
+          <w:rFonts w:ascii="Arial" w:eastAsia="Arial" w:hAnsi="Arial" w:cs="Arial"/>
+          <w:color w:val="252525"/>
+          <w:sz w:val="61"/>
+        </w:rPr>
+      </w:pPr>
+    </w:p>
+    <w:p>
+      <w:pPr>
+        <w:spacing w:after="0" w:line="240" w:lineRule="auto"/>
+        <w:rPr>
+          <w:rFonts w:ascii="Arial" w:eastAsia="Arial" w:hAnsi="Arial" w:cs="Arial"/>
+          <w:color w:val="252525"/>
+          <w:sz w:val="61"/>
+        </w:rPr>
+      </w:pPr>
+      <w:r>
+        <w:rPr>
+          <w:rFonts w:ascii="Arial" w:eastAsia="Arial" w:hAnsi="Arial" w:cs="Arial"/>
+          <w:color w:val="252525"/>
+          <w:sz w:val="61"/>
+        </w:rPr>
+        <w:t>[PRINT4 – COM O RESULTADO DO PROCESSAMENTO]</w:t>
+      </w:r>
+    </w:p>
+    <w:p>
+      <w:pPr>
+        <w:spacing w:after="0" w:line="240" w:lineRule="auto"/>
+      </w:pPr>
+    </w:p>
+    <w:p>
+      <w:pPr>
+        <w:spacing w:after="0" w:line="240" w:lineRule="auto"/>
+        <w:rPr>
+          <w:rFonts w:ascii="Arial" w:eastAsia="Arial" w:hAnsi="Arial" w:cs="Arial"/>
+          <w:color w:val="252525"/>
+          <w:sz w:val="61"/>
+        </w:rPr>
+      </w:pPr>
+      <w:r>
+        <w:rPr>
+          <w:rFonts w:ascii="Arial" w:eastAsia="Arial" w:hAnsi="Arial" w:cs="Arial"/>
+          <w:color w:val="252525"/>
+          <w:sz w:val="61"/>
+        </w:rPr>
+        <w:t xml:space="preserve">Após se clicar no botão “Consultar” </w:t>
+      </w:r>
+      <w:r>
+        <w:rPr>
+          <w:rFonts w:ascii="Arial" w:eastAsia="Arial" w:hAnsi="Arial" w:cs="Arial"/>
+          <w:color w:val="252525"/>
+          <w:sz w:val="61"/>
+        </w:rPr>
+        <w:t>o sistema devolve</w:t>
+      </w:r>
+      <w:r>
+        <w:rPr>
+          <w:rFonts w:ascii="Arial" w:eastAsia="Arial" w:hAnsi="Arial" w:cs="Arial"/>
+          <w:color w:val="252525"/>
+          <w:sz w:val="61"/>
+        </w:rPr>
+        <w:t>rá</w:t>
+      </w:r>
+      <w:r>
+        <w:rPr>
+          <w:rFonts w:ascii="Arial" w:eastAsia="Arial" w:hAnsi="Arial" w:cs="Arial"/>
+          <w:color w:val="252525"/>
+          <w:sz w:val="61"/>
+        </w:rPr>
+        <w:t xml:space="preserve"> uma tabela clara</w:t>
+      </w:r>
+      <w:r>
+        <w:rPr>
+          <w:rFonts w:ascii="Arial" w:eastAsia="Arial" w:hAnsi="Arial" w:cs="Arial"/>
+          <w:color w:val="252525"/>
+          <w:sz w:val="61"/>
+        </w:rPr>
+        <w:t>.</w:t>
+      </w:r>
+    </w:p>
+    <w:p>
+      <w:pPr>
+        <w:spacing w:after="0" w:line="240" w:lineRule="auto"/>
+        <w:rPr>
+          <w:rFonts w:ascii="Arial" w:eastAsia="Arial" w:hAnsi="Arial" w:cs="Arial"/>
+          <w:color w:val="252525"/>
+          <w:sz w:val="61"/>
+        </w:rPr>
+      </w:pPr>
+    </w:p>
+    <w:p>
+      <w:pPr>
+        <w:spacing w:after="0" w:line="240" w:lineRule="auto"/>
+        <w:rPr>
+          <w:rFonts w:ascii="Arial" w:eastAsia="Arial" w:hAnsi="Arial" w:cs="Arial"/>
+          <w:color w:val="252525"/>
+          <w:sz w:val="61"/>
+        </w:rPr>
+      </w:pPr>
+      <w:r>
+        <w:rPr>
+          <w:rFonts w:ascii="Arial" w:eastAsia="Arial" w:hAnsi="Arial" w:cs="Arial"/>
+          <w:color w:val="252525"/>
+          <w:sz w:val="61"/>
+        </w:rPr>
+        <w:t>[VOLTA PARA VOCÊ]</w:t>
+      </w:r>
+    </w:p>
+    <w:p>
+      <w:pPr>
+        <w:spacing w:after="0" w:line="240" w:lineRule="auto"/>
+      </w:pPr>
+    </w:p>
+    <w:p>
+      <w:pPr>
+        <w:spacing w:after="0" w:line="240" w:lineRule="auto"/>
+        <w:rPr>
+          <w:rFonts w:ascii="Arial" w:eastAsia="Arial" w:hAnsi="Arial" w:cs="Arial"/>
+          <w:color w:val="252525"/>
+          <w:sz w:val="61"/>
+        </w:rPr>
+      </w:pPr>
+      <w:r>
+        <w:rPr>
+          <w:rFonts w:ascii="Arial" w:eastAsia="Arial" w:hAnsi="Arial" w:cs="Arial"/>
+          <w:color w:val="252525"/>
+          <w:sz w:val="61"/>
+        </w:rPr>
+        <w:t xml:space="preserve">Agora, por que isso </w:t>
+      </w:r>
+      <w:r>
+        <w:rPr>
+          <w:rFonts w:ascii="Arial" w:eastAsia="Arial" w:hAnsi="Arial" w:cs="Arial"/>
+          <w:color w:val="252525"/>
+          <w:sz w:val="61"/>
+        </w:rPr>
+        <w:t>tem importância para o departamento financeiro da empresa</w:t>
+      </w:r>
+      <w:r>
+        <w:rPr>
+          <w:rFonts w:ascii="Arial" w:eastAsia="Arial" w:hAnsi="Arial" w:cs="Arial"/>
+          <w:color w:val="252525"/>
+          <w:sz w:val="61"/>
+        </w:rPr>
+        <w:t>?</w:t>
+      </w:r>
+    </w:p>
+    <w:p>
+      <w:pPr>
+        <w:spacing w:after="0" w:line="240" w:lineRule="auto"/>
+        <w:rPr>
+          <w:rFonts w:ascii="Arial" w:eastAsia="Arial" w:hAnsi="Arial" w:cs="Arial"/>
+          <w:color w:val="252525"/>
+          <w:sz w:val="61"/>
+        </w:rPr>
+      </w:pPr>
+    </w:p>
+    <w:p>
+      <w:pPr>
+        <w:spacing w:after="0" w:line="240" w:lineRule="auto"/>
+        <w:rPr>
+          <w:rFonts w:ascii="Arial" w:eastAsia="Arial" w:hAnsi="Arial" w:cs="Arial"/>
+          <w:color w:val="252525"/>
+          <w:sz w:val="61"/>
+        </w:rPr>
+      </w:pPr>
+      <w:r>
+        <w:rPr>
+          <w:rFonts w:ascii="Arial" w:eastAsia="Arial" w:hAnsi="Arial" w:cs="Arial"/>
+          <w:color w:val="252525"/>
+          <w:sz w:val="61"/>
+        </w:rPr>
+        <w:t xml:space="preserve">[PRINT </w:t>
+      </w:r>
+      <w:r>
+        <w:rPr>
+          <w:rFonts w:ascii="Arial" w:eastAsia="Arial" w:hAnsi="Arial" w:cs="Arial"/>
+          <w:color w:val="252525"/>
+          <w:sz w:val="61"/>
+        </w:rPr>
+        <w:t>5</w:t>
+      </w:r>
+      <w:r>
+        <w:rPr>
+          <w:rFonts w:ascii="Arial" w:eastAsia="Arial" w:hAnsi="Arial" w:cs="Arial"/>
+          <w:color w:val="252525"/>
+          <w:sz w:val="61"/>
+        </w:rPr>
+        <w:t xml:space="preserve"> – VOLTA PARA A TELA DO AGENTE]</w:t>
+      </w:r>
+    </w:p>
+    <w:p>
+      <w:pPr>
+        <w:spacing w:after="0" w:line="240" w:lineRule="auto"/>
+      </w:pPr>
+    </w:p>
+    <w:p>
+      <w:pPr>
+        <w:spacing w:after="0" w:line="240" w:lineRule="auto"/>
+      </w:pPr>
+    </w:p>
+    <w:p>
+      <w:pPr>
+        <w:spacing w:after="0" w:line="240" w:lineRule="auto"/>
+        <w:rPr>
+          <w:rFonts w:ascii="Arial" w:eastAsia="Arial" w:hAnsi="Arial" w:cs="Arial"/>
+          <w:color w:val="252525"/>
+          <w:sz w:val="61"/>
+        </w:rPr>
+      </w:pPr>
+      <w:r>
+        <w:rPr>
+          <w:rFonts w:ascii="Arial" w:eastAsia="Arial" w:hAnsi="Arial" w:cs="Arial"/>
+          <w:color w:val="252525"/>
+          <w:sz w:val="61"/>
+        </w:rPr>
+        <w:t xml:space="preserve">A </w:t>
+      </w:r>
+      <w:proofErr w:type="spellStart"/>
+      <w:r>
+        <w:rPr>
+          <w:rFonts w:ascii="Arial" w:eastAsia="Arial" w:hAnsi="Arial" w:cs="Arial"/>
+          <w:color w:val="252525"/>
+          <w:sz w:val="61"/>
+        </w:rPr>
+        <w:t>tag</w:t>
+      </w:r>
+      <w:proofErr w:type="spellEnd"/>
+      <w:r>
+        <w:rPr>
+          <w:rFonts w:ascii="Arial" w:eastAsia="Arial" w:hAnsi="Arial" w:cs="Arial"/>
+          <w:color w:val="252525"/>
+          <w:sz w:val="61"/>
+        </w:rPr>
+        <w:t xml:space="preserve"> &lt;</w:t>
+      </w:r>
+      <w:proofErr w:type="spellStart"/>
+      <w:r>
+        <w:rPr>
+          <w:rFonts w:ascii="Arial" w:eastAsia="Arial" w:hAnsi="Arial" w:cs="Arial"/>
+          <w:color w:val="252525"/>
+          <w:sz w:val="61"/>
+        </w:rPr>
+        <w:t>vICMS</w:t>
+      </w:r>
+      <w:proofErr w:type="spellEnd"/>
+      <w:r>
+        <w:rPr>
+          <w:rFonts w:ascii="Arial" w:eastAsia="Arial" w:hAnsi="Arial" w:cs="Arial"/>
+          <w:color w:val="252525"/>
+          <w:sz w:val="61"/>
+        </w:rPr>
+        <w:t>&gt;</w:t>
+      </w:r>
+      <w:r>
+        <w:rPr>
+          <w:rFonts w:ascii="Arial" w:eastAsia="Arial" w:hAnsi="Arial" w:cs="Arial"/>
+          <w:color w:val="252525"/>
+          <w:sz w:val="61"/>
+        </w:rPr>
+        <w:t xml:space="preserve"> </w:t>
+      </w:r>
+      <w:r>
+        <w:rPr>
+          <w:rFonts w:ascii="Arial" w:eastAsia="Arial" w:hAnsi="Arial" w:cs="Arial"/>
+          <w:color w:val="252525"/>
+          <w:sz w:val="61"/>
+        </w:rPr>
+        <w:t>no totalizador (&lt;</w:t>
+      </w:r>
+      <w:proofErr w:type="spellStart"/>
+      <w:r>
+        <w:rPr>
+          <w:rFonts w:ascii="Arial" w:eastAsia="Arial" w:hAnsi="Arial" w:cs="Arial"/>
+          <w:color w:val="252525"/>
+          <w:sz w:val="61"/>
+        </w:rPr>
+        <w:t>ICMSTot</w:t>
+      </w:r>
+      <w:proofErr w:type="spellEnd"/>
+      <w:r>
+        <w:rPr>
+          <w:rFonts w:ascii="Arial" w:eastAsia="Arial" w:hAnsi="Arial" w:cs="Arial"/>
+          <w:color w:val="252525"/>
+          <w:sz w:val="61"/>
+        </w:rPr>
+        <w:t xml:space="preserve">&gt;) está incorreta, indicando apenas R$ 18,00, </w:t>
+      </w:r>
+      <w:r>
+        <w:rPr>
+          <w:rFonts w:ascii="Arial" w:eastAsia="Arial" w:hAnsi="Arial" w:cs="Arial"/>
+          <w:color w:val="252525"/>
+          <w:sz w:val="61"/>
+        </w:rPr>
+        <w:t>enquanto que o correto, seria</w:t>
+      </w:r>
+      <w:r>
+        <w:rPr>
+          <w:rFonts w:ascii="Arial" w:eastAsia="Arial" w:hAnsi="Arial" w:cs="Arial"/>
+          <w:color w:val="252525"/>
+          <w:sz w:val="61"/>
+        </w:rPr>
+        <w:t xml:space="preserve"> R$ 3.600.000,00. Isso é um erro de preenchimento que pode </w:t>
+      </w:r>
       <w:r>
         <w:rPr>
           <w:rFonts w:ascii="Arial" w:eastAsia="Arial" w:hAnsi="Arial" w:cs="Arial"/>
@@ -1397,322 +1747,7 @@
           <w:sz w:val="61"/>
         </w:rPr>
         <w:lastRenderedPageBreak/>
-        <w:t xml:space="preserve">[PRINT 3 – AINDA NA TELA DO AGENTE, MONSTRANDO O BOTÃO </w:t>
-      </w:r>
-      <w:r>
-        <w:rPr>
-          <w:rFonts w:ascii="Arial" w:eastAsia="Arial" w:hAnsi="Arial" w:cs="Arial"/>
-          <w:color w:val="252525"/>
-          <w:sz w:val="61"/>
-        </w:rPr>
-        <w:t xml:space="preserve">“Consultar” </w:t>
-      </w:r>
-      <w:r>
-        <w:rPr>
-          <w:rFonts w:ascii="Arial" w:eastAsia="Arial" w:hAnsi="Arial" w:cs="Arial"/>
-          <w:color w:val="252525"/>
-          <w:sz w:val="61"/>
-        </w:rPr>
-        <w:t>SENDO CLICADO</w:t>
-      </w:r>
-      <w:r>
-        <w:rPr>
-          <w:rFonts w:ascii="Arial" w:eastAsia="Arial" w:hAnsi="Arial" w:cs="Arial"/>
-          <w:color w:val="252525"/>
-          <w:sz w:val="61"/>
-        </w:rPr>
-        <w:t xml:space="preserve"> E O PROCESSAMENTO</w:t>
-      </w:r>
-      <w:r>
-        <w:rPr>
-          <w:rFonts w:ascii="Arial" w:eastAsia="Arial" w:hAnsi="Arial" w:cs="Arial"/>
-          <w:color w:val="252525"/>
-          <w:sz w:val="61"/>
-        </w:rPr>
-        <w:t>]</w:t>
-      </w:r>
-    </w:p>
-    <w:p>
-      <w:pPr>
-        <w:spacing w:after="0" w:line="240" w:lineRule="auto"/>
-        <w:rPr>
-          <w:rFonts w:ascii="Arial" w:eastAsia="Arial" w:hAnsi="Arial" w:cs="Arial"/>
-          <w:color w:val="252525"/>
-          <w:sz w:val="61"/>
-        </w:rPr>
-      </w:pPr>
-    </w:p>
-    <w:p>
-      <w:pPr>
-        <w:spacing w:after="0" w:line="240" w:lineRule="auto"/>
-      </w:pPr>
-    </w:p>
-    <w:p>
-      <w:pPr>
-        <w:spacing w:after="0" w:line="240" w:lineRule="auto"/>
-        <w:rPr>
-          <w:rFonts w:ascii="Arial" w:eastAsia="Arial" w:hAnsi="Arial" w:cs="Arial"/>
-          <w:color w:val="252525"/>
-          <w:sz w:val="61"/>
-        </w:rPr>
-      </w:pPr>
-      <w:r>
-        <w:rPr>
-          <w:rFonts w:ascii="Arial" w:eastAsia="Arial" w:hAnsi="Arial" w:cs="Arial"/>
-          <w:color w:val="252525"/>
-          <w:sz w:val="61"/>
-        </w:rPr>
-        <w:t xml:space="preserve">Após se clicar no botão “Consultar” </w:t>
-      </w:r>
-      <w:r>
-        <w:rPr>
-          <w:rFonts w:ascii="Arial" w:eastAsia="Arial" w:hAnsi="Arial" w:cs="Arial"/>
-          <w:color w:val="252525"/>
-          <w:sz w:val="61"/>
-        </w:rPr>
-        <w:t>o sistema devolve</w:t>
-      </w:r>
-      <w:r>
-        <w:rPr>
-          <w:rFonts w:ascii="Arial" w:eastAsia="Arial" w:hAnsi="Arial" w:cs="Arial"/>
-          <w:color w:val="252525"/>
-          <w:sz w:val="61"/>
-        </w:rPr>
-        <w:t>rá</w:t>
-      </w:r>
-      <w:r>
-        <w:rPr>
-          <w:rFonts w:ascii="Arial" w:eastAsia="Arial" w:hAnsi="Arial" w:cs="Arial"/>
-          <w:color w:val="252525"/>
-          <w:sz w:val="61"/>
-        </w:rPr>
-        <w:t xml:space="preserve"> uma tabela clara</w:t>
-      </w:r>
-      <w:r>
-        <w:rPr>
-          <w:rFonts w:ascii="Arial" w:eastAsia="Arial" w:hAnsi="Arial" w:cs="Arial"/>
-          <w:color w:val="252525"/>
-          <w:sz w:val="61"/>
-        </w:rPr>
-        <w:t>.</w:t>
-      </w:r>
-    </w:p>
-    <w:p>
-      <w:pPr>
-        <w:spacing w:after="0" w:line="240" w:lineRule="auto"/>
-        <w:rPr>
-          <w:rFonts w:ascii="Arial" w:eastAsia="Arial" w:hAnsi="Arial" w:cs="Arial"/>
-          <w:color w:val="252525"/>
-          <w:sz w:val="61"/>
-        </w:rPr>
-      </w:pPr>
-    </w:p>
-    <w:p>
-      <w:pPr>
-        <w:spacing w:after="0" w:line="240" w:lineRule="auto"/>
-        <w:rPr>
-          <w:rFonts w:ascii="Arial" w:eastAsia="Arial" w:hAnsi="Arial" w:cs="Arial"/>
-          <w:color w:val="252525"/>
-          <w:sz w:val="61"/>
-        </w:rPr>
-      </w:pPr>
-      <w:r>
-        <w:rPr>
-          <w:rFonts w:ascii="Arial" w:eastAsia="Arial" w:hAnsi="Arial" w:cs="Arial"/>
-          <w:color w:val="252525"/>
-          <w:sz w:val="61"/>
-        </w:rPr>
-        <w:t>[VOLTA PARA VOCÊ]</w:t>
-      </w:r>
-    </w:p>
-    <w:p>
-      <w:pPr>
-        <w:spacing w:after="0" w:line="240" w:lineRule="auto"/>
-      </w:pPr>
-    </w:p>
-    <w:p>
-      <w:pPr>
-        <w:spacing w:after="0" w:line="240" w:lineRule="auto"/>
-        <w:rPr>
-          <w:rFonts w:ascii="Arial" w:eastAsia="Arial" w:hAnsi="Arial" w:cs="Arial"/>
-          <w:color w:val="252525"/>
-          <w:sz w:val="61"/>
-        </w:rPr>
-      </w:pPr>
-      <w:r>
-        <w:rPr>
-          <w:rFonts w:ascii="Arial" w:eastAsia="Arial" w:hAnsi="Arial" w:cs="Arial"/>
-          <w:color w:val="252525"/>
-          <w:sz w:val="61"/>
-        </w:rPr>
-        <w:t xml:space="preserve">Agora, por que isso </w:t>
-      </w:r>
-      <w:r>
-        <w:rPr>
-          <w:rFonts w:ascii="Arial" w:eastAsia="Arial" w:hAnsi="Arial" w:cs="Arial"/>
-          <w:color w:val="252525"/>
-          <w:sz w:val="61"/>
-        </w:rPr>
-        <w:t>tem importância para o departamento financeiro da empresa</w:t>
-      </w:r>
-      <w:r>
-        <w:rPr>
-          <w:rFonts w:ascii="Arial" w:eastAsia="Arial" w:hAnsi="Arial" w:cs="Arial"/>
-          <w:color w:val="252525"/>
-          <w:sz w:val="61"/>
-        </w:rPr>
-        <w:t>?</w:t>
-      </w:r>
-    </w:p>
-    <w:p>
-      <w:pPr>
-        <w:spacing w:after="0" w:line="240" w:lineRule="auto"/>
-        <w:rPr>
-          <w:rFonts w:ascii="Arial" w:eastAsia="Arial" w:hAnsi="Arial" w:cs="Arial"/>
-          <w:color w:val="252525"/>
-          <w:sz w:val="61"/>
-        </w:rPr>
-      </w:pPr>
-    </w:p>
-    <w:p>
-      <w:pPr>
-        <w:spacing w:after="0" w:line="240" w:lineRule="auto"/>
-        <w:rPr>
-          <w:rFonts w:ascii="Arial" w:eastAsia="Arial" w:hAnsi="Arial" w:cs="Arial"/>
-          <w:color w:val="252525"/>
-          <w:sz w:val="61"/>
-        </w:rPr>
-      </w:pPr>
-      <w:r>
-        <w:rPr>
-          <w:rFonts w:ascii="Arial" w:eastAsia="Arial" w:hAnsi="Arial" w:cs="Arial"/>
-          <w:color w:val="252525"/>
-          <w:sz w:val="61"/>
-        </w:rPr>
-        <w:t>[PRINT 4 – VOLTA PARA A TELA DO AGENTE]</w:t>
-      </w:r>
-    </w:p>
-    <w:p>
-      <w:pPr>
-        <w:spacing w:after="0" w:line="240" w:lineRule="auto"/>
-      </w:pPr>
-    </w:p>
-    <w:p>
-      <w:pPr>
-        <w:spacing w:after="0" w:line="240" w:lineRule="auto"/>
-      </w:pPr>
-    </w:p>
-    <w:p>
-      <w:pPr>
-        <w:spacing w:after="0" w:line="240" w:lineRule="auto"/>
-        <w:rPr>
-          <w:rFonts w:ascii="Arial" w:eastAsia="Arial" w:hAnsi="Arial" w:cs="Arial"/>
-          <w:color w:val="252525"/>
-          <w:sz w:val="61"/>
-        </w:rPr>
-      </w:pPr>
-      <w:r>
-        <w:rPr>
-          <w:rFonts w:ascii="Arial" w:eastAsia="Arial" w:hAnsi="Arial" w:cs="Arial"/>
-          <w:color w:val="252525"/>
-          <w:sz w:val="61"/>
-        </w:rPr>
-        <w:t xml:space="preserve">A </w:t>
-      </w:r>
-      <w:proofErr w:type="spellStart"/>
-      <w:r>
-        <w:rPr>
-          <w:rFonts w:ascii="Arial" w:eastAsia="Arial" w:hAnsi="Arial" w:cs="Arial"/>
-          <w:color w:val="252525"/>
-          <w:sz w:val="61"/>
-        </w:rPr>
-        <w:t>tag</w:t>
-      </w:r>
-      <w:proofErr w:type="spellEnd"/>
-      <w:r>
-        <w:rPr>
-          <w:rFonts w:ascii="Arial" w:eastAsia="Arial" w:hAnsi="Arial" w:cs="Arial"/>
-          <w:color w:val="252525"/>
-          <w:sz w:val="61"/>
-        </w:rPr>
-        <w:t xml:space="preserve"> &lt;</w:t>
-      </w:r>
-      <w:proofErr w:type="spellStart"/>
-      <w:r>
-        <w:rPr>
-          <w:rFonts w:ascii="Arial" w:eastAsia="Arial" w:hAnsi="Arial" w:cs="Arial"/>
-          <w:color w:val="252525"/>
-          <w:sz w:val="61"/>
-        </w:rPr>
-        <w:t>vICMS</w:t>
-      </w:r>
-      <w:proofErr w:type="spellEnd"/>
-      <w:r>
-        <w:rPr>
-          <w:rFonts w:ascii="Arial" w:eastAsia="Arial" w:hAnsi="Arial" w:cs="Arial"/>
-          <w:color w:val="252525"/>
-          <w:sz w:val="61"/>
-        </w:rPr>
-        <w:t>&gt;</w:t>
-      </w:r>
-      <w:r>
-        <w:rPr>
-          <w:rFonts w:ascii="Arial" w:eastAsia="Arial" w:hAnsi="Arial" w:cs="Arial"/>
-          <w:color w:val="252525"/>
-          <w:sz w:val="61"/>
-        </w:rPr>
-        <w:t xml:space="preserve"> </w:t>
-      </w:r>
-      <w:r>
-        <w:rPr>
-          <w:rFonts w:ascii="Arial" w:eastAsia="Arial" w:hAnsi="Arial" w:cs="Arial"/>
-          <w:color w:val="252525"/>
-          <w:sz w:val="61"/>
-        </w:rPr>
-        <w:t>no totalizador (&lt;</w:t>
-      </w:r>
-      <w:proofErr w:type="spellStart"/>
-      <w:r>
-        <w:rPr>
-          <w:rFonts w:ascii="Arial" w:eastAsia="Arial" w:hAnsi="Arial" w:cs="Arial"/>
-          <w:color w:val="252525"/>
-          <w:sz w:val="61"/>
-        </w:rPr>
-        <w:t>ICMSTot</w:t>
-      </w:r>
-      <w:proofErr w:type="spellEnd"/>
-      <w:r>
-        <w:rPr>
-          <w:rFonts w:ascii="Arial" w:eastAsia="Arial" w:hAnsi="Arial" w:cs="Arial"/>
-          <w:color w:val="252525"/>
-          <w:sz w:val="61"/>
-        </w:rPr>
-        <w:t xml:space="preserve">&gt;) está incorreta, indicando apenas R$ 18,00, </w:t>
-      </w:r>
-      <w:r>
-        <w:rPr>
-          <w:rFonts w:ascii="Arial" w:eastAsia="Arial" w:hAnsi="Arial" w:cs="Arial"/>
-          <w:color w:val="252525"/>
-          <w:sz w:val="61"/>
-        </w:rPr>
-        <w:t>enquanto que o correto, seria</w:t>
-      </w:r>
-      <w:r>
-        <w:rPr>
-          <w:rFonts w:ascii="Arial" w:eastAsia="Arial" w:hAnsi="Arial" w:cs="Arial"/>
-          <w:color w:val="252525"/>
-          <w:sz w:val="61"/>
-        </w:rPr>
-        <w:t xml:space="preserve"> R$ 3.600.000,00. Isso é um erro de preenchimento que pode gerar perda de crédito de ICMS se o </w:t>
-      </w:r>
-      <w:r>
-        <w:rPr>
-          <w:rFonts w:ascii="Arial" w:eastAsia="Arial" w:hAnsi="Arial" w:cs="Arial"/>
-          <w:color w:val="252525"/>
-          <w:sz w:val="61"/>
-        </w:rPr>
-        <w:lastRenderedPageBreak/>
-        <w:t>valor incorreto for escriturado.</w:t>
+        <w:t>gerar perda de crédito de ICMS se o valor incorreto for escriturado.</w:t>
       </w:r>
       <w:r>
         <w:rPr>

--- a/Desafio 2 - Projeto - 11062025/Projeto Final - Artefatos/Narração video.docx
+++ b/Desafio 2 - Projeto - 11062025/Projeto Final - Artefatos/Narração video.docx
@@ -1452,14 +1452,16 @@
           <w:sz w:val="61"/>
         </w:rPr>
       </w:pPr>
-      <w:r>
-        <w:rPr>
-          <w:rFonts w:ascii="Arial" w:eastAsia="Arial" w:hAnsi="Arial" w:cs="Arial"/>
-          <w:color w:val="252525"/>
-          <w:sz w:val="61"/>
-        </w:rPr>
-        <w:t>[PRINT4 – COM O RESULTADO DO PROCESSAMENTO]</w:t>
-      </w:r>
+      <w:hyperlink r:id="rId8" w:history="1">
+        <w:r>
+          <w:rPr>
+            <w:rStyle w:val="Hyperlink"/>
+            <w:rFonts w:ascii="Arial" w:eastAsia="Arial" w:hAnsi="Arial" w:cs="Arial"/>
+            <w:sz w:val="61"/>
+          </w:rPr>
+          <w:t>[PRINT4 – COM O RESULTADO DO PROCESSAMENTO]</w:t>
+        </w:r>
+      </w:hyperlink>
     </w:p>
     <w:p>
       <w:pPr>

--- a/Desafio 2 - Projeto - 11062025/Projeto Final - Artefatos/Narração video.docx
+++ b/Desafio 2 - Projeto - 11062025/Projeto Final - Artefatos/Narração video.docx
@@ -69,25 +69,7 @@
           <w:color w:val="252525"/>
           <w:sz w:val="61"/>
         </w:rPr>
-        <w:t xml:space="preserve">depois editar no </w:t>
-      </w:r>
-      <w:proofErr w:type="spellStart"/>
-      <w:r>
-        <w:rPr>
-          <w:rFonts w:ascii="Arial" w:eastAsia="Arial" w:hAnsi="Arial" w:cs="Arial"/>
-          <w:color w:val="252525"/>
-          <w:sz w:val="61"/>
-        </w:rPr>
-        <w:t>CapCut</w:t>
-      </w:r>
-      <w:proofErr w:type="spellEnd"/>
-      <w:r>
-        <w:rPr>
-          <w:rFonts w:ascii="Arial" w:eastAsia="Arial" w:hAnsi="Arial" w:cs="Arial"/>
-          <w:color w:val="252525"/>
-          <w:sz w:val="61"/>
-        </w:rPr>
-        <w:t xml:space="preserve"> colocando os prints do sistema nos pontos certos.</w:t>
+        <w:t>depois editar no CapCut colocando os prints do sistema nos pontos certos.</w:t>
       </w:r>
     </w:p>
     <w:p>
@@ -1604,6 +1586,272 @@
           <w:sz w:val="61"/>
         </w:rPr>
       </w:pPr>
+      <w:hyperlink r:id="rId9" w:history="1">
+        <w:r>
+          <w:rPr>
+            <w:rStyle w:val="Hyperlink"/>
+            <w:rFonts w:ascii="Arial" w:eastAsia="Arial" w:hAnsi="Arial" w:cs="Arial"/>
+            <w:sz w:val="61"/>
+          </w:rPr>
+          <w:t xml:space="preserve">[PRINT </w:t>
+        </w:r>
+        <w:r>
+          <w:rPr>
+            <w:rStyle w:val="Hyperlink"/>
+            <w:rFonts w:ascii="Arial" w:eastAsia="Arial" w:hAnsi="Arial" w:cs="Arial"/>
+            <w:sz w:val="61"/>
+          </w:rPr>
+          <w:t>5</w:t>
+        </w:r>
+        <w:r>
+          <w:rPr>
+            <w:rStyle w:val="Hyperlink"/>
+            <w:rFonts w:ascii="Arial" w:eastAsia="Arial" w:hAnsi="Arial" w:cs="Arial"/>
+            <w:sz w:val="61"/>
+          </w:rPr>
+          <w:t xml:space="preserve"> – VOLTA PARA A TELA DO AGENTE]</w:t>
+        </w:r>
+      </w:hyperlink>
+    </w:p>
+    <w:p>
+      <w:pPr>
+        <w:spacing w:after="0" w:line="240" w:lineRule="auto"/>
+      </w:pPr>
+    </w:p>
+    <w:p>
+      <w:pPr>
+        <w:spacing w:after="0" w:line="240" w:lineRule="auto"/>
+      </w:pPr>
+    </w:p>
+    <w:p>
+      <w:pPr>
+        <w:spacing w:after="0" w:line="240" w:lineRule="auto"/>
+        <w:rPr>
+          <w:rFonts w:ascii="Arial" w:eastAsia="Arial" w:hAnsi="Arial" w:cs="Arial"/>
+          <w:color w:val="252525"/>
+          <w:sz w:val="61"/>
+        </w:rPr>
+      </w:pPr>
+      <w:r>
+        <w:rPr>
+          <w:rFonts w:ascii="Arial" w:eastAsia="Arial" w:hAnsi="Arial" w:cs="Arial"/>
+          <w:color w:val="252525"/>
+          <w:sz w:val="61"/>
+        </w:rPr>
+        <w:t>A tag &lt;vICMS&gt;</w:t>
+      </w:r>
+      <w:r>
+        <w:rPr>
+          <w:rFonts w:ascii="Arial" w:eastAsia="Arial" w:hAnsi="Arial" w:cs="Arial"/>
+          <w:color w:val="252525"/>
+          <w:sz w:val="61"/>
+        </w:rPr>
+        <w:t xml:space="preserve"> </w:t>
+      </w:r>
+      <w:r>
+        <w:rPr>
+          <w:rFonts w:ascii="Arial" w:eastAsia="Arial" w:hAnsi="Arial" w:cs="Arial"/>
+          <w:color w:val="252525"/>
+          <w:sz w:val="61"/>
+        </w:rPr>
+        <w:t xml:space="preserve">do arquivo xml, </w:t>
+      </w:r>
+      <w:r>
+        <w:rPr>
+          <w:rFonts w:ascii="Arial" w:eastAsia="Arial" w:hAnsi="Arial" w:cs="Arial"/>
+          <w:color w:val="252525"/>
+          <w:sz w:val="61"/>
+        </w:rPr>
+        <w:t xml:space="preserve">no totalizador (&lt;ICMSTot&gt;) está incorreta, indicando apenas R$ 18,00, </w:t>
+      </w:r>
+      <w:r>
+        <w:rPr>
+          <w:rFonts w:ascii="Arial" w:eastAsia="Arial" w:hAnsi="Arial" w:cs="Arial"/>
+          <w:color w:val="252525"/>
+          <w:sz w:val="61"/>
+        </w:rPr>
+        <w:t>enquanto que o correto, seria</w:t>
+      </w:r>
+      <w:r>
+        <w:rPr>
+          <w:rFonts w:ascii="Arial" w:eastAsia="Arial" w:hAnsi="Arial" w:cs="Arial"/>
+          <w:color w:val="252525"/>
+          <w:sz w:val="61"/>
+        </w:rPr>
+        <w:t xml:space="preserve"> R$ 3.600.000,00. Isso é um erro de preenchimento que </w:t>
+      </w:r>
+      <w:r>
+        <w:rPr>
+          <w:rFonts w:ascii="Arial" w:eastAsia="Arial" w:hAnsi="Arial" w:cs="Arial"/>
+          <w:color w:val="252525"/>
+          <w:sz w:val="61"/>
+        </w:rPr>
+        <w:lastRenderedPageBreak/>
+        <w:t>pode gerar perda de crédito de ICMS se o valor incorreto for escriturado.</w:t>
+      </w:r>
+      <w:r>
+        <w:rPr>
+          <w:rFonts w:ascii="Arial" w:eastAsia="Arial" w:hAnsi="Arial" w:cs="Arial"/>
+          <w:color w:val="252525"/>
+          <w:sz w:val="61"/>
+        </w:rPr>
+        <w:t xml:space="preserve"> [PAUSA CURTA]</w:t>
+      </w:r>
+    </w:p>
+    <w:p>
+      <w:pPr>
+        <w:spacing w:after="0" w:line="240" w:lineRule="auto"/>
+        <w:rPr>
+          <w:rFonts w:ascii="Arial" w:eastAsia="Arial" w:hAnsi="Arial" w:cs="Arial"/>
+          <w:color w:val="252525"/>
+          <w:sz w:val="61"/>
+        </w:rPr>
+      </w:pPr>
+    </w:p>
+    <w:p>
+      <w:pPr>
+        <w:spacing w:after="0" w:line="240" w:lineRule="auto"/>
+        <w:rPr>
+          <w:rFonts w:ascii="Arial" w:eastAsia="Arial" w:hAnsi="Arial" w:cs="Arial"/>
+          <w:color w:val="252525"/>
+          <w:sz w:val="61"/>
+        </w:rPr>
+      </w:pPr>
+      <w:r>
+        <w:rPr>
+          <w:rFonts w:ascii="Arial" w:eastAsia="Arial" w:hAnsi="Arial" w:cs="Arial"/>
+          <w:color w:val="252525"/>
+          <w:sz w:val="61"/>
+        </w:rPr>
+        <w:t>[VOLTA PARA VOCÊ]</w:t>
+      </w:r>
+    </w:p>
+    <w:p>
+      <w:pPr>
+        <w:spacing w:after="0" w:line="240" w:lineRule="auto"/>
+      </w:pPr>
+    </w:p>
+    <w:p>
+      <w:pPr>
+        <w:spacing w:after="0" w:line="240" w:lineRule="auto"/>
+        <w:rPr>
+          <w:rFonts w:ascii="Arial" w:eastAsia="Arial" w:hAnsi="Arial" w:cs="Arial"/>
+          <w:color w:val="252525"/>
+          <w:sz w:val="61"/>
+        </w:rPr>
+      </w:pPr>
+      <w:r>
+        <w:rPr>
+          <w:rFonts w:ascii="Arial" w:eastAsia="Arial" w:hAnsi="Arial" w:cs="Arial"/>
+          <w:color w:val="252525"/>
+          <w:sz w:val="61"/>
+        </w:rPr>
+        <w:t xml:space="preserve">O Agente NF-e </w:t>
+      </w:r>
+      <w:r>
+        <w:rPr>
+          <w:rFonts w:ascii="Arial" w:eastAsia="Arial" w:hAnsi="Arial" w:cs="Arial"/>
+          <w:color w:val="252525"/>
+          <w:sz w:val="61"/>
+        </w:rPr>
+        <w:t xml:space="preserve">extrai </w:t>
+      </w:r>
+      <w:r>
+        <w:rPr>
+          <w:rFonts w:ascii="Arial" w:eastAsia="Arial" w:hAnsi="Arial" w:cs="Arial"/>
+          <w:color w:val="252525"/>
+          <w:sz w:val="61"/>
+        </w:rPr>
+        <w:t xml:space="preserve">em segundos </w:t>
+      </w:r>
+      <w:r>
+        <w:rPr>
+          <w:rFonts w:ascii="Arial" w:eastAsia="Arial" w:hAnsi="Arial" w:cs="Arial"/>
+          <w:color w:val="252525"/>
+          <w:sz w:val="61"/>
+        </w:rPr>
+        <w:t xml:space="preserve">essa informação da </w:t>
+      </w:r>
+      <w:r>
+        <w:rPr>
+          <w:rFonts w:ascii="Arial" w:eastAsia="Arial" w:hAnsi="Arial" w:cs="Arial"/>
+          <w:color w:val="252525"/>
+          <w:sz w:val="61"/>
+        </w:rPr>
+        <w:t>nota</w:t>
+      </w:r>
+      <w:r>
+        <w:rPr>
+          <w:rFonts w:ascii="Arial" w:eastAsia="Arial" w:hAnsi="Arial" w:cs="Arial"/>
+          <w:color w:val="252525"/>
+          <w:sz w:val="61"/>
+        </w:rPr>
+        <w:t xml:space="preserve">, para que o analista possa </w:t>
+      </w:r>
+      <w:r>
+        <w:rPr>
+          <w:rFonts w:ascii="Arial" w:eastAsia="Arial" w:hAnsi="Arial" w:cs="Arial"/>
+          <w:color w:val="252525"/>
+          <w:sz w:val="61"/>
+        </w:rPr>
+        <w:t>solicitar nova nota para o fornecedor</w:t>
+      </w:r>
+      <w:r>
+        <w:rPr>
+          <w:rFonts w:ascii="Arial" w:eastAsia="Arial" w:hAnsi="Arial" w:cs="Arial"/>
+          <w:color w:val="252525"/>
+          <w:sz w:val="61"/>
+        </w:rPr>
+        <w:t>.</w:t>
+      </w:r>
+    </w:p>
+    <w:p>
+      <w:pPr>
+        <w:spacing w:after="0" w:line="240" w:lineRule="auto"/>
+      </w:pPr>
+    </w:p>
+    <w:p>
+      <w:pPr>
+        <w:spacing w:after="0" w:line="240" w:lineRule="auto"/>
+      </w:pPr>
+    </w:p>
+    <w:p>
+      <w:pPr>
+        <w:spacing w:after="0" w:line="240" w:lineRule="auto"/>
+        <w:rPr>
+          <w:rFonts w:ascii="Arial" w:eastAsia="Arial" w:hAnsi="Arial" w:cs="Arial"/>
+          <w:color w:val="252525"/>
+          <w:sz w:val="61"/>
+        </w:rPr>
+      </w:pPr>
+      <w:r>
+        <w:rPr>
+          <w:rFonts w:ascii="Arial" w:eastAsia="Arial" w:hAnsi="Arial" w:cs="Arial"/>
+          <w:color w:val="252525"/>
+          <w:sz w:val="61"/>
+        </w:rPr>
+        <w:t>Isso é literalmente um mapa de onde o dinheiro está vazando agora.</w:t>
+      </w:r>
+    </w:p>
+    <w:p>
+      <w:pPr>
+        <w:spacing w:after="0" w:line="240" w:lineRule="auto"/>
+        <w:rPr>
+          <w:rFonts w:ascii="Arial" w:eastAsia="Arial" w:hAnsi="Arial" w:cs="Arial"/>
+          <w:color w:val="252525"/>
+          <w:sz w:val="61"/>
+        </w:rPr>
+      </w:pPr>
+    </w:p>
+    <w:p>
+      <w:pPr>
+        <w:spacing w:after="0" w:line="240" w:lineRule="auto"/>
+        <w:rPr>
+          <w:rFonts w:ascii="Arial" w:eastAsia="Arial" w:hAnsi="Arial" w:cs="Arial"/>
+          <w:color w:val="252525"/>
+          <w:sz w:val="61"/>
+        </w:rPr>
+      </w:pPr>
       <w:r>
         <w:rPr>
           <w:rFonts w:ascii="Arial" w:eastAsia="Arial" w:hAnsi="Arial" w:cs="Arial"/>
@@ -1618,166 +1866,143 @@
           <w:color w:val="252525"/>
           <w:sz w:val="61"/>
         </w:rPr>
-        <w:t>5</w:t>
-      </w:r>
-      <w:r>
-        <w:rPr>
-          <w:rFonts w:ascii="Arial" w:eastAsia="Arial" w:hAnsi="Arial" w:cs="Arial"/>
-          <w:color w:val="252525"/>
-          <w:sz w:val="61"/>
-        </w:rPr>
-        <w:t xml:space="preserve"> – VOLTA PARA A TELA DO AGENTE]</w:t>
-      </w:r>
-    </w:p>
-    <w:p>
-      <w:pPr>
-        <w:spacing w:after="0" w:line="240" w:lineRule="auto"/>
-      </w:pPr>
-    </w:p>
-    <w:p>
-      <w:pPr>
-        <w:spacing w:after="0" w:line="240" w:lineRule="auto"/>
-      </w:pPr>
-    </w:p>
-    <w:p>
-      <w:pPr>
-        <w:spacing w:after="0" w:line="240" w:lineRule="auto"/>
-        <w:rPr>
-          <w:rFonts w:ascii="Arial" w:eastAsia="Arial" w:hAnsi="Arial" w:cs="Arial"/>
-          <w:color w:val="252525"/>
-          <w:sz w:val="61"/>
-        </w:rPr>
-      </w:pPr>
-      <w:r>
-        <w:rPr>
-          <w:rFonts w:ascii="Arial" w:eastAsia="Arial" w:hAnsi="Arial" w:cs="Arial"/>
-          <w:color w:val="252525"/>
-          <w:sz w:val="61"/>
-        </w:rPr>
-        <w:t xml:space="preserve">A </w:t>
-      </w:r>
-      <w:proofErr w:type="spellStart"/>
-      <w:r>
-        <w:rPr>
-          <w:rFonts w:ascii="Arial" w:eastAsia="Arial" w:hAnsi="Arial" w:cs="Arial"/>
-          <w:color w:val="252525"/>
-          <w:sz w:val="61"/>
-        </w:rPr>
-        <w:t>tag</w:t>
-      </w:r>
-      <w:proofErr w:type="spellEnd"/>
-      <w:r>
-        <w:rPr>
-          <w:rFonts w:ascii="Arial" w:eastAsia="Arial" w:hAnsi="Arial" w:cs="Arial"/>
-          <w:color w:val="252525"/>
-          <w:sz w:val="61"/>
-        </w:rPr>
-        <w:t xml:space="preserve"> &lt;</w:t>
-      </w:r>
-      <w:proofErr w:type="spellStart"/>
-      <w:r>
-        <w:rPr>
-          <w:rFonts w:ascii="Arial" w:eastAsia="Arial" w:hAnsi="Arial" w:cs="Arial"/>
-          <w:color w:val="252525"/>
-          <w:sz w:val="61"/>
-        </w:rPr>
-        <w:t>vICMS</w:t>
-      </w:r>
-      <w:proofErr w:type="spellEnd"/>
-      <w:r>
-        <w:rPr>
-          <w:rFonts w:ascii="Arial" w:eastAsia="Arial" w:hAnsi="Arial" w:cs="Arial"/>
-          <w:color w:val="252525"/>
-          <w:sz w:val="61"/>
-        </w:rPr>
-        <w:t>&gt;</w:t>
-      </w:r>
-      <w:r>
-        <w:rPr>
-          <w:rFonts w:ascii="Arial" w:eastAsia="Arial" w:hAnsi="Arial" w:cs="Arial"/>
-          <w:color w:val="252525"/>
-          <w:sz w:val="61"/>
-        </w:rPr>
-        <w:t xml:space="preserve"> </w:t>
-      </w:r>
-      <w:r>
-        <w:rPr>
-          <w:rFonts w:ascii="Arial" w:eastAsia="Arial" w:hAnsi="Arial" w:cs="Arial"/>
-          <w:color w:val="252525"/>
-          <w:sz w:val="61"/>
-        </w:rPr>
-        <w:t>no totalizador (&lt;</w:t>
-      </w:r>
-      <w:proofErr w:type="spellStart"/>
-      <w:r>
-        <w:rPr>
-          <w:rFonts w:ascii="Arial" w:eastAsia="Arial" w:hAnsi="Arial" w:cs="Arial"/>
-          <w:color w:val="252525"/>
-          <w:sz w:val="61"/>
-        </w:rPr>
-        <w:t>ICMSTot</w:t>
-      </w:r>
-      <w:proofErr w:type="spellEnd"/>
-      <w:r>
-        <w:rPr>
-          <w:rFonts w:ascii="Arial" w:eastAsia="Arial" w:hAnsi="Arial" w:cs="Arial"/>
-          <w:color w:val="252525"/>
-          <w:sz w:val="61"/>
-        </w:rPr>
-        <w:t xml:space="preserve">&gt;) está incorreta, indicando apenas R$ 18,00, </w:t>
-      </w:r>
-      <w:r>
-        <w:rPr>
-          <w:rFonts w:ascii="Arial" w:eastAsia="Arial" w:hAnsi="Arial" w:cs="Arial"/>
-          <w:color w:val="252525"/>
-          <w:sz w:val="61"/>
-        </w:rPr>
-        <w:t>enquanto que o correto, seria</w:t>
-      </w:r>
-      <w:r>
-        <w:rPr>
-          <w:rFonts w:ascii="Arial" w:eastAsia="Arial" w:hAnsi="Arial" w:cs="Arial"/>
-          <w:color w:val="252525"/>
-          <w:sz w:val="61"/>
-        </w:rPr>
-        <w:t xml:space="preserve"> R$ 3.600.000,00. Isso é um erro de preenchimento que pode </w:t>
-      </w:r>
-      <w:r>
-        <w:rPr>
-          <w:rFonts w:ascii="Arial" w:eastAsia="Arial" w:hAnsi="Arial" w:cs="Arial"/>
-          <w:color w:val="252525"/>
-          <w:sz w:val="61"/>
-        </w:rPr>
-        <w:lastRenderedPageBreak/>
-        <w:t>gerar perda de crédito de ICMS se o valor incorreto for escriturado.</w:t>
-      </w:r>
-      <w:r>
-        <w:rPr>
-          <w:rFonts w:ascii="Arial" w:eastAsia="Arial" w:hAnsi="Arial" w:cs="Arial"/>
-          <w:color w:val="252525"/>
-          <w:sz w:val="61"/>
-        </w:rPr>
-        <w:t xml:space="preserve"> [PAUSA CURTA]</w:t>
-      </w:r>
-    </w:p>
-    <w:p>
-      <w:pPr>
-        <w:spacing w:after="0" w:line="240" w:lineRule="auto"/>
-        <w:rPr>
-          <w:rFonts w:ascii="Arial" w:eastAsia="Arial" w:hAnsi="Arial" w:cs="Arial"/>
-          <w:color w:val="252525"/>
-          <w:sz w:val="61"/>
-        </w:rPr>
-      </w:pPr>
-    </w:p>
-    <w:p>
-      <w:pPr>
-        <w:spacing w:after="0" w:line="240" w:lineRule="auto"/>
-        <w:rPr>
-          <w:rFonts w:ascii="Arial" w:eastAsia="Arial" w:hAnsi="Arial" w:cs="Arial"/>
-          <w:color w:val="252525"/>
-          <w:sz w:val="61"/>
-        </w:rPr>
+        <w:t>6</w:t>
+      </w:r>
+      <w:r>
+        <w:rPr>
+          <w:rFonts w:ascii="Arial" w:eastAsia="Arial" w:hAnsi="Arial" w:cs="Arial"/>
+          <w:color w:val="252525"/>
+          <w:sz w:val="61"/>
+        </w:rPr>
+        <w:t xml:space="preserve"> – </w:t>
+      </w:r>
+      <w:r>
+        <w:rPr>
+          <w:rFonts w:ascii="Arial" w:eastAsia="Arial" w:hAnsi="Arial" w:cs="Arial"/>
+          <w:color w:val="252525"/>
+          <w:sz w:val="61"/>
+        </w:rPr>
+        <w:t xml:space="preserve">VOLTA PARA A TELA DO AGENTE E MOSTRA </w:t>
+      </w:r>
+      <w:r>
+        <w:rPr>
+          <w:rFonts w:ascii="Arial" w:eastAsia="Arial" w:hAnsi="Arial" w:cs="Arial"/>
+          <w:color w:val="252525"/>
+          <w:sz w:val="61"/>
+        </w:rPr>
+        <w:t>BAIXANDO O CSV</w:t>
+      </w:r>
+      <w:r>
+        <w:rPr>
+          <w:rFonts w:ascii="Arial" w:eastAsia="Arial" w:hAnsi="Arial" w:cs="Arial"/>
+          <w:color w:val="252525"/>
+          <w:sz w:val="61"/>
+        </w:rPr>
+        <w:t>]</w:t>
+      </w:r>
+    </w:p>
+    <w:p>
+      <w:pPr>
+        <w:spacing w:after="0" w:line="240" w:lineRule="auto"/>
+        <w:rPr>
+          <w:rFonts w:ascii="Arial" w:eastAsia="Arial" w:hAnsi="Arial" w:cs="Arial"/>
+          <w:color w:val="252525"/>
+          <w:sz w:val="61"/>
+        </w:rPr>
+      </w:pPr>
+    </w:p>
+    <w:p>
+      <w:pPr>
+        <w:spacing w:after="0" w:line="240" w:lineRule="auto"/>
+      </w:pPr>
+    </w:p>
+    <w:p>
+      <w:pPr>
+        <w:spacing w:after="0" w:line="240" w:lineRule="auto"/>
+        <w:rPr>
+          <w:rFonts w:ascii="Arial" w:eastAsia="Arial" w:hAnsi="Arial" w:cs="Arial"/>
+          <w:color w:val="252525"/>
+          <w:sz w:val="61"/>
+        </w:rPr>
+      </w:pPr>
+      <w:r>
+        <w:rPr>
+          <w:rFonts w:ascii="Arial" w:eastAsia="Arial" w:hAnsi="Arial" w:cs="Arial"/>
+          <w:color w:val="252525"/>
+          <w:sz w:val="61"/>
+        </w:rPr>
+        <w:t xml:space="preserve">Um clique: você baixa o CSV e manda ajustar. </w:t>
+      </w:r>
+      <w:r>
+        <w:rPr>
+          <w:rFonts w:ascii="Arial" w:eastAsia="Arial" w:hAnsi="Arial" w:cs="Arial"/>
+          <w:color w:val="252525"/>
+          <w:sz w:val="61"/>
+        </w:rPr>
+        <w:t>[Mostrar baixando o CSV e abrindo ele]</w:t>
+      </w:r>
+      <w:r>
+        <w:rPr>
+          <w:rFonts w:ascii="Arial" w:eastAsia="Arial" w:hAnsi="Arial" w:cs="Arial"/>
+          <w:color w:val="252525"/>
+          <w:sz w:val="61"/>
+        </w:rPr>
+        <w:t>[PAUSA]</w:t>
+      </w:r>
+    </w:p>
+    <w:p>
+      <w:pPr>
+        <w:spacing w:after="0" w:line="240" w:lineRule="auto"/>
+        <w:rPr>
+          <w:rFonts w:ascii="Arial" w:eastAsia="Arial" w:hAnsi="Arial" w:cs="Arial"/>
+          <w:color w:val="252525"/>
+          <w:sz w:val="61"/>
+        </w:rPr>
+      </w:pPr>
+    </w:p>
+    <w:p>
+      <w:pPr>
+        <w:spacing w:after="0" w:line="240" w:lineRule="auto"/>
+        <w:rPr>
+          <w:rFonts w:ascii="Arial" w:eastAsia="Arial" w:hAnsi="Arial" w:cs="Arial"/>
+          <w:color w:val="252525"/>
+          <w:sz w:val="61"/>
+        </w:rPr>
+      </w:pPr>
+    </w:p>
+    <w:p>
+      <w:pPr>
+        <w:spacing w:after="0" w:line="240" w:lineRule="auto"/>
+        <w:rPr>
+          <w:rFonts w:ascii="Arial" w:eastAsia="Arial" w:hAnsi="Arial" w:cs="Arial"/>
+          <w:color w:val="252525"/>
+          <w:sz w:val="61"/>
+        </w:rPr>
+      </w:pPr>
+    </w:p>
+    <w:p>
+      <w:pPr>
+        <w:spacing w:after="0" w:line="240" w:lineRule="auto"/>
+        <w:rPr>
+          <w:rFonts w:ascii="Arial" w:eastAsia="Arial" w:hAnsi="Arial" w:cs="Arial"/>
+          <w:color w:val="252525"/>
+          <w:sz w:val="61"/>
+        </w:rPr>
+      </w:pPr>
+    </w:p>
+    <w:p>
+      <w:pPr>
+        <w:spacing w:after="0" w:line="240" w:lineRule="auto"/>
+        <w:rPr>
+          <w:rFonts w:ascii="Arial" w:eastAsia="Arial" w:hAnsi="Arial" w:cs="Arial"/>
+          <w:color w:val="252525"/>
+          <w:sz w:val="61"/>
+        </w:rPr>
+      </w:pPr>
+    </w:p>
+    <w:p>
+      <w:pPr>
+        <w:spacing w:after="0" w:line="240" w:lineRule="auto"/>
       </w:pPr>
       <w:r>
         <w:rPr>
@@ -1808,293 +2033,6 @@
           <w:color w:val="252525"/>
           <w:sz w:val="61"/>
         </w:rPr>
-        <w:t xml:space="preserve">O Agente NF-e </w:t>
-      </w:r>
-      <w:r>
-        <w:rPr>
-          <w:rFonts w:ascii="Arial" w:eastAsia="Arial" w:hAnsi="Arial" w:cs="Arial"/>
-          <w:color w:val="252525"/>
-          <w:sz w:val="61"/>
-        </w:rPr>
-        <w:t xml:space="preserve">extrai </w:t>
-      </w:r>
-      <w:r>
-        <w:rPr>
-          <w:rFonts w:ascii="Arial" w:eastAsia="Arial" w:hAnsi="Arial" w:cs="Arial"/>
-          <w:color w:val="252525"/>
-          <w:sz w:val="61"/>
-        </w:rPr>
-        <w:t xml:space="preserve">em segundos </w:t>
-      </w:r>
-      <w:r>
-        <w:rPr>
-          <w:rFonts w:ascii="Arial" w:eastAsia="Arial" w:hAnsi="Arial" w:cs="Arial"/>
-          <w:color w:val="252525"/>
-          <w:sz w:val="61"/>
-        </w:rPr>
-        <w:t xml:space="preserve">essa informação da </w:t>
-      </w:r>
-      <w:r>
-        <w:rPr>
-          <w:rFonts w:ascii="Arial" w:eastAsia="Arial" w:hAnsi="Arial" w:cs="Arial"/>
-          <w:color w:val="252525"/>
-          <w:sz w:val="61"/>
-        </w:rPr>
-        <w:t>nota</w:t>
-      </w:r>
-      <w:r>
-        <w:rPr>
-          <w:rFonts w:ascii="Arial" w:eastAsia="Arial" w:hAnsi="Arial" w:cs="Arial"/>
-          <w:color w:val="252525"/>
-          <w:sz w:val="61"/>
-        </w:rPr>
-        <w:t xml:space="preserve">, para que o analista possa </w:t>
-      </w:r>
-      <w:r>
-        <w:rPr>
-          <w:rFonts w:ascii="Arial" w:eastAsia="Arial" w:hAnsi="Arial" w:cs="Arial"/>
-          <w:color w:val="252525"/>
-          <w:sz w:val="61"/>
-        </w:rPr>
-        <w:t>solicitar nova nota para o fornecedor</w:t>
-      </w:r>
-      <w:r>
-        <w:rPr>
-          <w:rFonts w:ascii="Arial" w:eastAsia="Arial" w:hAnsi="Arial" w:cs="Arial"/>
-          <w:color w:val="252525"/>
-          <w:sz w:val="61"/>
-        </w:rPr>
-        <w:t>.</w:t>
-      </w:r>
-    </w:p>
-    <w:p>
-      <w:pPr>
-        <w:spacing w:after="0" w:line="240" w:lineRule="auto"/>
-      </w:pPr>
-    </w:p>
-    <w:p>
-      <w:pPr>
-        <w:spacing w:after="0" w:line="240" w:lineRule="auto"/>
-      </w:pPr>
-    </w:p>
-    <w:p>
-      <w:pPr>
-        <w:spacing w:after="0" w:line="240" w:lineRule="auto"/>
-        <w:rPr>
-          <w:rFonts w:ascii="Arial" w:eastAsia="Arial" w:hAnsi="Arial" w:cs="Arial"/>
-          <w:color w:val="252525"/>
-          <w:sz w:val="61"/>
-        </w:rPr>
-      </w:pPr>
-      <w:r>
-        <w:rPr>
-          <w:rFonts w:ascii="Arial" w:eastAsia="Arial" w:hAnsi="Arial" w:cs="Arial"/>
-          <w:color w:val="252525"/>
-          <w:sz w:val="61"/>
-        </w:rPr>
-        <w:t>Isso é literalmente um mapa de onde o dinheiro está vazando agora.</w:t>
-      </w:r>
-    </w:p>
-    <w:p>
-      <w:pPr>
-        <w:spacing w:after="0" w:line="240" w:lineRule="auto"/>
-        <w:rPr>
-          <w:rFonts w:ascii="Arial" w:eastAsia="Arial" w:hAnsi="Arial" w:cs="Arial"/>
-          <w:color w:val="252525"/>
-          <w:sz w:val="61"/>
-        </w:rPr>
-      </w:pPr>
-    </w:p>
-    <w:p>
-      <w:pPr>
-        <w:spacing w:after="0" w:line="240" w:lineRule="auto"/>
-        <w:rPr>
-          <w:rFonts w:ascii="Arial" w:eastAsia="Arial" w:hAnsi="Arial" w:cs="Arial"/>
-          <w:color w:val="252525"/>
-          <w:sz w:val="61"/>
-        </w:rPr>
-      </w:pPr>
-      <w:r>
-        <w:rPr>
-          <w:rFonts w:ascii="Arial" w:eastAsia="Arial" w:hAnsi="Arial" w:cs="Arial"/>
-          <w:color w:val="252525"/>
-          <w:sz w:val="61"/>
-        </w:rPr>
-        <w:t xml:space="preserve">[PRINT </w:t>
-      </w:r>
-      <w:r>
-        <w:rPr>
-          <w:rFonts w:ascii="Arial" w:eastAsia="Arial" w:hAnsi="Arial" w:cs="Arial"/>
-          <w:color w:val="252525"/>
-          <w:sz w:val="61"/>
-        </w:rPr>
-        <w:t>5</w:t>
-      </w:r>
-      <w:r>
-        <w:rPr>
-          <w:rFonts w:ascii="Arial" w:eastAsia="Arial" w:hAnsi="Arial" w:cs="Arial"/>
-          <w:color w:val="252525"/>
-          <w:sz w:val="61"/>
-        </w:rPr>
-        <w:t xml:space="preserve"> – </w:t>
-      </w:r>
-      <w:r>
-        <w:rPr>
-          <w:rFonts w:ascii="Arial" w:eastAsia="Arial" w:hAnsi="Arial" w:cs="Arial"/>
-          <w:color w:val="252525"/>
-          <w:sz w:val="61"/>
-        </w:rPr>
-        <w:t xml:space="preserve">VOLTA PARA A TELA DO AGENTE E MOSTRA </w:t>
-      </w:r>
-      <w:r>
-        <w:rPr>
-          <w:rFonts w:ascii="Arial" w:eastAsia="Arial" w:hAnsi="Arial" w:cs="Arial"/>
-          <w:color w:val="252525"/>
-          <w:sz w:val="61"/>
-        </w:rPr>
-        <w:t>BAIXANDO O CSV</w:t>
-      </w:r>
-      <w:r>
-        <w:rPr>
-          <w:rFonts w:ascii="Arial" w:eastAsia="Arial" w:hAnsi="Arial" w:cs="Arial"/>
-          <w:color w:val="252525"/>
-          <w:sz w:val="61"/>
-        </w:rPr>
-        <w:t>]</w:t>
-      </w:r>
-    </w:p>
-    <w:p>
-      <w:pPr>
-        <w:spacing w:after="0" w:line="240" w:lineRule="auto"/>
-        <w:rPr>
-          <w:rFonts w:ascii="Arial" w:eastAsia="Arial" w:hAnsi="Arial" w:cs="Arial"/>
-          <w:color w:val="252525"/>
-          <w:sz w:val="61"/>
-        </w:rPr>
-      </w:pPr>
-    </w:p>
-    <w:p>
-      <w:pPr>
-        <w:spacing w:after="0" w:line="240" w:lineRule="auto"/>
-      </w:pPr>
-    </w:p>
-    <w:p>
-      <w:pPr>
-        <w:spacing w:after="0" w:line="240" w:lineRule="auto"/>
-        <w:rPr>
-          <w:rFonts w:ascii="Arial" w:eastAsia="Arial" w:hAnsi="Arial" w:cs="Arial"/>
-          <w:color w:val="252525"/>
-          <w:sz w:val="61"/>
-        </w:rPr>
-      </w:pPr>
-      <w:r>
-        <w:rPr>
-          <w:rFonts w:ascii="Arial" w:eastAsia="Arial" w:hAnsi="Arial" w:cs="Arial"/>
-          <w:color w:val="252525"/>
-          <w:sz w:val="61"/>
-        </w:rPr>
-        <w:t xml:space="preserve">Um clique: você baixa o CSV e manda ajustar. </w:t>
-      </w:r>
-      <w:r>
-        <w:rPr>
-          <w:rFonts w:ascii="Arial" w:eastAsia="Arial" w:hAnsi="Arial" w:cs="Arial"/>
-          <w:color w:val="252525"/>
-          <w:sz w:val="61"/>
-        </w:rPr>
-        <w:t>[Mostrar baixando o CSV e abrindo ele]</w:t>
-      </w:r>
-      <w:r>
-        <w:rPr>
-          <w:rFonts w:ascii="Arial" w:eastAsia="Arial" w:hAnsi="Arial" w:cs="Arial"/>
-          <w:color w:val="252525"/>
-          <w:sz w:val="61"/>
-        </w:rPr>
-        <w:t>[PAUSA]</w:t>
-      </w:r>
-    </w:p>
-    <w:p>
-      <w:pPr>
-        <w:spacing w:after="0" w:line="240" w:lineRule="auto"/>
-        <w:rPr>
-          <w:rFonts w:ascii="Arial" w:eastAsia="Arial" w:hAnsi="Arial" w:cs="Arial"/>
-          <w:color w:val="252525"/>
-          <w:sz w:val="61"/>
-        </w:rPr>
-      </w:pPr>
-    </w:p>
-    <w:p>
-      <w:pPr>
-        <w:spacing w:after="0" w:line="240" w:lineRule="auto"/>
-        <w:rPr>
-          <w:rFonts w:ascii="Arial" w:eastAsia="Arial" w:hAnsi="Arial" w:cs="Arial"/>
-          <w:color w:val="252525"/>
-          <w:sz w:val="61"/>
-        </w:rPr>
-      </w:pPr>
-    </w:p>
-    <w:p>
-      <w:pPr>
-        <w:spacing w:after="0" w:line="240" w:lineRule="auto"/>
-        <w:rPr>
-          <w:rFonts w:ascii="Arial" w:eastAsia="Arial" w:hAnsi="Arial" w:cs="Arial"/>
-          <w:color w:val="252525"/>
-          <w:sz w:val="61"/>
-        </w:rPr>
-      </w:pPr>
-    </w:p>
-    <w:p>
-      <w:pPr>
-        <w:spacing w:after="0" w:line="240" w:lineRule="auto"/>
-        <w:rPr>
-          <w:rFonts w:ascii="Arial" w:eastAsia="Arial" w:hAnsi="Arial" w:cs="Arial"/>
-          <w:color w:val="252525"/>
-          <w:sz w:val="61"/>
-        </w:rPr>
-      </w:pPr>
-    </w:p>
-    <w:p>
-      <w:pPr>
-        <w:spacing w:after="0" w:line="240" w:lineRule="auto"/>
-        <w:rPr>
-          <w:rFonts w:ascii="Arial" w:eastAsia="Arial" w:hAnsi="Arial" w:cs="Arial"/>
-          <w:color w:val="252525"/>
-          <w:sz w:val="61"/>
-        </w:rPr>
-      </w:pPr>
-    </w:p>
-    <w:p>
-      <w:pPr>
-        <w:spacing w:after="0" w:line="240" w:lineRule="auto"/>
-      </w:pPr>
-      <w:r>
-        <w:rPr>
-          <w:rFonts w:ascii="Arial" w:eastAsia="Arial" w:hAnsi="Arial" w:cs="Arial"/>
-          <w:color w:val="252525"/>
-          <w:sz w:val="61"/>
-        </w:rPr>
-        <w:t>[VOLTA PARA VOCÊ]</w:t>
-      </w:r>
-    </w:p>
-    <w:p>
-      <w:pPr>
-        <w:spacing w:after="0" w:line="240" w:lineRule="auto"/>
-      </w:pPr>
-    </w:p>
-    <w:p>
-      <w:pPr>
-        <w:spacing w:after="0" w:line="240" w:lineRule="auto"/>
-        <w:rPr>
-          <w:rFonts w:ascii="Arial" w:eastAsia="Arial" w:hAnsi="Arial" w:cs="Arial"/>
-          <w:color w:val="252525"/>
-          <w:sz w:val="61"/>
-        </w:rPr>
-      </w:pPr>
-      <w:r>
-        <w:rPr>
-          <w:rFonts w:ascii="Arial" w:eastAsia="Arial" w:hAnsi="Arial" w:cs="Arial"/>
-          <w:color w:val="252525"/>
-          <w:sz w:val="61"/>
-        </w:rPr>
         <w:t xml:space="preserve">Antes, alguém </w:t>
       </w:r>
       <w:r>
@@ -2170,25 +2108,7 @@
           <w:color w:val="252525"/>
           <w:sz w:val="61"/>
         </w:rPr>
-        <w:t xml:space="preserve">Não é </w:t>
-      </w:r>
-      <w:proofErr w:type="spellStart"/>
-      <w:r>
-        <w:rPr>
-          <w:rFonts w:ascii="Arial" w:eastAsia="Arial" w:hAnsi="Arial" w:cs="Arial"/>
-          <w:color w:val="252525"/>
-          <w:sz w:val="61"/>
-        </w:rPr>
-        <w:t>buzzword</w:t>
-      </w:r>
-      <w:proofErr w:type="spellEnd"/>
-      <w:r>
-        <w:rPr>
-          <w:rFonts w:ascii="Arial" w:eastAsia="Arial" w:hAnsi="Arial" w:cs="Arial"/>
-          <w:color w:val="252525"/>
-          <w:sz w:val="61"/>
-        </w:rPr>
-        <w:t xml:space="preserve"> de IA.</w:t>
+        <w:t>Não é buzzword de IA.</w:t>
       </w:r>
     </w:p>
     <w:p>

--- a/Desafio 2 - Projeto - 11062025/Projeto Final - Artefatos/Narração video.docx
+++ b/Desafio 2 - Projeto - 11062025/Projeto Final - Artefatos/Narração video.docx
@@ -69,7 +69,25 @@
           <w:color w:val="252525"/>
           <w:sz w:val="61"/>
         </w:rPr>
-        <w:t>depois editar no CapCut colocando os prints do sistema nos pontos certos.</w:t>
+        <w:t xml:space="preserve">depois editar no </w:t>
+      </w:r>
+      <w:proofErr w:type="spellStart"/>
+      <w:r>
+        <w:rPr>
+          <w:rFonts w:ascii="Arial" w:eastAsia="Arial" w:hAnsi="Arial" w:cs="Arial"/>
+          <w:color w:val="252525"/>
+          <w:sz w:val="61"/>
+        </w:rPr>
+        <w:t>CapCut</w:t>
+      </w:r>
+      <w:proofErr w:type="spellEnd"/>
+      <w:r>
+        <w:rPr>
+          <w:rFonts w:ascii="Arial" w:eastAsia="Arial" w:hAnsi="Arial" w:cs="Arial"/>
+          <w:color w:val="252525"/>
+          <w:sz w:val="61"/>
+        </w:rPr>
+        <w:t xml:space="preserve"> colocando os prints do sistema nos pontos certos.</w:t>
       </w:r>
     </w:p>
     <w:p>
@@ -1638,7 +1656,43 @@
           <w:color w:val="252525"/>
           <w:sz w:val="61"/>
         </w:rPr>
-        <w:t>A tag &lt;vICMS&gt;</w:t>
+        <w:t xml:space="preserve">A </w:t>
+      </w:r>
+      <w:proofErr w:type="spellStart"/>
+      <w:r>
+        <w:rPr>
+          <w:rFonts w:ascii="Arial" w:eastAsia="Arial" w:hAnsi="Arial" w:cs="Arial"/>
+          <w:color w:val="252525"/>
+          <w:sz w:val="61"/>
+        </w:rPr>
+        <w:t>tag</w:t>
+      </w:r>
+      <w:proofErr w:type="spellEnd"/>
+      <w:r>
+        <w:rPr>
+          <w:rFonts w:ascii="Arial" w:eastAsia="Arial" w:hAnsi="Arial" w:cs="Arial"/>
+          <w:color w:val="252525"/>
+          <w:sz w:val="61"/>
+        </w:rPr>
+        <w:t xml:space="preserve"> &lt;</w:t>
+      </w:r>
+      <w:proofErr w:type="spellStart"/>
+      <w:r>
+        <w:rPr>
+          <w:rFonts w:ascii="Arial" w:eastAsia="Arial" w:hAnsi="Arial" w:cs="Arial"/>
+          <w:color w:val="252525"/>
+          <w:sz w:val="61"/>
+        </w:rPr>
+        <w:t>vICMS</w:t>
+      </w:r>
+      <w:proofErr w:type="spellEnd"/>
+      <w:r>
+        <w:rPr>
+          <w:rFonts w:ascii="Arial" w:eastAsia="Arial" w:hAnsi="Arial" w:cs="Arial"/>
+          <w:color w:val="252525"/>
+          <w:sz w:val="61"/>
+        </w:rPr>
+        <w:t>&gt;</w:t>
       </w:r>
       <w:r>
         <w:rPr>
@@ -1654,15 +1708,51 @@
           <w:color w:val="252525"/>
           <w:sz w:val="61"/>
         </w:rPr>
-        <w:t xml:space="preserve">do arquivo xml, </w:t>
-      </w:r>
-      <w:r>
-        <w:rPr>
-          <w:rFonts w:ascii="Arial" w:eastAsia="Arial" w:hAnsi="Arial" w:cs="Arial"/>
-          <w:color w:val="252525"/>
-          <w:sz w:val="61"/>
-        </w:rPr>
-        <w:t xml:space="preserve">no totalizador (&lt;ICMSTot&gt;) está incorreta, indicando apenas R$ 18,00, </w:t>
+        <w:t xml:space="preserve">do arquivo </w:t>
+      </w:r>
+      <w:proofErr w:type="spellStart"/>
+      <w:r>
+        <w:rPr>
+          <w:rFonts w:ascii="Arial" w:eastAsia="Arial" w:hAnsi="Arial" w:cs="Arial"/>
+          <w:color w:val="252525"/>
+          <w:sz w:val="61"/>
+        </w:rPr>
+        <w:t>xml</w:t>
+      </w:r>
+      <w:proofErr w:type="spellEnd"/>
+      <w:r>
+        <w:rPr>
+          <w:rFonts w:ascii="Arial" w:eastAsia="Arial" w:hAnsi="Arial" w:cs="Arial"/>
+          <w:color w:val="252525"/>
+          <w:sz w:val="61"/>
+        </w:rPr>
+        <w:t xml:space="preserve">, </w:t>
+      </w:r>
+      <w:r>
+        <w:rPr>
+          <w:rFonts w:ascii="Arial" w:eastAsia="Arial" w:hAnsi="Arial" w:cs="Arial"/>
+          <w:color w:val="252525"/>
+          <w:sz w:val="61"/>
+        </w:rPr>
+        <w:t>no totalizador (&lt;</w:t>
+      </w:r>
+      <w:proofErr w:type="spellStart"/>
+      <w:r>
+        <w:rPr>
+          <w:rFonts w:ascii="Arial" w:eastAsia="Arial" w:hAnsi="Arial" w:cs="Arial"/>
+          <w:color w:val="252525"/>
+          <w:sz w:val="61"/>
+        </w:rPr>
+        <w:t>ICMSTot</w:t>
+      </w:r>
+      <w:proofErr w:type="spellEnd"/>
+      <w:r>
+        <w:rPr>
+          <w:rFonts w:ascii="Arial" w:eastAsia="Arial" w:hAnsi="Arial" w:cs="Arial"/>
+          <w:color w:val="252525"/>
+          <w:sz w:val="61"/>
+        </w:rPr>
+        <w:t xml:space="preserve">&gt;) está incorreta, indicando apenas R$ 18,00, </w:t>
       </w:r>
       <w:r>
         <w:rPr>
@@ -1852,64 +1942,56 @@
           <w:sz w:val="61"/>
         </w:rPr>
       </w:pPr>
-      <w:r>
-        <w:rPr>
-          <w:rFonts w:ascii="Arial" w:eastAsia="Arial" w:hAnsi="Arial" w:cs="Arial"/>
-          <w:color w:val="252525"/>
-          <w:sz w:val="61"/>
-        </w:rPr>
-        <w:t xml:space="preserve">[PRINT </w:t>
-      </w:r>
-      <w:r>
-        <w:rPr>
-          <w:rFonts w:ascii="Arial" w:eastAsia="Arial" w:hAnsi="Arial" w:cs="Arial"/>
-          <w:color w:val="252525"/>
-          <w:sz w:val="61"/>
-        </w:rPr>
-        <w:t>6</w:t>
-      </w:r>
-      <w:r>
-        <w:rPr>
-          <w:rFonts w:ascii="Arial" w:eastAsia="Arial" w:hAnsi="Arial" w:cs="Arial"/>
-          <w:color w:val="252525"/>
-          <w:sz w:val="61"/>
-        </w:rPr>
-        <w:t xml:space="preserve"> – </w:t>
-      </w:r>
-      <w:r>
-        <w:rPr>
-          <w:rFonts w:ascii="Arial" w:eastAsia="Arial" w:hAnsi="Arial" w:cs="Arial"/>
-          <w:color w:val="252525"/>
-          <w:sz w:val="61"/>
-        </w:rPr>
-        <w:t xml:space="preserve">VOLTA PARA A TELA DO AGENTE E MOSTRA </w:t>
-      </w:r>
-      <w:r>
-        <w:rPr>
-          <w:rFonts w:ascii="Arial" w:eastAsia="Arial" w:hAnsi="Arial" w:cs="Arial"/>
-          <w:color w:val="252525"/>
-          <w:sz w:val="61"/>
-        </w:rPr>
-        <w:t>BAIXANDO O CSV</w:t>
-      </w:r>
-      <w:r>
-        <w:rPr>
-          <w:rFonts w:ascii="Arial" w:eastAsia="Arial" w:hAnsi="Arial" w:cs="Arial"/>
-          <w:color w:val="252525"/>
-          <w:sz w:val="61"/>
-        </w:rPr>
-        <w:t>]</w:t>
-      </w:r>
-    </w:p>
-    <w:p>
-      <w:pPr>
-        <w:spacing w:after="0" w:line="240" w:lineRule="auto"/>
-        <w:rPr>
-          <w:rFonts w:ascii="Arial" w:eastAsia="Arial" w:hAnsi="Arial" w:cs="Arial"/>
-          <w:color w:val="252525"/>
-          <w:sz w:val="61"/>
-        </w:rPr>
-      </w:pPr>
+      <w:hyperlink r:id="rId10" w:history="1">
+        <w:r>
+          <w:rPr>
+            <w:rStyle w:val="Hyperlink"/>
+            <w:rFonts w:ascii="Arial" w:eastAsia="Arial" w:hAnsi="Arial" w:cs="Arial"/>
+            <w:sz w:val="61"/>
+          </w:rPr>
+          <w:t xml:space="preserve">[PRINT </w:t>
+        </w:r>
+        <w:r>
+          <w:rPr>
+            <w:rStyle w:val="Hyperlink"/>
+            <w:rFonts w:ascii="Arial" w:eastAsia="Arial" w:hAnsi="Arial" w:cs="Arial"/>
+            <w:sz w:val="61"/>
+          </w:rPr>
+          <w:t>6</w:t>
+        </w:r>
+        <w:r>
+          <w:rPr>
+            <w:rStyle w:val="Hyperlink"/>
+            <w:rFonts w:ascii="Arial" w:eastAsia="Arial" w:hAnsi="Arial" w:cs="Arial"/>
+            <w:sz w:val="61"/>
+          </w:rPr>
+          <w:t xml:space="preserve"> – </w:t>
+        </w:r>
+        <w:r>
+          <w:rPr>
+            <w:rStyle w:val="Hyperlink"/>
+            <w:rFonts w:ascii="Arial" w:eastAsia="Arial" w:hAnsi="Arial" w:cs="Arial"/>
+            <w:sz w:val="61"/>
+          </w:rPr>
+          <w:t xml:space="preserve">VOLTA PARA A TELA DO AGENTE E MOSTRA </w:t>
+        </w:r>
+        <w:r>
+          <w:rPr>
+            <w:rStyle w:val="Hyperlink"/>
+            <w:rFonts w:ascii="Arial" w:eastAsia="Arial" w:hAnsi="Arial" w:cs="Arial"/>
+            <w:sz w:val="61"/>
+          </w:rPr>
+          <w:t>BAIXANDO O CSV</w:t>
+        </w:r>
+        <w:r>
+          <w:rPr>
+            <w:rStyle w:val="Hyperlink"/>
+            <w:rFonts w:ascii="Arial" w:eastAsia="Arial" w:hAnsi="Arial" w:cs="Arial"/>
+            <w:sz w:val="61"/>
+          </w:rPr>
+          <w:t>]</w:t>
+        </w:r>
+      </w:hyperlink>
     </w:p>
     <w:p>
       <w:pPr>
@@ -2108,7 +2190,25 @@
           <w:color w:val="252525"/>
           <w:sz w:val="61"/>
         </w:rPr>
-        <w:t>Não é buzzword de IA.</w:t>
+        <w:t xml:space="preserve">Não é </w:t>
+      </w:r>
+      <w:proofErr w:type="spellStart"/>
+      <w:r>
+        <w:rPr>
+          <w:rFonts w:ascii="Arial" w:eastAsia="Arial" w:hAnsi="Arial" w:cs="Arial"/>
+          <w:color w:val="252525"/>
+          <w:sz w:val="61"/>
+        </w:rPr>
+        <w:t>buzzword</w:t>
+      </w:r>
+      <w:proofErr w:type="spellEnd"/>
+      <w:r>
+        <w:rPr>
+          <w:rFonts w:ascii="Arial" w:eastAsia="Arial" w:hAnsi="Arial" w:cs="Arial"/>
+          <w:color w:val="252525"/>
+          <w:sz w:val="61"/>
+        </w:rPr>
+        <w:t xml:space="preserve"> de IA.</w:t>
       </w:r>
     </w:p>
     <w:p>

--- a/Desafio 2 - Projeto - 11062025/Projeto Final - Artefatos/Narração video.docx
+++ b/Desafio 2 - Projeto - 11062025/Projeto Final - Artefatos/Narração video.docx
@@ -1942,56 +1942,93 @@
           <w:sz w:val="61"/>
         </w:rPr>
       </w:pPr>
-      <w:hyperlink r:id="rId10" w:history="1">
-        <w:r>
-          <w:rPr>
-            <w:rStyle w:val="Hyperlink"/>
-            <w:rFonts w:ascii="Arial" w:eastAsia="Arial" w:hAnsi="Arial" w:cs="Arial"/>
-            <w:sz w:val="61"/>
-          </w:rPr>
-          <w:t xml:space="preserve">[PRINT </w:t>
-        </w:r>
-        <w:r>
-          <w:rPr>
-            <w:rStyle w:val="Hyperlink"/>
-            <w:rFonts w:ascii="Arial" w:eastAsia="Arial" w:hAnsi="Arial" w:cs="Arial"/>
-            <w:sz w:val="61"/>
-          </w:rPr>
-          <w:t>6</w:t>
-        </w:r>
-        <w:r>
-          <w:rPr>
-            <w:rStyle w:val="Hyperlink"/>
-            <w:rFonts w:ascii="Arial" w:eastAsia="Arial" w:hAnsi="Arial" w:cs="Arial"/>
-            <w:sz w:val="61"/>
-          </w:rPr>
-          <w:t xml:space="preserve"> – </w:t>
-        </w:r>
-        <w:r>
-          <w:rPr>
-            <w:rStyle w:val="Hyperlink"/>
-            <w:rFonts w:ascii="Arial" w:eastAsia="Arial" w:hAnsi="Arial" w:cs="Arial"/>
-            <w:sz w:val="61"/>
-          </w:rPr>
-          <w:t xml:space="preserve">VOLTA PARA A TELA DO AGENTE E MOSTRA </w:t>
-        </w:r>
-        <w:r>
-          <w:rPr>
-            <w:rStyle w:val="Hyperlink"/>
-            <w:rFonts w:ascii="Arial" w:eastAsia="Arial" w:hAnsi="Arial" w:cs="Arial"/>
-            <w:sz w:val="61"/>
-          </w:rPr>
-          <w:t>BAIXANDO O CSV</w:t>
-        </w:r>
-        <w:r>
-          <w:rPr>
-            <w:rStyle w:val="Hyperlink"/>
-            <w:rFonts w:ascii="Arial" w:eastAsia="Arial" w:hAnsi="Arial" w:cs="Arial"/>
-            <w:sz w:val="61"/>
-          </w:rPr>
-          <w:t>]</w:t>
-        </w:r>
-      </w:hyperlink>
+      <w:r>
+        <w:rPr>
+          <w:rFonts w:ascii="Arial" w:eastAsia="Arial" w:hAnsi="Arial" w:cs="Arial"/>
+          <w:color w:val="252525"/>
+          <w:sz w:val="61"/>
+        </w:rPr>
+        <w:fldChar w:fldCharType="begin"/>
+      </w:r>
+      <w:r>
+        <w:rPr>
+          <w:rFonts w:ascii="Arial" w:eastAsia="Arial" w:hAnsi="Arial" w:cs="Arial"/>
+          <w:color w:val="252525"/>
+          <w:sz w:val="61"/>
+        </w:rPr>
+        <w:instrText xml:space="preserve"> HYPERLINK "https://github.com/ajndantas/I2A2-Grupo_01/raw/refs/heads/master/Desafio%202%20-%20Projeto%20-%2011062025/Vers%C3%B5es%20Pitch-Deck/Print%206.mp4" </w:instrText>
+      </w:r>
+      <w:r>
+        <w:rPr>
+          <w:rFonts w:ascii="Arial" w:eastAsia="Arial" w:hAnsi="Arial" w:cs="Arial"/>
+          <w:color w:val="252525"/>
+          <w:sz w:val="61"/>
+        </w:rPr>
+      </w:r>
+      <w:r>
+        <w:rPr>
+          <w:rFonts w:ascii="Arial" w:eastAsia="Arial" w:hAnsi="Arial" w:cs="Arial"/>
+          <w:color w:val="252525"/>
+          <w:sz w:val="61"/>
+        </w:rPr>
+        <w:fldChar w:fldCharType="separate"/>
+      </w:r>
+      <w:r>
+        <w:rPr>
+          <w:rStyle w:val="Hyperlink"/>
+          <w:rFonts w:ascii="Arial" w:eastAsia="Arial" w:hAnsi="Arial" w:cs="Arial"/>
+          <w:sz w:val="61"/>
+        </w:rPr>
+        <w:t xml:space="preserve">[PRINT </w:t>
+      </w:r>
+      <w:r>
+        <w:rPr>
+          <w:rStyle w:val="Hyperlink"/>
+          <w:rFonts w:ascii="Arial" w:eastAsia="Arial" w:hAnsi="Arial" w:cs="Arial"/>
+          <w:sz w:val="61"/>
+        </w:rPr>
+        <w:t>6</w:t>
+      </w:r>
+      <w:r>
+        <w:rPr>
+          <w:rStyle w:val="Hyperlink"/>
+          <w:rFonts w:ascii="Arial" w:eastAsia="Arial" w:hAnsi="Arial" w:cs="Arial"/>
+          <w:sz w:val="61"/>
+        </w:rPr>
+        <w:t xml:space="preserve"> – </w:t>
+      </w:r>
+      <w:r>
+        <w:rPr>
+          <w:rStyle w:val="Hyperlink"/>
+          <w:rFonts w:ascii="Arial" w:eastAsia="Arial" w:hAnsi="Arial" w:cs="Arial"/>
+          <w:sz w:val="61"/>
+        </w:rPr>
+        <w:t xml:space="preserve">VOLTA PARA A TELA DO AGENTE E MOSTRA </w:t>
+      </w:r>
+      <w:r>
+        <w:rPr>
+          <w:rStyle w:val="Hyperlink"/>
+          <w:rFonts w:ascii="Arial" w:eastAsia="Arial" w:hAnsi="Arial" w:cs="Arial"/>
+          <w:sz w:val="61"/>
+        </w:rPr>
+        <w:t>BAIXANDO O CSV</w:t>
+      </w:r>
+      <w:r>
+        <w:rPr>
+          <w:rStyle w:val="Hyperlink"/>
+          <w:rFonts w:ascii="Arial" w:eastAsia="Arial" w:hAnsi="Arial" w:cs="Arial"/>
+          <w:sz w:val="61"/>
+        </w:rPr>
+        <w:t>]</w:t>
+      </w:r>
+      <w:r>
+        <w:rPr>
+          <w:rFonts w:ascii="Arial" w:eastAsia="Arial" w:hAnsi="Arial" w:cs="Arial"/>
+          <w:color w:val="252525"/>
+          <w:sz w:val="61"/>
+        </w:rPr>
+        <w:fldChar w:fldCharType="end"/>
+      </w:r>
     </w:p>
     <w:p>
       <w:pPr>
@@ -2021,15 +2058,33 @@
           <w:color w:val="252525"/>
           <w:sz w:val="61"/>
         </w:rPr>
-        <w:t>[Mostrar baixando o CSV e abrindo ele]</w:t>
-      </w:r>
-      <w:r>
-        <w:rPr>
-          <w:rFonts w:ascii="Arial" w:eastAsia="Arial" w:hAnsi="Arial" w:cs="Arial"/>
-          <w:color w:val="252525"/>
-          <w:sz w:val="61"/>
-        </w:rPr>
-        <w:t>[PAUSA]</w:t>
+        <w:t xml:space="preserve">[Mostrar baixando o CSV e abrindo </w:t>
+      </w:r>
+      <w:proofErr w:type="gramStart"/>
+      <w:r>
+        <w:rPr>
+          <w:rFonts w:ascii="Arial" w:eastAsia="Arial" w:hAnsi="Arial" w:cs="Arial"/>
+          <w:color w:val="252525"/>
+          <w:sz w:val="61"/>
+        </w:rPr>
+        <w:t>ele]</w:t>
+      </w:r>
+      <w:r>
+        <w:rPr>
+          <w:rFonts w:ascii="Arial" w:eastAsia="Arial" w:hAnsi="Arial" w:cs="Arial"/>
+          <w:color w:val="252525"/>
+          <w:sz w:val="61"/>
+        </w:rPr>
+        <w:t>[</w:t>
+      </w:r>
+      <w:proofErr w:type="gramEnd"/>
+      <w:r>
+        <w:rPr>
+          <w:rFonts w:ascii="Arial" w:eastAsia="Arial" w:hAnsi="Arial" w:cs="Arial"/>
+          <w:color w:val="252525"/>
+          <w:sz w:val="61"/>
+        </w:rPr>
+        <w:t>PAUSA]</w:t>
       </w:r>
     </w:p>
     <w:p>
